--- a/ЛР1, Семениченко В.Е., АСУб-22-1.docx
+++ b/ЛР1, Семениченко В.Е., АСУб-22-1.docx
@@ -5,7 +5,7 @@
     <w:sdt>
       <w:sdtPr>
         <w:rPr>
-          <w:rFonts w:asciiTheme="minorHAnsi" w:eastAsiaTheme="minorHAnsi" w:hAnsiTheme="minorHAnsi" w:cstheme="minorBidi"/>
+          <w:rFonts w:ascii="Times New Roman" w:eastAsiaTheme="minorHAnsi" w:hAnsi="Times New Roman" w:cs="Times New Roman"/>
           <w:b/>
           <w:bCs/>
           <w:color w:val="auto"/>
@@ -25,6 +25,7 @@
         <w:p>
           <w:pPr>
             <w:pStyle w:val="ad"/>
+            <w:spacing w:before="0" w:after="80" w:line="240" w:lineRule="auto"/>
             <w:jc w:val="center"/>
             <w:rPr>
               <w:rFonts w:ascii="Times New Roman" w:hAnsi="Times New Roman" w:cs="Times New Roman"/>
@@ -53,6 +54,7 @@
             <w:tabs>
               <w:tab w:val="right" w:leader="dot" w:pos="9345"/>
             </w:tabs>
+            <w:spacing w:after="80" w:line="240" w:lineRule="auto"/>
             <w:rPr>
               <w:rFonts w:ascii="Times New Roman" w:eastAsiaTheme="minorEastAsia" w:hAnsi="Times New Roman" w:cs="Times New Roman"/>
               <w:noProof/>
@@ -174,6 +176,7 @@
               <w:tab w:val="left" w:pos="480"/>
               <w:tab w:val="right" w:leader="dot" w:pos="9345"/>
             </w:tabs>
+            <w:spacing w:after="80" w:line="240" w:lineRule="auto"/>
             <w:rPr>
               <w:rFonts w:ascii="Times New Roman" w:eastAsiaTheme="minorEastAsia" w:hAnsi="Times New Roman" w:cs="Times New Roman"/>
               <w:noProof/>
@@ -291,6 +294,7 @@
               <w:tab w:val="left" w:pos="960"/>
               <w:tab w:val="right" w:leader="dot" w:pos="9345"/>
             </w:tabs>
+            <w:spacing w:after="80" w:line="240" w:lineRule="auto"/>
             <w:rPr>
               <w:rFonts w:ascii="Times New Roman" w:eastAsiaTheme="minorEastAsia" w:hAnsi="Times New Roman" w:cs="Times New Roman"/>
               <w:noProof/>
@@ -408,6 +412,7 @@
               <w:tab w:val="left" w:pos="960"/>
               <w:tab w:val="right" w:leader="dot" w:pos="9345"/>
             </w:tabs>
+            <w:spacing w:after="80" w:line="240" w:lineRule="auto"/>
             <w:rPr>
               <w:rFonts w:ascii="Times New Roman" w:eastAsiaTheme="minorEastAsia" w:hAnsi="Times New Roman" w:cs="Times New Roman"/>
               <w:noProof/>
@@ -525,6 +530,7 @@
               <w:tab w:val="left" w:pos="960"/>
               <w:tab w:val="right" w:leader="dot" w:pos="9345"/>
             </w:tabs>
+            <w:spacing w:after="80" w:line="240" w:lineRule="auto"/>
             <w:rPr>
               <w:rFonts w:ascii="Times New Roman" w:eastAsiaTheme="minorEastAsia" w:hAnsi="Times New Roman" w:cs="Times New Roman"/>
               <w:noProof/>
@@ -654,6 +660,7 @@
               <w:tab w:val="left" w:pos="960"/>
               <w:tab w:val="right" w:leader="dot" w:pos="9345"/>
             </w:tabs>
+            <w:spacing w:after="80" w:line="240" w:lineRule="auto"/>
             <w:rPr>
               <w:rFonts w:ascii="Times New Roman" w:eastAsiaTheme="minorEastAsia" w:hAnsi="Times New Roman" w:cs="Times New Roman"/>
               <w:noProof/>
@@ -771,6 +778,7 @@
               <w:tab w:val="left" w:pos="960"/>
               <w:tab w:val="right" w:leader="dot" w:pos="9345"/>
             </w:tabs>
+            <w:spacing w:after="80" w:line="240" w:lineRule="auto"/>
             <w:rPr>
               <w:rFonts w:ascii="Times New Roman" w:eastAsiaTheme="minorEastAsia" w:hAnsi="Times New Roman" w:cs="Times New Roman"/>
               <w:noProof/>
@@ -882,6 +890,12 @@
           </w:hyperlink>
         </w:p>
         <w:p>
+          <w:pPr>
+            <w:spacing w:after="80" w:line="240" w:lineRule="auto"/>
+            <w:rPr>
+              <w:rFonts w:ascii="Times New Roman" w:hAnsi="Times New Roman" w:cs="Times New Roman"/>
+            </w:rPr>
+          </w:pPr>
           <w:r>
             <w:rPr>
               <w:rFonts w:ascii="Times New Roman" w:hAnsi="Times New Roman" w:cs="Times New Roman"/>
@@ -897,6 +911,7 @@
     </w:sdt>
     <w:p>
       <w:pPr>
+        <w:spacing w:after="80" w:line="240" w:lineRule="auto"/>
         <w:rPr>
           <w:rFonts w:ascii="Times New Roman" w:hAnsi="Times New Roman" w:cs="Times New Roman"/>
           <w:b/>
@@ -908,6 +923,7 @@
     </w:p>
     <w:p>
       <w:pPr>
+        <w:spacing w:after="80" w:line="240" w:lineRule="auto"/>
         <w:rPr>
           <w:rFonts w:ascii="Times New Roman" w:hAnsi="Times New Roman" w:cs="Times New Roman"/>
           <w:b/>
@@ -931,6 +947,7 @@
     <w:p>
       <w:pPr>
         <w:pStyle w:val="1"/>
+        <w:spacing w:before="0" w:line="240" w:lineRule="auto"/>
         <w:jc w:val="center"/>
         <w:rPr>
           <w:rFonts w:cs="Times New Roman"/>
@@ -950,7 +967,7 @@
     </w:p>
     <w:p>
       <w:pPr>
-        <w:spacing w:line="240" w:lineRule="auto"/>
+        <w:spacing w:after="80" w:line="240" w:lineRule="auto"/>
         <w:ind w:firstLine="709"/>
         <w:jc w:val="both"/>
         <w:rPr>
@@ -965,12 +982,28 @@
           <w:sz w:val="28"/>
           <w:szCs w:val="28"/>
         </w:rPr>
-        <w:t>Озеро Байкал — уникальный природный объект, внесённый в список Всемирного природного наследия ЮНЕСКО в 1996 году. Оно является самым глубоким озером планеты (максимальная глубина 1642 м), содержит около 19–20 % мировых запасов пресной поверхностной воды и отличается исключительным биоразнообразием: более 2500 видов животных и около 1000 видов растений, из которых свыше 70 % являются эндемиками. Экосистема Байкала крайне чувствительна к антропогенному воздействию, а период полного водообмена составляет около 377–400 лет, что делает любое загрязнение практически необратимым в течение жизни нескольких поколений.</w:t>
-      </w:r>
-    </w:p>
-    <w:p>
-      <w:pPr>
-        <w:spacing w:line="240" w:lineRule="auto"/>
+        <w:t xml:space="preserve">Озеро Байкал </w:t>
+      </w:r>
+      <w:r>
+        <w:rPr>
+          <w:rFonts w:ascii="Times New Roman" w:hAnsi="Times New Roman" w:cs="Times New Roman"/>
+          <w:sz w:val="28"/>
+          <w:szCs w:val="28"/>
+        </w:rPr>
+        <w:t>–</w:t>
+      </w:r>
+      <w:r>
+        <w:rPr>
+          <w:rFonts w:ascii="Times New Roman" w:hAnsi="Times New Roman" w:cs="Times New Roman"/>
+          <w:sz w:val="28"/>
+          <w:szCs w:val="28"/>
+        </w:rPr>
+        <w:t xml:space="preserve"> уникальный природный объект, внесённый в список Всемирного природного наследия ЮНЕСКО в 1996 году. Оно является самым глубоким озером планеты (максимальная глубина 1642 м), содержит около 19–20 % мировых запасов пресной поверхностной воды и отличается исключительным биоразнообразием: более 2500 видов животных и около 1000 видов растений, из которых свыше 70 % являются эндемиками. Экосистема Байкала крайне чувствительна к антропогенному воздействию, а период полного водообмена составляет около 377–400 лет, что делает любое загрязнение практически необратимым в течение жизни нескольких поколений.</w:t>
+      </w:r>
+    </w:p>
+    <w:p>
+      <w:pPr>
+        <w:spacing w:after="80" w:line="240" w:lineRule="auto"/>
         <w:ind w:firstLine="709"/>
         <w:jc w:val="both"/>
         <w:rPr>
@@ -985,12 +1018,52 @@
           <w:sz w:val="28"/>
           <w:szCs w:val="28"/>
         </w:rPr>
-        <w:t>Одной из наиболее острых экологических угроз в последние десятилетия стал пластиковый мусор. По данным научных экспедиций и волонтёрских акций («Чистый Байкал», «360 минут ради Байкала», проекты Эн+ Group и фонда «Озеро Байкал»), ежегодно на берегах и в прибрежной зоне озера скапливаются тысячи тонн отходов, из которых значительную долю составляют одноразовый пластик (бутылки, пакеты, упаковка, рыболовные сети и микропластик). Пластик не только портит ландшафт и угрожает туристической привлекательности региона, но и напрямую влияет на здоровье экосистемы: животные путаются в сетях и погибают, проглатывают фрагменты пластика, микропластик накапливается в пищевых цепях, включая рыбу, которую употребляют в пищу люди.</w:t>
-      </w:r>
-    </w:p>
-    <w:p>
-      <w:pPr>
-        <w:spacing w:line="240" w:lineRule="auto"/>
+        <w:t>Одной из наиболее острых экологических угроз в последние десятилетия стал пластиковый мусор. По данным научных экспедиций и волонтёрских акций</w:t>
+      </w:r>
+      <w:r>
+        <w:rPr>
+          <w:rFonts w:ascii="Times New Roman" w:hAnsi="Times New Roman" w:cs="Times New Roman"/>
+          <w:sz w:val="28"/>
+          <w:szCs w:val="28"/>
+        </w:rPr>
+        <w:t xml:space="preserve"> </w:t>
+      </w:r>
+      <w:r>
+        <w:rPr>
+          <w:rFonts w:ascii="Times New Roman" w:hAnsi="Times New Roman" w:cs="Times New Roman"/>
+          <w:sz w:val="28"/>
+          <w:szCs w:val="28"/>
+        </w:rPr>
+        <w:t>таких как</w:t>
+      </w:r>
+      <w:r>
+        <w:rPr>
+          <w:rFonts w:ascii="Times New Roman" w:hAnsi="Times New Roman" w:cs="Times New Roman"/>
+          <w:sz w:val="28"/>
+          <w:szCs w:val="28"/>
+        </w:rPr>
+        <w:t xml:space="preserve"> «Чистый Байкал», «360 минут ради Байкала», проекты Эн+ Group и фонда «Озеро Байкал», ежегодно на берегах и в прибрежной зоне озера скапливаются тысячи тонн отходов, из которых значительную долю составляют одноразовый пластик</w:t>
+      </w:r>
+      <w:r>
+        <w:rPr>
+          <w:rFonts w:ascii="Times New Roman" w:hAnsi="Times New Roman" w:cs="Times New Roman"/>
+          <w:sz w:val="28"/>
+          <w:szCs w:val="28"/>
+        </w:rPr>
+        <w:t xml:space="preserve">. </w:t>
+      </w:r>
+      <w:r>
+        <w:rPr>
+          <w:rFonts w:ascii="Times New Roman" w:hAnsi="Times New Roman" w:cs="Times New Roman"/>
+          <w:sz w:val="28"/>
+          <w:szCs w:val="28"/>
+        </w:rPr>
+        <w:t>Пластик не только портит ландшафт и угрожает туристической привлекательности региона, но и напрямую влияет на здоровье экосистемы: животные путаются в сетях и погибают, проглатывают фрагменты пластика, микропластик накапливается в пищевых цепях, включая рыбу, которую употребляют в пищу люди.</w:t>
+      </w:r>
+    </w:p>
+    <w:p>
+      <w:pPr>
+        <w:spacing w:after="80" w:line="240" w:lineRule="auto"/>
         <w:ind w:firstLine="709"/>
         <w:jc w:val="both"/>
         <w:rPr>
@@ -1005,7 +1078,24 @@
           <w:sz w:val="28"/>
           <w:szCs w:val="28"/>
         </w:rPr>
-        <w:t>Несмотря на активную работу волонтёров, государственных органов и крупных компаний, систематический учёт и мониторинг мест скопления мусора до сих пор остаётся слабым местом. Основные проблемы:</w:t>
+        <w:t xml:space="preserve">Несмотря на активную работу волонтёров, государственных органов и крупных компаний, систематический учёт и мониторинг мест скопления мусора до сих пор остаётся слабым местом. </w:t>
+      </w:r>
+      <w:r>
+        <w:rPr>
+          <w:rFonts w:ascii="Times New Roman" w:hAnsi="Times New Roman" w:cs="Times New Roman"/>
+          <w:sz w:val="28"/>
+          <w:szCs w:val="28"/>
+        </w:rPr>
+        <w:t>В связи с этим возникаю следующие проблемы</w:t>
+      </w:r>
+      <w:r>
+        <w:rPr>
+          <w:rFonts w:ascii="Times New Roman" w:hAnsi="Times New Roman" w:cs="Times New Roman"/>
+          <w:sz w:val="28"/>
+          <w:szCs w:val="28"/>
+          <w:lang w:val="en-US"/>
+        </w:rPr>
+        <w:t>:</w:t>
       </w:r>
       <w:r>
         <w:rPr>
@@ -1022,7 +1112,7 @@
           <w:ilvl w:val="0"/>
           <w:numId w:val="2"/>
         </w:numPr>
-        <w:spacing w:line="240" w:lineRule="auto"/>
+        <w:spacing w:after="80" w:line="240" w:lineRule="auto"/>
         <w:ind w:firstLine="709"/>
         <w:jc w:val="both"/>
         <w:rPr>
@@ -1046,7 +1136,7 @@
           <w:ilvl w:val="0"/>
           <w:numId w:val="2"/>
         </w:numPr>
-        <w:spacing w:line="240" w:lineRule="auto"/>
+        <w:spacing w:after="80" w:line="240" w:lineRule="auto"/>
         <w:ind w:firstLine="709"/>
         <w:jc w:val="both"/>
         <w:rPr>
@@ -1070,7 +1160,7 @@
           <w:ilvl w:val="0"/>
           <w:numId w:val="2"/>
         </w:numPr>
-        <w:spacing w:line="240" w:lineRule="auto"/>
+        <w:spacing w:after="80" w:line="240" w:lineRule="auto"/>
         <w:ind w:firstLine="709"/>
         <w:jc w:val="both"/>
         <w:rPr>
@@ -1094,7 +1184,7 @@
           <w:ilvl w:val="0"/>
           <w:numId w:val="2"/>
         </w:numPr>
-        <w:spacing w:line="240" w:lineRule="auto"/>
+        <w:spacing w:after="80" w:line="240" w:lineRule="auto"/>
         <w:ind w:firstLine="709"/>
         <w:jc w:val="both"/>
         <w:rPr>
@@ -1109,12 +1199,12 @@
           <w:sz w:val="28"/>
           <w:szCs w:val="28"/>
         </w:rPr>
-        <w:t>Отсутствие мотивации у людей сообщать о найденном мусоре (процесс кажется бюрократическим и «бесполезным»).</w:t>
-      </w:r>
-    </w:p>
-    <w:p>
-      <w:pPr>
-        <w:spacing w:line="240" w:lineRule="auto"/>
+        <w:t>Отсутствие мотивации у людей сообщать о найденном мусоре.</w:t>
+      </w:r>
+    </w:p>
+    <w:p>
+      <w:pPr>
+        <w:spacing w:after="80" w:line="240" w:lineRule="auto"/>
         <w:ind w:firstLine="709"/>
         <w:jc w:val="both"/>
         <w:rPr>
@@ -1129,7 +1219,55 @@
           <w:sz w:val="28"/>
           <w:szCs w:val="28"/>
         </w:rPr>
-        <w:t xml:space="preserve">Современные мобильные технологии и подход геймификации успешно доказали свою эффективность в решении подобных задач по всему миру (примеры: </w:t>
+        <w:t>Современные мобильные технологии и подход геймификации успешно доказали свою эффективность в решении подобных задач по всему миру</w:t>
+      </w:r>
+      <w:r>
+        <w:rPr>
+          <w:rFonts w:ascii="Times New Roman" w:hAnsi="Times New Roman" w:cs="Times New Roman"/>
+          <w:sz w:val="28"/>
+          <w:szCs w:val="28"/>
+        </w:rPr>
+        <w:t>,</w:t>
+      </w:r>
+      <w:r>
+        <w:rPr>
+          <w:rFonts w:ascii="Times New Roman" w:hAnsi="Times New Roman" w:cs="Times New Roman"/>
+          <w:sz w:val="28"/>
+          <w:szCs w:val="28"/>
+        </w:rPr>
+        <w:t xml:space="preserve"> </w:t>
+      </w:r>
+      <w:r>
+        <w:rPr>
+          <w:rFonts w:ascii="Times New Roman" w:hAnsi="Times New Roman" w:cs="Times New Roman"/>
+          <w:sz w:val="28"/>
+          <w:szCs w:val="28"/>
+        </w:rPr>
+        <w:t>на</w:t>
+      </w:r>
+      <w:r>
+        <w:rPr>
+          <w:rFonts w:ascii="Times New Roman" w:hAnsi="Times New Roman" w:cs="Times New Roman"/>
+          <w:sz w:val="28"/>
+          <w:szCs w:val="28"/>
+        </w:rPr>
+        <w:t>пример</w:t>
+      </w:r>
+      <w:r>
+        <w:rPr>
+          <w:rFonts w:ascii="Times New Roman" w:hAnsi="Times New Roman" w:cs="Times New Roman"/>
+          <w:sz w:val="28"/>
+          <w:szCs w:val="28"/>
+        </w:rPr>
+        <w:t>,</w:t>
+      </w:r>
+      <w:r>
+        <w:rPr>
+          <w:rFonts w:ascii="Times New Roman" w:hAnsi="Times New Roman" w:cs="Times New Roman"/>
+          <w:sz w:val="28"/>
+          <w:szCs w:val="28"/>
+        </w:rPr>
+        <w:t xml:space="preserve"> </w:t>
       </w:r>
       <w:proofErr w:type="spellStart"/>
       <w:r>
@@ -1147,7 +1285,7 @@
           <w:sz w:val="28"/>
           <w:szCs w:val="28"/>
         </w:rPr>
-        <w:t xml:space="preserve"> (США), Marine </w:t>
+        <w:t xml:space="preserve">, Marine </w:t>
       </w:r>
       <w:proofErr w:type="spellStart"/>
       <w:r>
@@ -1183,7 +1321,7 @@
           <w:sz w:val="28"/>
           <w:szCs w:val="28"/>
         </w:rPr>
-        <w:t xml:space="preserve"> (NOAA), </w:t>
+        <w:t xml:space="preserve">, </w:t>
       </w:r>
       <w:proofErr w:type="spellStart"/>
       <w:r>
@@ -1219,25 +1357,7 @@
           <w:sz w:val="28"/>
           <w:szCs w:val="28"/>
         </w:rPr>
-        <w:t xml:space="preserve"> (Ocean </w:t>
-      </w:r>
-      <w:proofErr w:type="spellStart"/>
-      <w:r>
-        <w:rPr>
-          <w:rFonts w:ascii="Times New Roman" w:hAnsi="Times New Roman" w:cs="Times New Roman"/>
-          <w:sz w:val="28"/>
-          <w:szCs w:val="28"/>
-        </w:rPr>
-        <w:t>Conservancy</w:t>
-      </w:r>
-      <w:proofErr w:type="spellEnd"/>
-      <w:r>
-        <w:rPr>
-          <w:rFonts w:ascii="Times New Roman" w:hAnsi="Times New Roman" w:cs="Times New Roman"/>
-          <w:sz w:val="28"/>
-          <w:szCs w:val="28"/>
-        </w:rPr>
-        <w:t xml:space="preserve">), российские проекты «Зелёный водитель», «Экологическая карта России»). Использование смартфонов позволяет </w:t>
+        <w:t xml:space="preserve">, российские проекты «Зелёный водитель», «Экологическая карта России». Использование смартфонов позволяет </w:t>
       </w:r>
       <w:r>
         <w:rPr>
@@ -1258,7 +1378,7 @@
     </w:p>
     <w:p>
       <w:pPr>
-        <w:spacing w:line="240" w:lineRule="auto"/>
+        <w:spacing w:after="80" w:line="240" w:lineRule="auto"/>
         <w:ind w:firstLine="709"/>
         <w:jc w:val="both"/>
         <w:rPr>
@@ -1273,16 +1393,58 @@
           <w:sz w:val="28"/>
           <w:szCs w:val="28"/>
         </w:rPr>
+        <w:t xml:space="preserve">Для решения вышеописанных проблем предлагается идея </w:t>
+      </w:r>
+      <w:r>
+        <w:rPr>
+          <w:rFonts w:ascii="Times New Roman" w:hAnsi="Times New Roman" w:cs="Times New Roman"/>
+          <w:sz w:val="28"/>
+          <w:szCs w:val="28"/>
+        </w:rPr>
+        <w:t>экологической платформы «Байкал без пластика»</w:t>
+      </w:r>
+      <w:r>
+        <w:rPr>
+          <w:rFonts w:ascii="Times New Roman" w:hAnsi="Times New Roman" w:cs="Times New Roman"/>
+          <w:sz w:val="28"/>
+          <w:szCs w:val="28"/>
+        </w:rPr>
+        <w:t xml:space="preserve"> </w:t>
+      </w:r>
+      <w:r>
+        <w:rPr>
+          <w:rFonts w:ascii="Times New Roman" w:hAnsi="Times New Roman" w:cs="Times New Roman"/>
+          <w:sz w:val="28"/>
+          <w:szCs w:val="28"/>
+        </w:rPr>
+        <w:t>–</w:t>
+      </w:r>
+      <w:r>
+        <w:rPr>
+          <w:rFonts w:ascii="Times New Roman" w:hAnsi="Times New Roman" w:cs="Times New Roman"/>
+          <w:sz w:val="28"/>
+          <w:szCs w:val="28"/>
+        </w:rPr>
+        <w:t xml:space="preserve"> мобильного приложения-</w:t>
+      </w:r>
+      <w:proofErr w:type="spellStart"/>
+      <w:r>
+        <w:rPr>
+          <w:rFonts w:ascii="Times New Roman" w:hAnsi="Times New Roman" w:cs="Times New Roman"/>
+          <w:sz w:val="28"/>
+          <w:szCs w:val="28"/>
+        </w:rPr>
         <w:lastRenderedPageBreak/>
-        <w:t xml:space="preserve">Для решения вышеописанных проблем предлагается идея </w:t>
-      </w:r>
-      <w:r>
-        <w:rPr>
-          <w:rFonts w:ascii="Times New Roman" w:hAnsi="Times New Roman" w:cs="Times New Roman"/>
-          <w:sz w:val="28"/>
-          <w:szCs w:val="28"/>
-        </w:rPr>
-        <w:t>экологической платформы «Байкал без пластика» — мобильного приложения-</w:t>
+        <w:t>геймифицированного</w:t>
+      </w:r>
+      <w:proofErr w:type="spellEnd"/>
+      <w:r>
+        <w:rPr>
+          <w:rFonts w:ascii="Times New Roman" w:hAnsi="Times New Roman" w:cs="Times New Roman"/>
+          <w:sz w:val="28"/>
+          <w:szCs w:val="28"/>
+        </w:rPr>
+        <w:t xml:space="preserve"> инструмента для сбора достоверных </w:t>
       </w:r>
       <w:proofErr w:type="spellStart"/>
       <w:r>
@@ -1291,7 +1453,7 @@
           <w:sz w:val="28"/>
           <w:szCs w:val="28"/>
         </w:rPr>
-        <w:t>геймифицированного</w:t>
+        <w:t>геопривязанных</w:t>
       </w:r>
       <w:proofErr w:type="spellEnd"/>
       <w:r>
@@ -1300,24 +1462,6 @@
           <w:sz w:val="28"/>
           <w:szCs w:val="28"/>
         </w:rPr>
-        <w:t xml:space="preserve"> инструмента для сбора достоверных </w:t>
-      </w:r>
-      <w:proofErr w:type="spellStart"/>
-      <w:r>
-        <w:rPr>
-          <w:rFonts w:ascii="Times New Roman" w:hAnsi="Times New Roman" w:cs="Times New Roman"/>
-          <w:sz w:val="28"/>
-          <w:szCs w:val="28"/>
-        </w:rPr>
-        <w:t>геопривязанных</w:t>
-      </w:r>
-      <w:proofErr w:type="spellEnd"/>
-      <w:r>
-        <w:rPr>
-          <w:rFonts w:ascii="Times New Roman" w:hAnsi="Times New Roman" w:cs="Times New Roman"/>
-          <w:sz w:val="28"/>
-          <w:szCs w:val="28"/>
-        </w:rPr>
         <w:t xml:space="preserve"> данных о местах пластикового</w:t>
       </w:r>
       <w:r>
@@ -1331,6 +1475,7 @@
     </w:p>
     <w:p>
       <w:pPr>
+        <w:spacing w:after="80" w:line="240" w:lineRule="auto"/>
         <w:rPr>
           <w:rFonts w:ascii="Times New Roman" w:hAnsi="Times New Roman" w:cs="Times New Roman"/>
           <w:b/>
@@ -1352,7 +1497,7 @@
     </w:p>
     <w:p>
       <w:pPr>
-        <w:spacing w:line="240" w:lineRule="auto"/>
+        <w:spacing w:after="80" w:line="240" w:lineRule="auto"/>
         <w:ind w:firstLine="709"/>
         <w:jc w:val="both"/>
         <w:rPr>
@@ -1383,7 +1528,7 @@
     </w:p>
     <w:p>
       <w:pPr>
-        <w:spacing w:line="240" w:lineRule="auto"/>
+        <w:spacing w:after="80" w:line="240" w:lineRule="auto"/>
         <w:ind w:firstLine="709"/>
         <w:jc w:val="both"/>
         <w:rPr>
@@ -1403,7 +1548,7 @@
     </w:p>
     <w:p>
       <w:pPr>
-        <w:spacing w:line="240" w:lineRule="auto"/>
+        <w:spacing w:after="80" w:line="240" w:lineRule="auto"/>
         <w:ind w:firstLine="709"/>
         <w:jc w:val="both"/>
         <w:rPr>
@@ -1429,7 +1574,7 @@
           <w:ilvl w:val="0"/>
           <w:numId w:val="3"/>
         </w:numPr>
-        <w:spacing w:line="240" w:lineRule="auto"/>
+        <w:spacing w:after="80" w:line="240" w:lineRule="auto"/>
         <w:ind w:firstLine="709"/>
         <w:jc w:val="both"/>
         <w:rPr>
@@ -1444,7 +1589,15 @@
           <w:sz w:val="28"/>
           <w:szCs w:val="28"/>
         </w:rPr>
-        <w:t>Разработать систему учёта и аутентификации пользователей, профили и историю активности.</w:t>
+        <w:t>Разработать систему учёта и аутентификации пользователей, профили и историю активности</w:t>
+      </w:r>
+      <w:r>
+        <w:rPr>
+          <w:rFonts w:ascii="Times New Roman" w:hAnsi="Times New Roman" w:cs="Times New Roman"/>
+          <w:sz w:val="28"/>
+          <w:szCs w:val="28"/>
+        </w:rPr>
+        <w:t>;</w:t>
       </w:r>
     </w:p>
     <w:p>
@@ -1453,7 +1606,7 @@
           <w:ilvl w:val="0"/>
           <w:numId w:val="3"/>
         </w:numPr>
-        <w:spacing w:line="240" w:lineRule="auto"/>
+        <w:spacing w:after="80" w:line="240" w:lineRule="auto"/>
         <w:ind w:firstLine="709"/>
         <w:jc w:val="both"/>
         <w:rPr>
@@ -1468,7 +1621,15 @@
           <w:sz w:val="28"/>
           <w:szCs w:val="28"/>
         </w:rPr>
-        <w:t>Спроектировать интуитивно понятный и привлекательный пользовательский интерфейс приложения (</w:t>
+        <w:t xml:space="preserve">Спроектировать интуитивно понятный и привлекательный пользовательский интерфейс приложения </w:t>
+      </w:r>
+      <w:r>
+        <w:rPr>
+          <w:rFonts w:ascii="Times New Roman" w:hAnsi="Times New Roman" w:cs="Times New Roman"/>
+          <w:sz w:val="28"/>
+          <w:szCs w:val="28"/>
+        </w:rPr>
+        <w:t xml:space="preserve">для </w:t>
       </w:r>
       <w:proofErr w:type="spellStart"/>
       <w:r>
@@ -1504,7 +1665,7 @@
           <w:sz w:val="28"/>
           <w:szCs w:val="28"/>
         </w:rPr>
-        <w:t>).</w:t>
+        <w:t>;</w:t>
       </w:r>
     </w:p>
     <w:p>
@@ -1513,7 +1674,7 @@
           <w:ilvl w:val="0"/>
           <w:numId w:val="3"/>
         </w:numPr>
-        <w:spacing w:line="240" w:lineRule="auto"/>
+        <w:spacing w:after="80" w:line="240" w:lineRule="auto"/>
         <w:ind w:firstLine="709"/>
         <w:jc w:val="both"/>
         <w:rPr>
@@ -1546,7 +1707,15 @@
           <w:sz w:val="28"/>
           <w:szCs w:val="28"/>
         </w:rPr>
-        <w:t xml:space="preserve"> фотографий загрязнений с автоматической и модерируемой классификацией типов мусора.</w:t>
+        <w:t xml:space="preserve"> фотографий загрязнений с автоматической и модерируемой классификацией типов мусора</w:t>
+      </w:r>
+      <w:r>
+        <w:rPr>
+          <w:rFonts w:ascii="Times New Roman" w:hAnsi="Times New Roman" w:cs="Times New Roman"/>
+          <w:sz w:val="28"/>
+          <w:szCs w:val="28"/>
+        </w:rPr>
+        <w:t>;</w:t>
       </w:r>
     </w:p>
     <w:p>
@@ -1555,7 +1724,7 @@
           <w:ilvl w:val="0"/>
           <w:numId w:val="3"/>
         </w:numPr>
-        <w:spacing w:line="240" w:lineRule="auto"/>
+        <w:spacing w:after="80" w:line="240" w:lineRule="auto"/>
         <w:ind w:firstLine="709"/>
         <w:jc w:val="both"/>
         <w:rPr>
@@ -1586,7 +1755,16 @@
           <w:sz w:val="28"/>
           <w:szCs w:val="28"/>
         </w:rPr>
-        <w:t xml:space="preserve"> систему оценивания и поощрения пользователей (внутриигровая валюта, достижения, рейтинг, уровни).</w:t>
+        <w:t xml:space="preserve"> систему оценивания</w:t>
+      </w:r>
+      <w:r>
+        <w:rPr>
+          <w:rFonts w:ascii="Times New Roman" w:hAnsi="Times New Roman" w:cs="Times New Roman"/>
+          <w:sz w:val="28"/>
+          <w:szCs w:val="28"/>
+          <w:lang w:val="en-US"/>
+        </w:rPr>
+        <w:t>;</w:t>
       </w:r>
     </w:p>
     <w:p>
@@ -1595,7 +1773,7 @@
           <w:ilvl w:val="0"/>
           <w:numId w:val="3"/>
         </w:numPr>
-        <w:spacing w:line="240" w:lineRule="auto"/>
+        <w:spacing w:after="80" w:line="240" w:lineRule="auto"/>
         <w:ind w:firstLine="709"/>
         <w:jc w:val="both"/>
         <w:rPr>
@@ -1610,18 +1788,32 @@
           <w:sz w:val="28"/>
           <w:szCs w:val="28"/>
         </w:rPr>
-        <w:t xml:space="preserve">Обеспечить хранение, обработку и открытый доступ к собранным данным для научных организаций, органов власти и </w:t>
-      </w:r>
-      <w:proofErr w:type="gramStart"/>
-      <w:r>
-        <w:rPr>
-          <w:rFonts w:ascii="Times New Roman" w:hAnsi="Times New Roman" w:cs="Times New Roman"/>
-          <w:sz w:val="28"/>
-          <w:szCs w:val="28"/>
-        </w:rPr>
-        <w:t>эко-активистов</w:t>
-      </w:r>
-      <w:proofErr w:type="gramEnd"/>
+        <w:t>Добавить прогрессию игрока (добавление внутриигровой валюты, возможность покупать игровые предметы, прокачивать уровни и пр.);</w:t>
+      </w:r>
+    </w:p>
+    <w:p>
+      <w:pPr>
+        <w:numPr>
+          <w:ilvl w:val="0"/>
+          <w:numId w:val="3"/>
+        </w:numPr>
+        <w:spacing w:after="80" w:line="240" w:lineRule="auto"/>
+        <w:ind w:firstLine="709"/>
+        <w:jc w:val="both"/>
+        <w:rPr>
+          <w:rFonts w:ascii="Times New Roman" w:hAnsi="Times New Roman" w:cs="Times New Roman"/>
+          <w:sz w:val="28"/>
+          <w:szCs w:val="28"/>
+        </w:rPr>
+      </w:pPr>
+      <w:r>
+        <w:rPr>
+          <w:rFonts w:ascii="Times New Roman" w:hAnsi="Times New Roman" w:cs="Times New Roman"/>
+          <w:sz w:val="28"/>
+          <w:szCs w:val="28"/>
+        </w:rPr>
+        <w:t>Обеспечить хранение, обработку и открытый доступ к собранным данным для научных организаций, органов власти и экоактивистов</w:t>
+      </w:r>
       <w:r>
         <w:rPr>
           <w:rFonts w:ascii="Times New Roman" w:hAnsi="Times New Roman" w:cs="Times New Roman"/>
@@ -1633,6 +1825,7 @@
     </w:p>
     <w:p>
       <w:pPr>
+        <w:spacing w:after="80" w:line="240" w:lineRule="auto"/>
         <w:rPr>
           <w:rFonts w:ascii="Times New Roman" w:hAnsi="Times New Roman" w:cs="Times New Roman"/>
           <w:sz w:val="28"/>
@@ -1655,11 +1848,17 @@
           <w:ilvl w:val="0"/>
           <w:numId w:val="8"/>
         </w:numPr>
-        <w:spacing w:before="0" w:after="0" w:line="240" w:lineRule="auto"/>
+        <w:spacing w:before="0" w:line="240" w:lineRule="auto"/>
         <w:ind w:left="1066" w:hanging="357"/>
+        <w:rPr>
+          <w:rFonts w:cs="Times New Roman"/>
+        </w:rPr>
       </w:pPr>
       <w:bookmarkStart w:id="1" w:name="_Toc215584716"/>
       <w:r>
+        <w:rPr>
+          <w:rFonts w:cs="Times New Roman"/>
+        </w:rPr>
         <w:lastRenderedPageBreak/>
         <w:t>Анализ</w:t>
       </w:r>
@@ -1672,43 +1871,67 @@
           <w:ilvl w:val="1"/>
           <w:numId w:val="8"/>
         </w:numPr>
-        <w:spacing w:before="0" w:after="160" w:line="240" w:lineRule="auto"/>
-      </w:pPr>
-      <w:r>
-        <w:rPr>
+        <w:spacing w:before="0" w:line="240" w:lineRule="auto"/>
+        <w:rPr>
+          <w:rFonts w:cs="Times New Roman"/>
+        </w:rPr>
+      </w:pPr>
+      <w:r>
+        <w:rPr>
+          <w:rFonts w:cs="Times New Roman"/>
           <w:lang w:val="en-US"/>
         </w:rPr>
         <w:t xml:space="preserve"> </w:t>
       </w:r>
       <w:bookmarkStart w:id="2" w:name="_Toc215584717"/>
       <w:r>
+        <w:rPr>
+          <w:rFonts w:cs="Times New Roman"/>
+        </w:rPr>
         <w:t>Введение в предметную область</w:t>
       </w:r>
       <w:bookmarkEnd w:id="2"/>
     </w:p>
     <w:p>
       <w:pPr>
-        <w:spacing w:line="240" w:lineRule="auto"/>
+        <w:spacing w:after="80" w:line="240" w:lineRule="auto"/>
         <w:ind w:firstLine="709"/>
         <w:jc w:val="both"/>
         <w:rPr>
           <w:rFonts w:ascii="Times New Roman" w:hAnsi="Times New Roman" w:cs="Times New Roman"/>
           <w:sz w:val="28"/>
           <w:szCs w:val="28"/>
-        </w:rPr>
-      </w:pPr>
-      <w:r>
-        <w:rPr>
-          <w:rFonts w:ascii="Times New Roman" w:hAnsi="Times New Roman" w:cs="Times New Roman"/>
-          <w:sz w:val="28"/>
-          <w:szCs w:val="28"/>
-        </w:rPr>
-        <w:t>Байкал — древнейшее (25–30 млн лет) тектоническое озеро, содержащее 23 615 км³ пресной воды. Особый статус объекта ЮНЕСКО накладывает на Россию международные обязательства по сохранению его уникальной экосистемы. Любое серьёзное ухудшение состояния может привести к вынесению объекта в список «Всемирное наследие под угрозой».</w:t>
-      </w:r>
-    </w:p>
-    <w:p>
-      <w:pPr>
-        <w:spacing w:line="240" w:lineRule="auto"/>
+          <w:lang w:val="en-US"/>
+        </w:rPr>
+      </w:pPr>
+      <w:r>
+        <w:rPr>
+          <w:rFonts w:ascii="Times New Roman" w:hAnsi="Times New Roman" w:cs="Times New Roman"/>
+          <w:sz w:val="28"/>
+          <w:szCs w:val="28"/>
+        </w:rPr>
+        <w:t xml:space="preserve">Байкал </w:t>
+      </w:r>
+      <w:r>
+        <w:rPr>
+          <w:rFonts w:ascii="Times New Roman" w:hAnsi="Times New Roman" w:cs="Times New Roman"/>
+          <w:sz w:val="28"/>
+          <w:szCs w:val="28"/>
+        </w:rPr>
+        <w:t>–</w:t>
+      </w:r>
+      <w:r>
+        <w:rPr>
+          <w:rFonts w:ascii="Times New Roman" w:hAnsi="Times New Roman" w:cs="Times New Roman"/>
+          <w:sz w:val="28"/>
+          <w:szCs w:val="28"/>
+        </w:rPr>
+        <w:t xml:space="preserve"> древнейшее (25–30 млн лет) тектоническое озеро, содержащее 23 615 км³ пресной воды. Особый статус объекта ЮНЕСКО накладывает на Россию международные обязательства по сохранению его уникальной экосистемы. Любое серьёзное ухудшение состояния может привести к вынесению объекта в список «Всемирное наследие под угрозой».</w:t>
+      </w:r>
+    </w:p>
+    <w:p>
+      <w:pPr>
+        <w:spacing w:after="80" w:line="240" w:lineRule="auto"/>
         <w:ind w:firstLine="709"/>
         <w:jc w:val="both"/>
         <w:rPr>
@@ -1732,7 +1955,7 @@
           <w:ilvl w:val="0"/>
           <w:numId w:val="4"/>
         </w:numPr>
-        <w:spacing w:after="0" w:line="240" w:lineRule="auto"/>
+        <w:spacing w:after="80" w:line="240" w:lineRule="auto"/>
         <w:ind w:firstLine="709"/>
         <w:jc w:val="both"/>
         <w:rPr>
@@ -1756,7 +1979,7 @@
           <w:ilvl w:val="0"/>
           <w:numId w:val="4"/>
         </w:numPr>
-        <w:spacing w:after="0" w:line="240" w:lineRule="auto"/>
+        <w:spacing w:after="80" w:line="240" w:lineRule="auto"/>
         <w:ind w:firstLine="709"/>
         <w:jc w:val="both"/>
         <w:rPr>
@@ -1780,7 +2003,7 @@
           <w:ilvl w:val="0"/>
           <w:numId w:val="4"/>
         </w:numPr>
-        <w:spacing w:after="0" w:line="240" w:lineRule="auto"/>
+        <w:spacing w:after="80" w:line="240" w:lineRule="auto"/>
         <w:ind w:firstLine="709"/>
         <w:jc w:val="both"/>
         <w:rPr>
@@ -1804,7 +2027,7 @@
           <w:ilvl w:val="0"/>
           <w:numId w:val="4"/>
         </w:numPr>
-        <w:spacing w:after="0" w:line="240" w:lineRule="auto"/>
+        <w:spacing w:after="80" w:line="240" w:lineRule="auto"/>
         <w:ind w:firstLine="709"/>
         <w:jc w:val="both"/>
         <w:rPr>
@@ -1828,7 +2051,7 @@
           <w:ilvl w:val="0"/>
           <w:numId w:val="4"/>
         </w:numPr>
-        <w:spacing w:after="0" w:line="240" w:lineRule="auto"/>
+        <w:spacing w:after="80" w:line="240" w:lineRule="auto"/>
         <w:ind w:firstLine="709"/>
         <w:jc w:val="both"/>
         <w:rPr>
@@ -1848,7 +2071,7 @@
     </w:p>
     <w:p>
       <w:pPr>
-        <w:spacing w:line="240" w:lineRule="auto"/>
+        <w:spacing w:after="80" w:line="240" w:lineRule="auto"/>
         <w:ind w:firstLine="709"/>
         <w:jc w:val="both"/>
         <w:rPr>
@@ -1863,12 +2086,28 @@
           <w:sz w:val="28"/>
           <w:szCs w:val="28"/>
         </w:rPr>
-        <w:t>По оценкам Лимнологического института СО РАН и волонтёрских акций, в среднем на 1 км береговой линии в популярных местах отдыха скапливается от 50 до 400 кг мусора, из них 30–60 % — пластик.</w:t>
-      </w:r>
-    </w:p>
-    <w:p>
-      <w:pPr>
-        <w:spacing w:line="240" w:lineRule="auto"/>
+        <w:t xml:space="preserve">По оценкам Лимнологического института СО РАН и волонтёрских акций, в среднем на 1 км береговой линии в популярных местах отдыха скапливается от 50 до 400 кг мусора, из них 30–60 % </w:t>
+      </w:r>
+      <w:r>
+        <w:rPr>
+          <w:rFonts w:ascii="Times New Roman" w:hAnsi="Times New Roman" w:cs="Times New Roman"/>
+          <w:sz w:val="28"/>
+          <w:szCs w:val="28"/>
+        </w:rPr>
+        <w:t>–</w:t>
+      </w:r>
+      <w:r>
+        <w:rPr>
+          <w:rFonts w:ascii="Times New Roman" w:hAnsi="Times New Roman" w:cs="Times New Roman"/>
+          <w:sz w:val="28"/>
+          <w:szCs w:val="28"/>
+        </w:rPr>
+        <w:t xml:space="preserve"> пластик.</w:t>
+      </w:r>
+    </w:p>
+    <w:p>
+      <w:pPr>
+        <w:spacing w:after="80" w:line="240" w:lineRule="auto"/>
         <w:jc w:val="both"/>
         <w:rPr>
           <w:rFonts w:ascii="Times New Roman" w:hAnsi="Times New Roman" w:cs="Times New Roman"/>
@@ -1899,7 +2138,7 @@
           <w:ilvl w:val="0"/>
           <w:numId w:val="5"/>
         </w:numPr>
-        <w:spacing w:line="240" w:lineRule="auto"/>
+        <w:spacing w:after="80" w:line="240" w:lineRule="auto"/>
         <w:ind w:firstLine="709"/>
         <w:jc w:val="both"/>
         <w:rPr>
@@ -1914,25 +2153,16 @@
           <w:sz w:val="28"/>
           <w:szCs w:val="28"/>
         </w:rPr>
-        <w:t>Волонтёрские субботники и крупные акции (</w:t>
-      </w:r>
-      <w:proofErr w:type="spellStart"/>
-      <w:r>
-        <w:rPr>
-          <w:rFonts w:ascii="Times New Roman" w:hAnsi="Times New Roman" w:cs="Times New Roman"/>
-          <w:sz w:val="28"/>
-          <w:szCs w:val="28"/>
-        </w:rPr>
-        <w:t>En</w:t>
-      </w:r>
-      <w:proofErr w:type="spellEnd"/>
-      <w:r>
-        <w:rPr>
-          <w:rFonts w:ascii="Times New Roman" w:hAnsi="Times New Roman" w:cs="Times New Roman"/>
-          <w:sz w:val="28"/>
-          <w:szCs w:val="28"/>
-        </w:rPr>
-        <w:t>+ Group, ВСЖД, «Заповедное Прибайкалье»);</w:t>
+        <w:t>Волонтёрские субботники и крупные акции</w:t>
+      </w:r>
+      <w:r>
+        <w:rPr>
+          <w:rFonts w:ascii="Times New Roman" w:hAnsi="Times New Roman" w:cs="Times New Roman"/>
+          <w:sz w:val="28"/>
+          <w:szCs w:val="28"/>
+          <w:lang w:val="en-US"/>
+        </w:rPr>
+        <w:t>’</w:t>
       </w:r>
     </w:p>
     <w:p>
@@ -1941,7 +2171,7 @@
           <w:ilvl w:val="0"/>
           <w:numId w:val="5"/>
         </w:numPr>
-        <w:spacing w:line="240" w:lineRule="auto"/>
+        <w:spacing w:after="80" w:line="240" w:lineRule="auto"/>
         <w:ind w:firstLine="709"/>
         <w:jc w:val="both"/>
         <w:rPr>
@@ -1956,7 +2186,7 @@
           <w:sz w:val="28"/>
           <w:szCs w:val="28"/>
         </w:rPr>
-        <w:t>Научные экспедиции (ЛИН СО РАН, Байкальский музей);</w:t>
+        <w:t>Научные экспедиции;</w:t>
       </w:r>
     </w:p>
     <w:p>
@@ -1965,7 +2195,7 @@
           <w:ilvl w:val="0"/>
           <w:numId w:val="5"/>
         </w:numPr>
-        <w:spacing w:line="240" w:lineRule="auto"/>
+        <w:spacing w:after="80" w:line="240" w:lineRule="auto"/>
         <w:ind w:firstLine="709"/>
         <w:jc w:val="both"/>
         <w:rPr>
@@ -1980,7 +2210,24 @@
           <w:sz w:val="28"/>
           <w:szCs w:val="28"/>
         </w:rPr>
-        <w:t>Государственные программы (нацпроект «Экология», федеральная целевая программа охраны озера Байкал до 2024 г., продлена до 2030 г.);</w:t>
+        <w:t>Государственные программ</w:t>
+      </w:r>
+      <w:r>
+        <w:rPr>
+          <w:rFonts w:ascii="Times New Roman" w:hAnsi="Times New Roman" w:cs="Times New Roman"/>
+          <w:sz w:val="28"/>
+          <w:szCs w:val="28"/>
+        </w:rPr>
+        <w:t>ы</w:t>
+      </w:r>
+      <w:r>
+        <w:rPr>
+          <w:rFonts w:ascii="Times New Roman" w:hAnsi="Times New Roman" w:cs="Times New Roman"/>
+          <w:sz w:val="28"/>
+          <w:szCs w:val="28"/>
+          <w:lang w:val="en-US"/>
+        </w:rPr>
+        <w:t>;</w:t>
       </w:r>
     </w:p>
     <w:p>
@@ -1989,7 +2236,7 @@
           <w:ilvl w:val="0"/>
           <w:numId w:val="5"/>
         </w:numPr>
-        <w:spacing w:line="240" w:lineRule="auto"/>
+        <w:spacing w:after="80" w:line="240" w:lineRule="auto"/>
         <w:ind w:firstLine="709"/>
         <w:jc w:val="both"/>
         <w:rPr>
@@ -2004,12 +2251,12 @@
           <w:sz w:val="28"/>
           <w:szCs w:val="28"/>
         </w:rPr>
-        <w:t>Отдельные мобильные приложения и веб-карты (например, карта свалок ОНФ, но без фокуса на Байкал и без геймификации).</w:t>
-      </w:r>
-    </w:p>
-    <w:p>
-      <w:pPr>
-        <w:spacing w:line="240" w:lineRule="auto"/>
+        <w:t>Отдельные мобильные приложения и веб-карты.</w:t>
+      </w:r>
+    </w:p>
+    <w:p>
+      <w:pPr>
+        <w:spacing w:after="80" w:line="240" w:lineRule="auto"/>
         <w:ind w:firstLine="709"/>
         <w:jc w:val="both"/>
         <w:rPr>
@@ -2021,68 +2268,78 @@
       <w:r>
         <w:rPr>
           <w:rFonts w:ascii="Times New Roman" w:hAnsi="Times New Roman" w:cs="Times New Roman"/>
-          <w:b/>
-          <w:bCs/>
-          <w:sz w:val="28"/>
-          <w:szCs w:val="28"/>
-        </w:rPr>
-        <w:t>Ключевая проблема</w:t>
-      </w:r>
-      <w:r>
-        <w:rPr>
-          <w:rFonts w:ascii="Times New Roman" w:hAnsi="Times New Roman" w:cs="Times New Roman"/>
-          <w:sz w:val="28"/>
-          <w:szCs w:val="28"/>
-        </w:rPr>
-        <w:t xml:space="preserve">: </w:t>
-      </w:r>
-    </w:p>
-    <w:p>
-      <w:pPr>
-        <w:spacing w:line="240" w:lineRule="auto"/>
+          <w:sz w:val="28"/>
+          <w:szCs w:val="28"/>
+        </w:rPr>
+        <w:t>Н</w:t>
+      </w:r>
+      <w:r>
+        <w:rPr>
+          <w:rFonts w:ascii="Times New Roman" w:hAnsi="Times New Roman" w:cs="Times New Roman"/>
+          <w:sz w:val="28"/>
+          <w:szCs w:val="28"/>
+        </w:rPr>
+        <w:t>а сегодняшний день</w:t>
+      </w:r>
+      <w:r>
+        <w:rPr>
+          <w:rFonts w:ascii="Times New Roman" w:hAnsi="Times New Roman" w:cs="Times New Roman"/>
+          <w:sz w:val="28"/>
+          <w:szCs w:val="28"/>
+        </w:rPr>
+        <w:t xml:space="preserve"> ключевой проблемой является</w:t>
+      </w:r>
+      <w:r>
+        <w:rPr>
+          <w:rFonts w:ascii="Times New Roman" w:hAnsi="Times New Roman" w:cs="Times New Roman"/>
+          <w:sz w:val="28"/>
+          <w:szCs w:val="28"/>
+        </w:rPr>
+        <w:t xml:space="preserve"> </w:t>
+      </w:r>
+      <w:r>
+        <w:rPr>
+          <w:rFonts w:ascii="Times New Roman" w:hAnsi="Times New Roman" w:cs="Times New Roman"/>
+          <w:sz w:val="28"/>
+          <w:szCs w:val="28"/>
+        </w:rPr>
+        <w:t>отсутствие</w:t>
+      </w:r>
+      <w:r>
+        <w:rPr>
+          <w:rFonts w:ascii="Times New Roman" w:hAnsi="Times New Roman" w:cs="Times New Roman"/>
+          <w:sz w:val="28"/>
+          <w:szCs w:val="28"/>
+        </w:rPr>
+        <w:t xml:space="preserve"> единой, постоянно обновляемой, общедоступной и достоверной карты пластикового и иного антропогенного загрязнения Байкала, которая бы формировалась в реальном времени самими людьми, находящимися на местности. Существующие акции дают точечные снимки раз в год, а научные экспедиции охватывают лишь малую часть береговой линии.</w:t>
+      </w:r>
+    </w:p>
+    <w:p>
+      <w:pPr>
+        <w:spacing w:after="0" w:line="240" w:lineRule="auto"/>
         <w:ind w:firstLine="709"/>
         <w:jc w:val="both"/>
         <w:rPr>
           <w:rFonts w:ascii="Times New Roman" w:hAnsi="Times New Roman" w:cs="Times New Roman"/>
           <w:sz w:val="28"/>
           <w:szCs w:val="28"/>
-        </w:rPr>
-      </w:pPr>
-      <w:r>
-        <w:rPr>
-          <w:rFonts w:ascii="Times New Roman" w:hAnsi="Times New Roman" w:cs="Times New Roman"/>
-          <w:sz w:val="28"/>
-          <w:szCs w:val="28"/>
-        </w:rPr>
-        <w:t>на сегодняшний день нет единой, постоянно обновляемой, общедоступной и достоверной карты пластикового и иного антропогенного загрязнения Байкала, которая бы формировалась в реальном времени самими людьми, находящимися на местности. Существующие акции дают точечные «снимки» раз в год, а научные экспедиции охватывают лишь малую часть 2000+ км береговой линии.</w:t>
-      </w:r>
-    </w:p>
-    <w:p>
-      <w:pPr>
-        <w:spacing w:line="240" w:lineRule="auto"/>
-        <w:ind w:firstLine="709"/>
-        <w:jc w:val="both"/>
-        <w:rPr>
-          <w:rFonts w:ascii="Times New Roman" w:hAnsi="Times New Roman" w:cs="Times New Roman"/>
-          <w:sz w:val="28"/>
-          <w:szCs w:val="28"/>
-        </w:rPr>
-      </w:pPr>
-      <w:r>
-        <w:rPr>
-          <w:rFonts w:ascii="Times New Roman" w:hAnsi="Times New Roman" w:cs="Times New Roman"/>
-          <w:b/>
-          <w:bCs/>
-          <w:sz w:val="28"/>
-          <w:szCs w:val="28"/>
-        </w:rPr>
-        <w:t>Актуальность идеи</w:t>
-      </w:r>
-      <w:r>
-        <w:rPr>
-          <w:rFonts w:ascii="Times New Roman" w:hAnsi="Times New Roman" w:cs="Times New Roman"/>
-          <w:sz w:val="28"/>
-          <w:szCs w:val="28"/>
+          <w:lang w:val="en-US"/>
+        </w:rPr>
+      </w:pPr>
+      <w:r>
+        <w:rPr>
+          <w:rFonts w:ascii="Times New Roman" w:hAnsi="Times New Roman" w:cs="Times New Roman"/>
+          <w:sz w:val="28"/>
+          <w:szCs w:val="28"/>
+        </w:rPr>
+        <w:t>Обоснование актуальности проекта</w:t>
+      </w:r>
+      <w:r>
+        <w:rPr>
+          <w:rFonts w:ascii="Times New Roman" w:hAnsi="Times New Roman" w:cs="Times New Roman"/>
+          <w:sz w:val="28"/>
+          <w:szCs w:val="28"/>
+          <w:lang w:val="en-US"/>
         </w:rPr>
         <w:t>:</w:t>
       </w:r>
@@ -2093,7 +2350,7 @@
           <w:ilvl w:val="0"/>
           <w:numId w:val="7"/>
         </w:numPr>
-        <w:spacing w:line="240" w:lineRule="auto"/>
+        <w:spacing w:after="80" w:line="240" w:lineRule="auto"/>
         <w:ind w:firstLine="709"/>
         <w:jc w:val="both"/>
         <w:rPr>
@@ -2108,7 +2365,23 @@
           <w:sz w:val="28"/>
           <w:szCs w:val="28"/>
         </w:rPr>
-        <w:t>Быстро растущий туристический поток (рост на 15–25 % ежегодно до пандемии, восстановление в 2024–2025 гг.).</w:t>
+        <w:t xml:space="preserve">Усиление внимания государства и общества к экологической </w:t>
+      </w:r>
+      <w:r>
+        <w:rPr>
+          <w:rFonts w:ascii="Times New Roman" w:hAnsi="Times New Roman" w:cs="Times New Roman"/>
+          <w:sz w:val="28"/>
+          <w:szCs w:val="28"/>
+        </w:rPr>
+        <w:t>проблеме</w:t>
+      </w:r>
+      <w:r>
+        <w:rPr>
+          <w:rFonts w:ascii="Times New Roman" w:hAnsi="Times New Roman" w:cs="Times New Roman"/>
+          <w:sz w:val="28"/>
+          <w:szCs w:val="28"/>
+        </w:rPr>
+        <w:t>;</w:t>
       </w:r>
     </w:p>
     <w:p>
@@ -2117,7 +2390,7 @@
           <w:ilvl w:val="0"/>
           <w:numId w:val="7"/>
         </w:numPr>
-        <w:spacing w:line="240" w:lineRule="auto"/>
+        <w:spacing w:after="80" w:line="240" w:lineRule="auto"/>
         <w:ind w:firstLine="709"/>
         <w:jc w:val="both"/>
         <w:rPr>
@@ -2132,8 +2405,15 @@
           <w:sz w:val="28"/>
           <w:szCs w:val="28"/>
         </w:rPr>
-        <w:lastRenderedPageBreak/>
-        <w:t>Усиление внимания государства и общества к экологической повестке (нацпроект «Экология», ESG-повестка крупных компаний).</w:t>
+        <w:t>Массовое распространение смартфонов даже в отдалённых районах Прибайкалья</w:t>
+      </w:r>
+      <w:r>
+        <w:rPr>
+          <w:rFonts w:ascii="Times New Roman" w:hAnsi="Times New Roman" w:cs="Times New Roman"/>
+          <w:sz w:val="28"/>
+          <w:szCs w:val="28"/>
+        </w:rPr>
+        <w:t>;</w:t>
       </w:r>
     </w:p>
     <w:p>
@@ -2142,7 +2422,7 @@
           <w:ilvl w:val="0"/>
           <w:numId w:val="7"/>
         </w:numPr>
-        <w:spacing w:line="240" w:lineRule="auto"/>
+        <w:spacing w:after="80" w:line="240" w:lineRule="auto"/>
         <w:ind w:firstLine="709"/>
         <w:jc w:val="both"/>
         <w:rPr>
@@ -2157,7 +2437,15 @@
           <w:sz w:val="28"/>
           <w:szCs w:val="28"/>
         </w:rPr>
-        <w:t>Массовое распространение смартфонов даже в отдалённых районах Прибайкалья.</w:t>
+        <w:t>Проверенная эффективность геймификации для повышения вовлечённости</w:t>
+      </w:r>
+      <w:r>
+        <w:rPr>
+          <w:rFonts w:ascii="Times New Roman" w:hAnsi="Times New Roman" w:cs="Times New Roman"/>
+          <w:sz w:val="28"/>
+          <w:szCs w:val="28"/>
+        </w:rPr>
+        <w:t>;</w:t>
       </w:r>
     </w:p>
     <w:p>
@@ -2166,7 +2454,7 @@
           <w:ilvl w:val="0"/>
           <w:numId w:val="7"/>
         </w:numPr>
-        <w:spacing w:line="240" w:lineRule="auto"/>
+        <w:spacing w:after="80" w:line="240" w:lineRule="auto"/>
         <w:ind w:firstLine="709"/>
         <w:jc w:val="both"/>
         <w:rPr>
@@ -2181,31 +2469,15 @@
           <w:sz w:val="28"/>
           <w:szCs w:val="28"/>
         </w:rPr>
-        <w:t>Проверенная эффективность геймификации для повышения вовлечённости (удержание пользователей в аналогичных проектах в 5–10 раз выше, чем в обычных формах отчётности).</w:t>
-      </w:r>
-    </w:p>
-    <w:p>
-      <w:pPr>
-        <w:numPr>
-          <w:ilvl w:val="0"/>
-          <w:numId w:val="7"/>
-        </w:numPr>
-        <w:spacing w:line="240" w:lineRule="auto"/>
-        <w:ind w:firstLine="709"/>
-        <w:jc w:val="both"/>
-        <w:rPr>
-          <w:rFonts w:ascii="Times New Roman" w:hAnsi="Times New Roman" w:cs="Times New Roman"/>
-          <w:sz w:val="28"/>
-          <w:szCs w:val="28"/>
-        </w:rPr>
-      </w:pPr>
-      <w:r>
-        <w:rPr>
-          <w:rFonts w:ascii="Times New Roman" w:hAnsi="Times New Roman" w:cs="Times New Roman"/>
-          <w:sz w:val="28"/>
-          <w:szCs w:val="28"/>
-        </w:rPr>
-        <w:t>Возможность предоставить научным и природоохранным организациям бесплатный поток актуальных данных для планирования уборок и исследований.</w:t>
+        <w:t>Возможность предоставить научным и природоохранным организациям бесплатный поток актуальных данных для планирования уборок и исследований</w:t>
+      </w:r>
+      <w:r>
+        <w:rPr>
+          <w:rFonts w:ascii="Times New Roman" w:hAnsi="Times New Roman" w:cs="Times New Roman"/>
+          <w:sz w:val="28"/>
+          <w:szCs w:val="28"/>
+        </w:rPr>
+        <w:t>;</w:t>
       </w:r>
     </w:p>
     <w:p>
@@ -2215,22 +2487,30 @@
           <w:ilvl w:val="1"/>
           <w:numId w:val="8"/>
         </w:numPr>
-      </w:pPr>
-      <w:r>
-        <w:rPr>
-          <w:lang w:val="en-US"/>
-        </w:rPr>
+        <w:spacing w:before="0" w:line="240" w:lineRule="auto"/>
+        <w:rPr>
+          <w:rFonts w:cs="Times New Roman"/>
+        </w:rPr>
+      </w:pPr>
+      <w:r>
+        <w:rPr>
+          <w:rFonts w:cs="Times New Roman"/>
+        </w:rPr>
+        <w:lastRenderedPageBreak/>
         <w:t xml:space="preserve"> </w:t>
       </w:r>
       <w:bookmarkStart w:id="3" w:name="_Toc215584718"/>
       <w:r>
+        <w:rPr>
+          <w:rFonts w:cs="Times New Roman"/>
+        </w:rPr>
         <w:t>Обзор существующих программных средств</w:t>
       </w:r>
       <w:bookmarkEnd w:id="3"/>
     </w:p>
     <w:p>
       <w:pPr>
-        <w:spacing w:line="240" w:lineRule="auto"/>
+        <w:spacing w:after="80" w:line="240" w:lineRule="auto"/>
         <w:ind w:firstLine="709"/>
         <w:jc w:val="both"/>
         <w:rPr>
@@ -2263,12 +2543,28 @@
           <w:sz w:val="28"/>
           <w:szCs w:val="28"/>
         </w:rPr>
-        <w:t xml:space="preserve"> платформы для экологического образования и уборок. Эти инструменты в целом эффективны для общих задач, но не адаптированы к специфике Байкала — его удаленным территориям, сезонному туризму и необходимости реального времени обновления данных о пластике. Ниже мы последовательно разберем ключевые примеры, опираясь на их функционал, сильные и слабые стороны, а также потенциал интеграции с предлагаемым проектом.</w:t>
-      </w:r>
-    </w:p>
-    <w:p>
-      <w:pPr>
-        <w:spacing w:line="240" w:lineRule="auto"/>
+        <w:t xml:space="preserve"> платформы для экологического образования и уборок. Эти инструменты в целом эффективны для общих задач, но не адаптированы к специфике Байкала </w:t>
+      </w:r>
+      <w:r>
+        <w:rPr>
+          <w:rFonts w:ascii="Times New Roman" w:hAnsi="Times New Roman" w:cs="Times New Roman"/>
+          <w:sz w:val="28"/>
+          <w:szCs w:val="28"/>
+        </w:rPr>
+        <w:t>–</w:t>
+      </w:r>
+      <w:r>
+        <w:rPr>
+          <w:rFonts w:ascii="Times New Roman" w:hAnsi="Times New Roman" w:cs="Times New Roman"/>
+          <w:sz w:val="28"/>
+          <w:szCs w:val="28"/>
+        </w:rPr>
+        <w:t xml:space="preserve"> его удаленным территориям, сезонному туризму и необходимости реального времени обновления данных о пластике. Ниже мы последовательно разберем ключевые примеры, опираясь на их функционал, сильные и слабые стороны, а также потенциал интеграции с предлагаемым проектом.</w:t>
+      </w:r>
+    </w:p>
+    <w:p>
+      <w:pPr>
+        <w:spacing w:after="80" w:line="240" w:lineRule="auto"/>
         <w:ind w:firstLine="709"/>
         <w:jc w:val="both"/>
         <w:rPr>
@@ -2283,7 +2579,39 @@
           <w:sz w:val="28"/>
           <w:szCs w:val="28"/>
         </w:rPr>
-        <w:t xml:space="preserve">Сначала рассмотрим государственные и научные системы мониторинга, которые формируют основу официального контроля за экосистемой Байкала. Федеральная служба по гидрометеорологии и мониторингу окружающей среды (Росгидромет) реализует комплексный государственный мониторинг уникальной экологической системы озера Байкал в соответствии с Постановлением Правительства РФ № 260 от 18 февраля 2023 года. Практическая работа ведется территориальными органами — Иркутским и Забайкальским УГМС — под руководством НИУ Росгидромета. Это включает стационарные станции для измерения уровня воды, приточности, атмосферного воздуха и гидрохимических показателей в прибрежной зоне. В 2020–2025 годах в рамках федерального проекта по сохранению Байкала были установлены новые станции наблюдения, интегрирующие </w:t>
+        <w:t xml:space="preserve">Сначала рассмотрим государственные и научные системы мониторинга, которые формируют основу официального контроля за экосистемой Байкала. Федеральная служба по гидрометеорологии и мониторингу окружающей среды (Росгидромет) реализует комплексный государственный мониторинг уникальной экологической системы озера Байкал в соответствии с Постановлением Правительства РФ № 260 от 18 февраля 2023 года. Практическая работа ведется территориальными органами </w:t>
+      </w:r>
+      <w:r>
+        <w:rPr>
+          <w:rFonts w:ascii="Times New Roman" w:hAnsi="Times New Roman" w:cs="Times New Roman"/>
+          <w:sz w:val="28"/>
+          <w:szCs w:val="28"/>
+        </w:rPr>
+        <w:t>–</w:t>
+      </w:r>
+      <w:r>
+        <w:rPr>
+          <w:rFonts w:ascii="Times New Roman" w:hAnsi="Times New Roman" w:cs="Times New Roman"/>
+          <w:sz w:val="28"/>
+          <w:szCs w:val="28"/>
+        </w:rPr>
+        <w:t xml:space="preserve"> Иркутским и Забайкальским УГМС </w:t>
+      </w:r>
+      <w:r>
+        <w:rPr>
+          <w:rFonts w:ascii="Times New Roman" w:hAnsi="Times New Roman" w:cs="Times New Roman"/>
+          <w:sz w:val="28"/>
+          <w:szCs w:val="28"/>
+        </w:rPr>
+        <w:t>–</w:t>
+      </w:r>
+      <w:r>
+        <w:rPr>
+          <w:rFonts w:ascii="Times New Roman" w:hAnsi="Times New Roman" w:cs="Times New Roman"/>
+          <w:sz w:val="28"/>
+          <w:szCs w:val="28"/>
+        </w:rPr>
+        <w:t xml:space="preserve"> под руководством НИУ Росгидромета. Это включает стационарные станции для измерения уровня воды, приточности, атмосферного воздуха и гидрохимических показателей в прибрежной зоне. В 2020–2025 годах в рамках федерального проекта по сохранению Байкала были установлены новые станции наблюдения, интегрирующие </w:t>
       </w:r>
       <w:proofErr w:type="spellStart"/>
       <w:r>
@@ -2319,21 +2647,68 @@
           <w:sz w:val="28"/>
           <w:szCs w:val="28"/>
         </w:rPr>
-        <w:t xml:space="preserve"> для анализа загрязнений, включая микропластик. Данные публикуются в информационно-</w:t>
-      </w:r>
-      <w:r>
-        <w:rPr>
-          <w:rFonts w:ascii="Times New Roman" w:hAnsi="Times New Roman" w:cs="Times New Roman"/>
-          <w:sz w:val="28"/>
-          <w:szCs w:val="28"/>
-        </w:rPr>
-        <w:lastRenderedPageBreak/>
-        <w:t>аналитических материалах Росгидромета и доступны через веб-порталы, такие как ecomonitor-baikal.ru. Однако эти системы ориентированы на профессиональные экспедиции и не имеют публичных мобильных интерфейсов для гражданского вклада: пользователи не могут загружать фото или геоданные в реальном времени, что ограничивает охват 2100 км береговой линии. Аналогично, Лимнологический институт СО РАН и Иркутский государственный университет (ИГУ) проводят исследования микропластика (например, экспедиции 2024 года с участием 10 институтов РАН), но результаты доступны только в научных публикациях, без интерактивных приложений.</w:t>
-      </w:r>
-    </w:p>
-    <w:p>
-      <w:pPr>
-        <w:spacing w:line="240" w:lineRule="auto"/>
+        <w:t xml:space="preserve"> для анализа загрязнений, включая микропластик. Данные публикуются в информационно-аналитических материалах Росгидромета и доступны через веб-порталы, такие как ecomonitor-baikal.ru. Однако эти системы ориентированы на профессиональные экспедиции и не имеют публичных мобильных интерфейсов для гражданского вклада: пользователи не могут загружать фото или геоданные в реальном времени, что ограничивает охват 2100 км береговой линии. Аналогично, Лимнологический институт СО РАН и Иркутский государственный университет (ИГУ) проводят исследования</w:t>
+      </w:r>
+      <w:r>
+        <w:rPr>
+          <w:rFonts w:ascii="Times New Roman" w:hAnsi="Times New Roman" w:cs="Times New Roman"/>
+          <w:sz w:val="28"/>
+          <w:szCs w:val="28"/>
+        </w:rPr>
+        <w:t xml:space="preserve"> </w:t>
+      </w:r>
+      <w:r>
+        <w:rPr>
+          <w:rFonts w:ascii="Times New Roman" w:hAnsi="Times New Roman" w:cs="Times New Roman"/>
+          <w:sz w:val="28"/>
+          <w:szCs w:val="28"/>
+        </w:rPr>
+        <w:t>микропластика</w:t>
+      </w:r>
+      <w:r>
+        <w:rPr>
+          <w:rFonts w:ascii="Times New Roman" w:hAnsi="Times New Roman" w:cs="Times New Roman"/>
+          <w:sz w:val="28"/>
+          <w:szCs w:val="28"/>
+        </w:rPr>
+        <w:t>,</w:t>
+      </w:r>
+      <w:r>
+        <w:rPr>
+          <w:rFonts w:ascii="Times New Roman" w:hAnsi="Times New Roman" w:cs="Times New Roman"/>
+          <w:sz w:val="28"/>
+          <w:szCs w:val="28"/>
+        </w:rPr>
+        <w:t xml:space="preserve"> </w:t>
+      </w:r>
+      <w:r>
+        <w:rPr>
+          <w:rFonts w:ascii="Times New Roman" w:hAnsi="Times New Roman" w:cs="Times New Roman"/>
+          <w:sz w:val="28"/>
+          <w:szCs w:val="28"/>
+        </w:rPr>
+        <w:t>например, экспедиции 2024 года с участием 10 институтов РА</w:t>
+      </w:r>
+      <w:r>
+        <w:rPr>
+          <w:rFonts w:ascii="Times New Roman" w:hAnsi="Times New Roman" w:cs="Times New Roman"/>
+          <w:sz w:val="28"/>
+          <w:szCs w:val="28"/>
+        </w:rPr>
+        <w:t>Н</w:t>
+      </w:r>
+      <w:r>
+        <w:rPr>
+          <w:rFonts w:ascii="Times New Roman" w:hAnsi="Times New Roman" w:cs="Times New Roman"/>
+          <w:sz w:val="28"/>
+          <w:szCs w:val="28"/>
+        </w:rPr>
+        <w:t>, но результаты доступны только в научных публикациях, без интерактивных приложений.</w:t>
+      </w:r>
+    </w:p>
+    <w:p>
+      <w:pPr>
+        <w:spacing w:after="80" w:line="240" w:lineRule="auto"/>
         <w:ind w:firstLine="709"/>
         <w:jc w:val="both"/>
         <w:rPr>
@@ -2348,12 +2723,21 @@
           <w:sz w:val="28"/>
           <w:szCs w:val="28"/>
         </w:rPr>
-        <w:t>Переходя к краудсорсинговым приложениям, стоит отметить, что они ближе к идее нашего проекта, позволяя пользователям фиксировать нарушения с помощью смартфонов. В России лидирует официальное приложение "Наша природа" от Министерства природных ресурсов и экологии РФ, запущенное в 2019 году и скачанное более 10 000 раз. Оно предназначено для сообщений о свалках, загрязнениях водоемов и других нарушениях: пользователь загружает фото с геолокацией, и данные передаются в органы власти для реакции.</w:t>
-      </w:r>
-    </w:p>
-    <w:p>
-      <w:pPr>
-        <w:spacing w:line="240" w:lineRule="auto"/>
+        <w:t xml:space="preserve">Переходя к краудсорсинговым приложениям, стоит отметить, что они ближе к идее нашего проекта, позволяя пользователям фиксировать нарушения с помощью смартфонов. В России лидирует официальное приложение "Наша </w:t>
+      </w:r>
+      <w:r>
+        <w:rPr>
+          <w:rFonts w:ascii="Times New Roman" w:hAnsi="Times New Roman" w:cs="Times New Roman"/>
+          <w:sz w:val="28"/>
+          <w:szCs w:val="28"/>
+        </w:rPr>
+        <w:lastRenderedPageBreak/>
+        <w:t>природа" от Министерства природных ресурсов и экологии РФ, запущенное в 2019 году и скачанное более 10 000 раз. Оно предназначено для сообщений о свалках, загрязнениях водоемов и других нарушениях: пользователь загружает фото с геолокацией, и данные передаются в органы власти для реакции.</w:t>
+      </w:r>
+    </w:p>
+    <w:p>
+      <w:pPr>
+        <w:spacing w:after="80" w:line="240" w:lineRule="auto"/>
         <w:ind w:firstLine="709"/>
         <w:jc w:val="both"/>
         <w:rPr>
@@ -2368,7 +2752,23 @@
           <w:sz w:val="28"/>
           <w:szCs w:val="28"/>
         </w:rPr>
-        <w:t xml:space="preserve">Приложение интегрировано с нацпроектом "Экология" и охватывает всю страну, включая Прибайкалье. Похожий функционал предлагает "Экологическая карта России" от Общероссийского народного фронта (ОНФ): веб- и мобильная версия для фиксации свалок с уведомлениями о статусе жалоб. Данные используются для планирования уборок, но фокус шире Байкала. Международный аналог — </w:t>
+        <w:t xml:space="preserve">Приложение интегрировано с нацпроектом "Экология" и охватывает всю страну, включая Прибайкалье. Похожий функционал предлагает "Экологическая карта России" от Общероссийского народного фронта (ОНФ): веб- и мобильная версия для фиксации свалок с уведомлениями о статусе жалоб. Данные используются для планирования уборок, но фокус шире Байкала. Международный аналог </w:t>
+      </w:r>
+      <w:r>
+        <w:rPr>
+          <w:rFonts w:ascii="Times New Roman" w:hAnsi="Times New Roman" w:cs="Times New Roman"/>
+          <w:sz w:val="28"/>
+          <w:szCs w:val="28"/>
+        </w:rPr>
+        <w:t>–</w:t>
+      </w:r>
+      <w:r>
+        <w:rPr>
+          <w:rFonts w:ascii="Times New Roman" w:hAnsi="Times New Roman" w:cs="Times New Roman"/>
+          <w:sz w:val="28"/>
+          <w:szCs w:val="28"/>
+        </w:rPr>
+        <w:t xml:space="preserve"> </w:t>
       </w:r>
       <w:proofErr w:type="spellStart"/>
       <w:r>
@@ -2404,12 +2804,28 @@
           <w:sz w:val="28"/>
           <w:szCs w:val="28"/>
         </w:rPr>
-        <w:t xml:space="preserve"> к озеру или механик для туристов. Эти инструменты сильны в юридической интеграции (жалобы доходят до чиновников), но слабы в вовлеченности — процесс кажется бюрократическим, без мотивации для повторного использования. По отзывам пользователей, "Наша природа" страдает от нестабильности и отсутствия обратной связи, что снижает удержание.</w:t>
-      </w:r>
-    </w:p>
-    <w:p>
-      <w:pPr>
-        <w:spacing w:line="240" w:lineRule="auto"/>
+        <w:t xml:space="preserve"> к озеру или механик для туристов. Эти инструменты сильны в юридической интеграции (жалобы доходят до чиновников), но слабы в вовлеченности </w:t>
+      </w:r>
+      <w:r>
+        <w:rPr>
+          <w:rFonts w:ascii="Times New Roman" w:hAnsi="Times New Roman" w:cs="Times New Roman"/>
+          <w:sz w:val="28"/>
+          <w:szCs w:val="28"/>
+        </w:rPr>
+        <w:t>–</w:t>
+      </w:r>
+      <w:r>
+        <w:rPr>
+          <w:rFonts w:ascii="Times New Roman" w:hAnsi="Times New Roman" w:cs="Times New Roman"/>
+          <w:sz w:val="28"/>
+          <w:szCs w:val="28"/>
+        </w:rPr>
+        <w:t xml:space="preserve"> процесс кажется бюрократическим, без мотивации для повторного использования. По отзывам пользователей, "Наша природа" страдает от нестабильности и отсутствия обратной связи, что снижает удержание.</w:t>
+      </w:r>
+    </w:p>
+    <w:p>
+      <w:pPr>
+        <w:spacing w:after="80" w:line="240" w:lineRule="auto"/>
         <w:ind w:firstLine="709"/>
         <w:jc w:val="both"/>
         <w:rPr>
@@ -2434,7 +2850,23 @@
           <w:sz w:val="28"/>
           <w:szCs w:val="28"/>
         </w:rPr>
-        <w:t xml:space="preserve"> платформы добавляют элемент мотивации, превращая мониторинг в игру, что особенно актуально для привлечения молодежи и туристов. В России ярким примером служит "Чистые Игры" — приложение для командных соревнований по уборке мусора, работающее в 17 странах с 2012 года. Пользователи фиксируют объемы собранных отходов (в кг), получают баллы, соревнуются в рейтингах и зарабатывают достижения. Проект проводит акции на Байкале (например, в Иркутской области в 2024–2025 годах), интегрируясь с волонтерскими движениями </w:t>
+        <w:t xml:space="preserve"> платформы добавляют элемент мотивации, превращая мониторинг в игру, что особенно актуально для привлечения молодежи и туристов. В России ярким примером служит "Чистые Игры" </w:t>
+      </w:r>
+      <w:r>
+        <w:rPr>
+          <w:rFonts w:ascii="Times New Roman" w:hAnsi="Times New Roman" w:cs="Times New Roman"/>
+          <w:sz w:val="28"/>
+          <w:szCs w:val="28"/>
+        </w:rPr>
+        <w:t>–</w:t>
+      </w:r>
+      <w:r>
+        <w:rPr>
+          <w:rFonts w:ascii="Times New Roman" w:hAnsi="Times New Roman" w:cs="Times New Roman"/>
+          <w:sz w:val="28"/>
+          <w:szCs w:val="28"/>
+        </w:rPr>
+        <w:t xml:space="preserve"> приложение для командных соревнований по уборке мусора, работающее в 17 странах с 2012 года. Пользователи фиксируют объемы собранных отходов (в кг), получают баллы, соревнуются в рейтингах и зарабатывают достижения. Проект проводит акции на Байкале (например, в Иркутской области в 2024–2025 годах), интегрируясь с волонтерскими движениями </w:t>
       </w:r>
       <w:proofErr w:type="spellStart"/>
       <w:r>
@@ -2470,16 +2902,23 @@
           <w:sz w:val="28"/>
           <w:szCs w:val="28"/>
         </w:rPr>
-        <w:t xml:space="preserve">, челленджи и награды повышают вовлеченность в 3–5 раз по сравнению с обычными субботниками. Однако акцент на оффлайн-уборках, а не на онлайн-сборе фото для мониторинга — </w:t>
-      </w:r>
-      <w:r>
-        <w:rPr>
-          <w:rFonts w:ascii="Times New Roman" w:hAnsi="Times New Roman" w:cs="Times New Roman"/>
-          <w:sz w:val="28"/>
-          <w:szCs w:val="28"/>
-        </w:rPr>
-        <w:lastRenderedPageBreak/>
-        <w:t>приложение не строит карту в реальном времени. Для детей и образования подходят "</w:t>
+        <w:t xml:space="preserve">, челленджи и награды повышают вовлеченность в 3–5 раз по сравнению с обычными субботниками. Однако акцент на оффлайн-уборках, а не на онлайн-сборе фото для мониторинга </w:t>
+      </w:r>
+      <w:r>
+        <w:rPr>
+          <w:rFonts w:ascii="Times New Roman" w:hAnsi="Times New Roman" w:cs="Times New Roman"/>
+          <w:sz w:val="28"/>
+          <w:szCs w:val="28"/>
+        </w:rPr>
+        <w:t>–</w:t>
+      </w:r>
+      <w:r>
+        <w:rPr>
+          <w:rFonts w:ascii="Times New Roman" w:hAnsi="Times New Roman" w:cs="Times New Roman"/>
+          <w:sz w:val="28"/>
+          <w:szCs w:val="28"/>
+        </w:rPr>
+        <w:t xml:space="preserve"> приложение не строит карту в реальном времени. Для детей и образования подходят "</w:t>
       </w:r>
       <w:proofErr w:type="spellStart"/>
       <w:r>
@@ -2569,7 +3008,7 @@
           <w:sz w:val="28"/>
           <w:szCs w:val="28"/>
         </w:rPr>
-        <w:t xml:space="preserve"> (США, &gt;12 млн зафиксированных объектов), Marine </w:t>
+        <w:t xml:space="preserve">, Marine </w:t>
       </w:r>
       <w:proofErr w:type="spellStart"/>
       <w:r>
@@ -2605,7 +3044,7 @@
           <w:sz w:val="28"/>
           <w:szCs w:val="28"/>
         </w:rPr>
-        <w:t xml:space="preserve"> (NOAA, 80+ стран) и </w:t>
+        <w:t xml:space="preserve"> и </w:t>
       </w:r>
       <w:proofErr w:type="spellStart"/>
       <w:r>
@@ -2641,7 +3080,7 @@
           <w:sz w:val="28"/>
           <w:szCs w:val="28"/>
         </w:rPr>
-        <w:t xml:space="preserve"> (Ocean </w:t>
+        <w:t xml:space="preserve">, ближе к нашей концепции: фотофиксация мусора с AI-классификацией, баллы за вклад и глобальные карты. </w:t>
       </w:r>
       <w:proofErr w:type="spellStart"/>
       <w:r>
@@ -2650,7 +3089,7 @@
           <w:sz w:val="28"/>
           <w:szCs w:val="28"/>
         </w:rPr>
-        <w:t>Conservancy</w:t>
+        <w:t>Litterati</w:t>
       </w:r>
       <w:proofErr w:type="spellEnd"/>
       <w:r>
@@ -2659,7 +3098,7 @@
           <w:sz w:val="28"/>
           <w:szCs w:val="28"/>
         </w:rPr>
-        <w:t xml:space="preserve">), ближе к нашей концепции: фотофиксация мусора с AI-классификацией, баллы за вклад и глобальные карты. </w:t>
+        <w:t xml:space="preserve"> мотивирует через достижения, а Marine </w:t>
       </w:r>
       <w:proofErr w:type="spellStart"/>
       <w:r>
@@ -2668,7 +3107,7 @@
           <w:sz w:val="28"/>
           <w:szCs w:val="28"/>
         </w:rPr>
-        <w:t>Litterati</w:t>
+        <w:t>Debris</w:t>
       </w:r>
       <w:proofErr w:type="spellEnd"/>
       <w:r>
@@ -2677,7 +3116,7 @@
           <w:sz w:val="28"/>
           <w:szCs w:val="28"/>
         </w:rPr>
-        <w:t xml:space="preserve"> мотивирует через достижения, а Marine </w:t>
+        <w:t xml:space="preserve"> </w:t>
       </w:r>
       <w:proofErr w:type="spellStart"/>
       <w:r>
@@ -2686,7 +3125,7 @@
           <w:sz w:val="28"/>
           <w:szCs w:val="28"/>
         </w:rPr>
-        <w:t>Debris</w:t>
+        <w:t>Tracker</w:t>
       </w:r>
       <w:proofErr w:type="spellEnd"/>
       <w:r>
@@ -2697,6 +3136,22 @@
         </w:rPr>
         <w:t xml:space="preserve"> </w:t>
       </w:r>
+      <w:r>
+        <w:rPr>
+          <w:rFonts w:ascii="Times New Roman" w:hAnsi="Times New Roman" w:cs="Times New Roman"/>
+          <w:sz w:val="28"/>
+          <w:szCs w:val="28"/>
+        </w:rPr>
+        <w:t>–</w:t>
+      </w:r>
+      <w:r>
+        <w:rPr>
+          <w:rFonts w:ascii="Times New Roman" w:hAnsi="Times New Roman" w:cs="Times New Roman"/>
+          <w:sz w:val="28"/>
+          <w:szCs w:val="28"/>
+        </w:rPr>
+        <w:t xml:space="preserve"> через </w:t>
+      </w:r>
       <w:proofErr w:type="spellStart"/>
       <w:r>
         <w:rPr>
@@ -2704,7 +3159,7 @@
           <w:sz w:val="28"/>
           <w:szCs w:val="28"/>
         </w:rPr>
-        <w:t>Tracker</w:t>
+        <w:t>лидерборды</w:t>
       </w:r>
       <w:proofErr w:type="spellEnd"/>
       <w:r>
@@ -2713,30 +3168,12 @@
           <w:sz w:val="28"/>
           <w:szCs w:val="28"/>
         </w:rPr>
-        <w:t xml:space="preserve"> — через </w:t>
-      </w:r>
-      <w:proofErr w:type="spellStart"/>
-      <w:r>
-        <w:rPr>
-          <w:rFonts w:ascii="Times New Roman" w:hAnsi="Times New Roman" w:cs="Times New Roman"/>
-          <w:sz w:val="28"/>
-          <w:szCs w:val="28"/>
-        </w:rPr>
-        <w:t>лидерборды</w:t>
-      </w:r>
-      <w:proofErr w:type="spellEnd"/>
-      <w:r>
-        <w:rPr>
-          <w:rFonts w:ascii="Times New Roman" w:hAnsi="Times New Roman" w:cs="Times New Roman"/>
-          <w:sz w:val="28"/>
-          <w:szCs w:val="28"/>
-        </w:rPr>
         <w:t>, но все они ориентированы на океаны или общие пресные водоемы, без байкальского модуля.</w:t>
       </w:r>
     </w:p>
     <w:p>
       <w:pPr>
-        <w:spacing w:line="240" w:lineRule="auto"/>
+        <w:spacing w:after="80" w:line="240" w:lineRule="auto"/>
         <w:ind w:firstLine="709"/>
         <w:jc w:val="both"/>
         <w:rPr>
@@ -2759,7 +3196,16 @@
           <w:sz w:val="28"/>
           <w:szCs w:val="28"/>
         </w:rPr>
-        <w:t xml:space="preserve"> (см. таблицу 1)</w:t>
+        <w:t xml:space="preserve"> </w:t>
+      </w:r>
+      <w:r>
+        <w:rPr>
+          <w:rFonts w:ascii="Times New Roman" w:hAnsi="Times New Roman" w:cs="Times New Roman"/>
+          <w:sz w:val="28"/>
+          <w:szCs w:val="28"/>
+        </w:rPr>
+        <w:lastRenderedPageBreak/>
+        <w:t>(см. таблицу 1)</w:t>
       </w:r>
       <w:r>
         <w:rPr>
@@ -2772,8 +3218,7 @@
     </w:p>
     <w:p>
       <w:pPr>
-        <w:spacing w:line="240" w:lineRule="auto"/>
-        <w:ind w:firstLine="709"/>
+        <w:spacing w:after="80" w:line="240" w:lineRule="auto"/>
         <w:jc w:val="both"/>
         <w:rPr>
           <w:rFonts w:ascii="Times New Roman" w:hAnsi="Times New Roman" w:cs="Times New Roman"/>
@@ -2810,6 +3255,7 @@
           </w:tcPr>
           <w:p>
             <w:pPr>
+              <w:spacing w:after="80"/>
               <w:rPr>
                 <w:rFonts w:ascii="Times New Roman" w:hAnsi="Times New Roman" w:cs="Times New Roman"/>
                 <w:sz w:val="28"/>
@@ -2834,6 +3280,7 @@
           </w:tcPr>
           <w:p>
             <w:pPr>
+              <w:spacing w:after="80"/>
               <w:rPr>
                 <w:rFonts w:ascii="Times New Roman" w:hAnsi="Times New Roman" w:cs="Times New Roman"/>
                 <w:sz w:val="28"/>
@@ -2859,6 +3306,7 @@
           </w:tcPr>
           <w:p>
             <w:pPr>
+              <w:spacing w:after="80"/>
               <w:rPr>
                 <w:rFonts w:ascii="Times New Roman" w:hAnsi="Times New Roman" w:cs="Times New Roman"/>
                 <w:sz w:val="28"/>
@@ -2895,6 +3343,7 @@
           </w:tcPr>
           <w:p>
             <w:pPr>
+              <w:spacing w:after="80"/>
               <w:rPr>
                 <w:rFonts w:ascii="Times New Roman" w:hAnsi="Times New Roman" w:cs="Times New Roman"/>
                 <w:sz w:val="28"/>
@@ -2965,6 +3414,7 @@
           </w:tcPr>
           <w:p>
             <w:pPr>
+              <w:spacing w:after="80"/>
               <w:rPr>
                 <w:rFonts w:ascii="Times New Roman" w:hAnsi="Times New Roman" w:cs="Times New Roman"/>
                 <w:sz w:val="28"/>
@@ -2992,6 +3442,7 @@
           </w:tcPr>
           <w:p>
             <w:pPr>
+              <w:spacing w:after="80"/>
               <w:rPr>
                 <w:rFonts w:ascii="Times New Roman" w:hAnsi="Times New Roman" w:cs="Times New Roman"/>
                 <w:sz w:val="28"/>
@@ -3017,6 +3468,7 @@
           </w:tcPr>
           <w:p>
             <w:pPr>
+              <w:spacing w:after="80"/>
               <w:rPr>
                 <w:rFonts w:ascii="Times New Roman" w:hAnsi="Times New Roman" w:cs="Times New Roman"/>
                 <w:sz w:val="28"/>
@@ -3040,6 +3492,7 @@
           </w:tcPr>
           <w:p>
             <w:pPr>
+              <w:spacing w:after="80"/>
               <w:rPr>
                 <w:rFonts w:ascii="Times New Roman" w:hAnsi="Times New Roman" w:cs="Times New Roman"/>
                 <w:sz w:val="28"/>
@@ -3063,6 +3516,7 @@
           </w:tcPr>
           <w:p>
             <w:pPr>
+              <w:spacing w:after="80"/>
               <w:rPr>
                 <w:rFonts w:ascii="Times New Roman" w:hAnsi="Times New Roman" w:cs="Times New Roman"/>
                 <w:sz w:val="28"/>
@@ -3086,6 +3540,7 @@
           </w:tcPr>
           <w:p>
             <w:pPr>
+              <w:spacing w:after="80"/>
               <w:rPr>
                 <w:rFonts w:ascii="Times New Roman" w:hAnsi="Times New Roman" w:cs="Times New Roman"/>
                 <w:sz w:val="28"/>
@@ -3129,6 +3584,7 @@
           </w:tcPr>
           <w:p>
             <w:pPr>
+              <w:spacing w:after="80"/>
               <w:rPr>
                 <w:rFonts w:ascii="Times New Roman" w:hAnsi="Times New Roman" w:cs="Times New Roman"/>
                 <w:b/>
@@ -3168,6 +3624,7 @@
           </w:tcPr>
           <w:p>
             <w:pPr>
+              <w:spacing w:after="80"/>
               <w:rPr>
                 <w:rFonts w:ascii="Times New Roman" w:hAnsi="Times New Roman" w:cs="Times New Roman"/>
                 <w:sz w:val="28"/>
@@ -3191,6 +3648,7 @@
           </w:tcPr>
           <w:p>
             <w:pPr>
+              <w:spacing w:after="80"/>
               <w:rPr>
                 <w:rFonts w:ascii="Times New Roman" w:hAnsi="Times New Roman" w:cs="Times New Roman"/>
                 <w:sz w:val="28"/>
@@ -3214,6 +3672,7 @@
           </w:tcPr>
           <w:p>
             <w:pPr>
+              <w:spacing w:after="80"/>
               <w:rPr>
                 <w:rFonts w:ascii="Times New Roman" w:hAnsi="Times New Roman" w:cs="Times New Roman"/>
                 <w:sz w:val="28"/>
@@ -3237,6 +3696,7 @@
           </w:tcPr>
           <w:p>
             <w:pPr>
+              <w:spacing w:after="80"/>
               <w:rPr>
                 <w:rFonts w:ascii="Times New Roman" w:hAnsi="Times New Roman" w:cs="Times New Roman"/>
                 <w:sz w:val="28"/>
@@ -3262,6 +3722,7 @@
           </w:tcPr>
           <w:p>
             <w:pPr>
+              <w:spacing w:after="80"/>
               <w:rPr>
                 <w:rFonts w:ascii="Times New Roman" w:hAnsi="Times New Roman" w:cs="Times New Roman"/>
                 <w:b/>
@@ -3289,6 +3750,7 @@
           </w:tcPr>
           <w:p>
             <w:pPr>
+              <w:spacing w:after="80"/>
               <w:rPr>
                 <w:rFonts w:ascii="Times New Roman" w:hAnsi="Times New Roman" w:cs="Times New Roman"/>
                 <w:sz w:val="28"/>
@@ -3312,6 +3774,7 @@
           </w:tcPr>
           <w:p>
             <w:pPr>
+              <w:spacing w:after="80"/>
               <w:rPr>
                 <w:rFonts w:ascii="Times New Roman" w:hAnsi="Times New Roman" w:cs="Times New Roman"/>
                 <w:sz w:val="28"/>
@@ -3335,6 +3798,7 @@
           </w:tcPr>
           <w:p>
             <w:pPr>
+              <w:spacing w:after="80"/>
               <w:rPr>
                 <w:rFonts w:ascii="Times New Roman" w:hAnsi="Times New Roman" w:cs="Times New Roman"/>
                 <w:sz w:val="28"/>
@@ -3376,6 +3840,7 @@
           </w:tcPr>
           <w:p>
             <w:pPr>
+              <w:spacing w:after="80"/>
               <w:rPr>
                 <w:rFonts w:ascii="Times New Roman" w:hAnsi="Times New Roman" w:cs="Times New Roman"/>
                 <w:sz w:val="28"/>
@@ -3401,6 +3866,7 @@
           </w:tcPr>
           <w:p>
             <w:pPr>
+              <w:spacing w:after="80"/>
               <w:rPr>
                 <w:rFonts w:ascii="Times New Roman" w:hAnsi="Times New Roman" w:cs="Times New Roman"/>
                 <w:b/>
@@ -3417,7 +3883,6 @@
                 <w:sz w:val="28"/>
                 <w:szCs w:val="28"/>
               </w:rPr>
-              <w:lastRenderedPageBreak/>
               <w:t>Доступ к данным</w:t>
             </w:r>
           </w:p>
@@ -3429,6 +3894,7 @@
           </w:tcPr>
           <w:p>
             <w:pPr>
+              <w:spacing w:after="80"/>
               <w:rPr>
                 <w:rFonts w:ascii="Times New Roman" w:hAnsi="Times New Roman" w:cs="Times New Roman"/>
                 <w:sz w:val="28"/>
@@ -3452,6 +3918,7 @@
           </w:tcPr>
           <w:p>
             <w:pPr>
+              <w:spacing w:after="80"/>
               <w:rPr>
                 <w:rFonts w:ascii="Times New Roman" w:hAnsi="Times New Roman" w:cs="Times New Roman"/>
                 <w:sz w:val="28"/>
@@ -3475,6 +3942,7 @@
           </w:tcPr>
           <w:p>
             <w:pPr>
+              <w:spacing w:after="80"/>
               <w:rPr>
                 <w:rFonts w:ascii="Times New Roman" w:hAnsi="Times New Roman" w:cs="Times New Roman"/>
                 <w:sz w:val="28"/>
@@ -3498,6 +3966,7 @@
           </w:tcPr>
           <w:p>
             <w:pPr>
+              <w:spacing w:after="80"/>
               <w:rPr>
                 <w:rFonts w:ascii="Times New Roman" w:hAnsi="Times New Roman" w:cs="Times New Roman"/>
                 <w:sz w:val="28"/>
@@ -3523,6 +3992,7 @@
           </w:tcPr>
           <w:p>
             <w:pPr>
+              <w:spacing w:after="80"/>
               <w:rPr>
                 <w:rFonts w:ascii="Times New Roman" w:hAnsi="Times New Roman" w:cs="Times New Roman"/>
                 <w:b/>
@@ -3550,6 +4020,7 @@
           </w:tcPr>
           <w:p>
             <w:pPr>
+              <w:spacing w:after="80"/>
               <w:rPr>
                 <w:rFonts w:ascii="Times New Roman" w:hAnsi="Times New Roman" w:cs="Times New Roman"/>
                 <w:sz w:val="28"/>
@@ -3573,6 +4044,7 @@
           </w:tcPr>
           <w:p>
             <w:pPr>
+              <w:spacing w:after="80"/>
               <w:rPr>
                 <w:rFonts w:ascii="Times New Roman" w:hAnsi="Times New Roman" w:cs="Times New Roman"/>
                 <w:sz w:val="28"/>
@@ -3596,6 +4068,7 @@
           </w:tcPr>
           <w:p>
             <w:pPr>
+              <w:spacing w:after="80"/>
               <w:rPr>
                 <w:rFonts w:ascii="Times New Roman" w:hAnsi="Times New Roman" w:cs="Times New Roman"/>
                 <w:sz w:val="28"/>
@@ -3619,6 +4092,7 @@
           </w:tcPr>
           <w:p>
             <w:pPr>
+              <w:spacing w:after="80"/>
               <w:rPr>
                 <w:rFonts w:ascii="Times New Roman" w:hAnsi="Times New Roman" w:cs="Times New Roman"/>
                 <w:sz w:val="28"/>
@@ -3644,6 +4118,7 @@
           </w:tcPr>
           <w:p>
             <w:pPr>
+              <w:spacing w:after="80"/>
               <w:rPr>
                 <w:rFonts w:ascii="Times New Roman" w:hAnsi="Times New Roman" w:cs="Times New Roman"/>
                 <w:b/>
@@ -3671,6 +4146,7 @@
           </w:tcPr>
           <w:p>
             <w:pPr>
+              <w:spacing w:after="80"/>
               <w:rPr>
                 <w:rFonts w:ascii="Times New Roman" w:hAnsi="Times New Roman" w:cs="Times New Roman"/>
                 <w:sz w:val="28"/>
@@ -3694,6 +4170,7 @@
           </w:tcPr>
           <w:p>
             <w:pPr>
+              <w:spacing w:after="80"/>
               <w:rPr>
                 <w:rFonts w:ascii="Times New Roman" w:hAnsi="Times New Roman" w:cs="Times New Roman"/>
                 <w:sz w:val="28"/>
@@ -3717,6 +4194,7 @@
           </w:tcPr>
           <w:p>
             <w:pPr>
+              <w:spacing w:after="80"/>
               <w:rPr>
                 <w:rFonts w:ascii="Times New Roman" w:hAnsi="Times New Roman" w:cs="Times New Roman"/>
                 <w:sz w:val="28"/>
@@ -3740,6 +4218,7 @@
           </w:tcPr>
           <w:p>
             <w:pPr>
+              <w:spacing w:after="80"/>
               <w:rPr>
                 <w:rFonts w:ascii="Times New Roman" w:hAnsi="Times New Roman" w:cs="Times New Roman"/>
                 <w:sz w:val="28"/>
@@ -3752,7 +4231,16 @@
                 <w:sz w:val="28"/>
                 <w:szCs w:val="28"/>
               </w:rPr>
-              <w:t>Региональный, реал-тайм с пилотом в 2026 г.</w:t>
+              <w:t xml:space="preserve">Региональный, реал-тайм с </w:t>
+            </w:r>
+            <w:r>
+              <w:rPr>
+                <w:rFonts w:ascii="Times New Roman" w:hAnsi="Times New Roman" w:cs="Times New Roman"/>
+                <w:sz w:val="28"/>
+                <w:szCs w:val="28"/>
+              </w:rPr>
+              <w:lastRenderedPageBreak/>
+              <w:t>пилотом в 2026 г.</w:t>
             </w:r>
           </w:p>
         </w:tc>
@@ -3760,16 +4248,17 @@
     </w:tbl>
     <w:p>
       <w:pPr>
-        <w:rPr>
-          <w:rFonts w:ascii="Times New Roman" w:hAnsi="Times New Roman" w:cs="Times New Roman"/>
-          <w:sz w:val="28"/>
-          <w:szCs w:val="28"/>
-        </w:rPr>
-      </w:pPr>
-    </w:p>
-    <w:p>
-      <w:pPr>
-        <w:spacing w:line="240" w:lineRule="auto"/>
+        <w:spacing w:after="80" w:line="240" w:lineRule="auto"/>
+        <w:rPr>
+          <w:rFonts w:ascii="Times New Roman" w:hAnsi="Times New Roman" w:cs="Times New Roman"/>
+          <w:sz w:val="28"/>
+          <w:szCs w:val="28"/>
+        </w:rPr>
+      </w:pPr>
+    </w:p>
+    <w:p>
+      <w:pPr>
+        <w:spacing w:after="80" w:line="240" w:lineRule="auto"/>
         <w:ind w:firstLine="709"/>
         <w:jc w:val="both"/>
         <w:rPr>
@@ -3784,7 +4273,39 @@
           <w:sz w:val="28"/>
           <w:szCs w:val="28"/>
         </w:rPr>
-        <w:t xml:space="preserve">Из таблицы видно, что существующие приложения решают отдельные задачи — от юридической фиксации до образовательных игр, — но не интегрируют их в единую систему для Байкала. Например, "Чистые Игры" мотивируют уборки, но не строят карту для планирования; </w:t>
+        <w:t xml:space="preserve">Из таблицы видно, что существующие приложения решают отдельные задачи </w:t>
+      </w:r>
+      <w:r>
+        <w:rPr>
+          <w:rFonts w:ascii="Times New Roman" w:hAnsi="Times New Roman" w:cs="Times New Roman"/>
+          <w:sz w:val="28"/>
+          <w:szCs w:val="28"/>
+        </w:rPr>
+        <w:t>–</w:t>
+      </w:r>
+      <w:r>
+        <w:rPr>
+          <w:rFonts w:ascii="Times New Roman" w:hAnsi="Times New Roman" w:cs="Times New Roman"/>
+          <w:sz w:val="28"/>
+          <w:szCs w:val="28"/>
+        </w:rPr>
+        <w:t xml:space="preserve"> от юридической фиксации до образовательных игр, </w:t>
+      </w:r>
+      <w:r>
+        <w:rPr>
+          <w:rFonts w:ascii="Times New Roman" w:hAnsi="Times New Roman" w:cs="Times New Roman"/>
+          <w:sz w:val="28"/>
+          <w:szCs w:val="28"/>
+        </w:rPr>
+        <w:t>–</w:t>
+      </w:r>
+      <w:r>
+        <w:rPr>
+          <w:rFonts w:ascii="Times New Roman" w:hAnsi="Times New Roman" w:cs="Times New Roman"/>
+          <w:sz w:val="28"/>
+          <w:szCs w:val="28"/>
+        </w:rPr>
+        <w:t xml:space="preserve"> но не интегрируют их в единую систему для Байкала. Например, "Чистые Игры" мотивируют уборки, но не строят карту для планирования; </w:t>
       </w:r>
       <w:proofErr w:type="spellStart"/>
       <w:r>
@@ -3802,48 +4323,20 @@
           <w:sz w:val="28"/>
           <w:szCs w:val="28"/>
         </w:rPr>
-        <w:t xml:space="preserve"> предлагает AI, но игнорирует локальные реалии (удаленность, сезонность). В 2025 году, с ростом туризма на 15–20% </w:t>
-      </w:r>
-      <w:proofErr w:type="spellStart"/>
-      <w:r>
-        <w:rPr>
-          <w:rFonts w:ascii="Times New Roman" w:hAnsi="Times New Roman" w:cs="Times New Roman"/>
-          <w:sz w:val="28"/>
-          <w:szCs w:val="28"/>
-        </w:rPr>
-        <w:t>постпандемия</w:t>
-      </w:r>
-      <w:proofErr w:type="spellEnd"/>
-      <w:r>
-        <w:rPr>
-          <w:rFonts w:ascii="Times New Roman" w:hAnsi="Times New Roman" w:cs="Times New Roman"/>
-          <w:sz w:val="28"/>
-          <w:szCs w:val="28"/>
-        </w:rPr>
-        <w:t xml:space="preserve">, эти пробелы усугубляются: данные Росгидромета охватывают &lt;10% берегов, а гражданские </w:t>
-      </w:r>
-      <w:proofErr w:type="spellStart"/>
-      <w:r>
-        <w:rPr>
-          <w:rFonts w:ascii="Times New Roman" w:hAnsi="Times New Roman" w:cs="Times New Roman"/>
-          <w:sz w:val="28"/>
-          <w:szCs w:val="28"/>
-        </w:rPr>
-        <w:t>apps</w:t>
-      </w:r>
-      <w:proofErr w:type="spellEnd"/>
-      <w:r>
-        <w:rPr>
-          <w:rFonts w:ascii="Times New Roman" w:hAnsi="Times New Roman" w:cs="Times New Roman"/>
-          <w:sz w:val="28"/>
-          <w:szCs w:val="28"/>
-        </w:rPr>
-        <w:t xml:space="preserve"> дают лишь точечные снимки.</w:t>
-      </w:r>
-    </w:p>
-    <w:p>
-      <w:pPr>
-        <w:spacing w:line="240" w:lineRule="auto"/>
+        <w:t xml:space="preserve"> предлагает AI, но игнорирует локальные реалии</w:t>
+      </w:r>
+      <w:r>
+        <w:rPr>
+          <w:rFonts w:ascii="Times New Roman" w:hAnsi="Times New Roman" w:cs="Times New Roman"/>
+          <w:sz w:val="28"/>
+          <w:szCs w:val="28"/>
+        </w:rPr>
+        <w:t>.</w:t>
+      </w:r>
+    </w:p>
+    <w:p>
+      <w:pPr>
+        <w:spacing w:after="80" w:line="240" w:lineRule="auto"/>
         <w:ind w:firstLine="709"/>
         <w:jc w:val="both"/>
         <w:rPr>
@@ -3858,47 +4351,12 @@
           <w:sz w:val="28"/>
           <w:szCs w:val="28"/>
         </w:rPr>
-        <w:t xml:space="preserve">В заключение, обзор существующих программных средств подчеркивает ценность разработки "Байкал без пластика" как решения, заполняющего критические ниши на рынке. В отличие от фрагментарных и неадаптированных инструментов, наше приложение объединяет краудсорсинг с полной геймификацией, фокусируясь на пластиковом загрязнении Байкала и мотивируя массовое участие туристов и местных (через валюту, достижения и реал-тайм карту). Это не только повысит вовлеченность в 5–10 раз (по аналогии с </w:t>
-      </w:r>
-      <w:proofErr w:type="spellStart"/>
-      <w:r>
-        <w:rPr>
-          <w:rFonts w:ascii="Times New Roman" w:hAnsi="Times New Roman" w:cs="Times New Roman"/>
-          <w:sz w:val="28"/>
-          <w:szCs w:val="28"/>
-        </w:rPr>
-        <w:t>Clean</w:t>
-      </w:r>
-      <w:proofErr w:type="spellEnd"/>
-      <w:r>
-        <w:rPr>
-          <w:rFonts w:ascii="Times New Roman" w:hAnsi="Times New Roman" w:cs="Times New Roman"/>
-          <w:sz w:val="28"/>
-          <w:szCs w:val="28"/>
-        </w:rPr>
-        <w:t xml:space="preserve"> </w:t>
-      </w:r>
-      <w:proofErr w:type="spellStart"/>
-      <w:r>
-        <w:rPr>
-          <w:rFonts w:ascii="Times New Roman" w:hAnsi="Times New Roman" w:cs="Times New Roman"/>
-          <w:sz w:val="28"/>
-          <w:szCs w:val="28"/>
-        </w:rPr>
-        <w:t>Swell</w:t>
-      </w:r>
-      <w:proofErr w:type="spellEnd"/>
-      <w:r>
-        <w:rPr>
-          <w:rFonts w:ascii="Times New Roman" w:hAnsi="Times New Roman" w:cs="Times New Roman"/>
-          <w:sz w:val="28"/>
-          <w:szCs w:val="28"/>
-        </w:rPr>
-        <w:t>), но и предоставит открытый поток данных для нацпроекта "Экология", Росгидромета и ЮНЕСКО, способствуя системному мониторингу и предотвращению необратимого ущерба уникальной экосистеме. В итоге, проект трансформирует пассивных наблюдателей в активных "гражданских ученых", усиливая эффективность существующих решений и обеспечивая долгосрочную сохранность озера для будущих поколений.</w:t>
-      </w:r>
-    </w:p>
-    <w:p>
-      <w:pPr>
+        <w:t>В заключение, обзор существующих программных средств подчеркивает ценность разработки "Байкал без пластика" как решения, заполняющего критические ниши на рынке. В отличие от фрагментарных и неадаптированных инструментов, наше приложение объединяет краудсорсинг с полной геймификацией, фокусируясь на пластиковом загрязнении Байкала и мотивируя массовое участие туристов и местных (через валюту, достижения и реал-тайм карту). Это не только повысит вовлеченность, но и предоставит открытый поток данных для нацпроекта "Экология", Росгидромета и ЮНЕСКО, способствуя системному мониторингу и предотвращению необратимого ущерба уникальной экосистеме. В итоге, проект трансформирует пассивных наблюдателей в активных "гражданских ученых", усиливая эффективность существующих решений и обеспечивая долгосрочную сохранность озера для будущих поколений.</w:t>
+      </w:r>
+    </w:p>
+    <w:p>
+      <w:pPr>
+        <w:spacing w:after="80" w:line="240" w:lineRule="auto"/>
         <w:rPr>
           <w:rFonts w:ascii="Times New Roman" w:hAnsi="Times New Roman" w:cs="Times New Roman"/>
           <w:b/>
@@ -3925,24 +4383,29 @@
           <w:ilvl w:val="1"/>
           <w:numId w:val="8"/>
         </w:numPr>
-        <w:spacing w:before="0" w:after="0" w:line="240" w:lineRule="auto"/>
-        <w:rPr>
+        <w:spacing w:before="0" w:line="240" w:lineRule="auto"/>
+        <w:rPr>
+          <w:rFonts w:cs="Times New Roman"/>
           <w:lang w:val="en-US"/>
         </w:rPr>
       </w:pPr>
       <w:r>
         <w:rPr>
-          <w:lang w:val="en-US"/>
+          <w:rFonts w:cs="Times New Roman"/>
         </w:rPr>
         <w:lastRenderedPageBreak/>
         <w:t xml:space="preserve"> </w:t>
       </w:r>
       <w:bookmarkStart w:id="4" w:name="_Toc215584719"/>
       <w:r>
+        <w:rPr>
+          <w:rFonts w:cs="Times New Roman"/>
+        </w:rPr>
         <w:t>Процесс</w:t>
       </w:r>
       <w:r>
         <w:rPr>
+          <w:rFonts w:cs="Times New Roman"/>
           <w:lang w:val="en-US"/>
         </w:rPr>
         <w:t xml:space="preserve"> AS IS vs TO BE</w:t>
@@ -3991,7 +4454,70 @@
     </w:p>
     <w:p>
       <w:pPr>
-        <w:spacing w:after="0"/>
+        <w:pStyle w:val="a7"/>
+        <w:spacing w:after="80" w:line="240" w:lineRule="auto"/>
+        <w:ind w:left="709"/>
+        <w:contextualSpacing w:val="0"/>
+        <w:rPr>
+          <w:rFonts w:ascii="Times New Roman" w:hAnsi="Times New Roman" w:cs="Times New Roman"/>
+          <w:sz w:val="28"/>
+          <w:szCs w:val="28"/>
+        </w:rPr>
+      </w:pPr>
+      <w:r>
+        <w:rPr>
+          <w:rFonts w:ascii="Times New Roman" w:hAnsi="Times New Roman" w:cs="Times New Roman"/>
+          <w:sz w:val="28"/>
+          <w:szCs w:val="28"/>
+        </w:rPr>
+        <w:t xml:space="preserve">Процесс </w:t>
+      </w:r>
+      <w:r>
+        <w:rPr>
+          <w:rFonts w:ascii="Times New Roman" w:hAnsi="Times New Roman" w:cs="Times New Roman"/>
+          <w:sz w:val="28"/>
+          <w:szCs w:val="28"/>
+          <w:lang w:val="en-US"/>
+        </w:rPr>
+        <w:t>AS</w:t>
+      </w:r>
+      <w:r>
+        <w:rPr>
+          <w:rFonts w:ascii="Times New Roman" w:hAnsi="Times New Roman" w:cs="Times New Roman"/>
+          <w:sz w:val="28"/>
+          <w:szCs w:val="28"/>
+        </w:rPr>
+        <w:t>-</w:t>
+      </w:r>
+      <w:r>
+        <w:rPr>
+          <w:rFonts w:ascii="Times New Roman" w:hAnsi="Times New Roman" w:cs="Times New Roman"/>
+          <w:sz w:val="28"/>
+          <w:szCs w:val="28"/>
+          <w:lang w:val="en-US"/>
+        </w:rPr>
+        <w:t>IS</w:t>
+      </w:r>
+      <w:r>
+        <w:rPr>
+          <w:rFonts w:ascii="Times New Roman" w:hAnsi="Times New Roman" w:cs="Times New Roman"/>
+          <w:sz w:val="28"/>
+          <w:szCs w:val="28"/>
+        </w:rPr>
+        <w:t xml:space="preserve"> </w:t>
+      </w:r>
+      <w:r>
+        <w:rPr>
+          <w:rFonts w:ascii="Times New Roman" w:hAnsi="Times New Roman" w:cs="Times New Roman"/>
+          <w:sz w:val="28"/>
+          <w:szCs w:val="28"/>
+        </w:rPr>
+        <w:t>представлен на рисунках 1 – 5</w:t>
+      </w:r>
+    </w:p>
+    <w:p>
+      <w:pPr>
+        <w:spacing w:after="0" w:line="240" w:lineRule="auto"/>
         <w:jc w:val="center"/>
         <w:rPr>
           <w:rFonts w:ascii="Times New Roman" w:hAnsi="Times New Roman" w:cs="Times New Roman"/>
@@ -4006,12 +4532,13 @@
           <w:noProof/>
           <w:sz w:val="28"/>
           <w:szCs w:val="28"/>
+          <w:lang w:val="en-US"/>
         </w:rPr>
         <w:drawing>
-          <wp:inline distT="0" distB="0" distL="0" distR="0" wp14:anchorId="544EE6B9" wp14:editId="3B259CD0">
-            <wp:extent cx="5940425" cy="4114800"/>
-            <wp:effectExtent l="0" t="0" r="3175" b="0"/>
-            <wp:docPr id="1209738980" name="Рисунок 1"/>
+          <wp:inline distT="0" distB="0" distL="0" distR="0" wp14:anchorId="2C0DD7A8" wp14:editId="5AF3B1C2">
+            <wp:extent cx="5940425" cy="3956685"/>
+            <wp:effectExtent l="0" t="0" r="3175" b="5715"/>
+            <wp:docPr id="1374767635" name="Рисунок 1"/>
             <wp:cNvGraphicFramePr>
               <a:graphicFrameLocks xmlns:a="http://schemas.openxmlformats.org/drawingml/2006/main" noChangeAspect="1"/>
             </wp:cNvGraphicFramePr>
@@ -4019,7 +4546,7 @@
               <a:graphicData uri="http://schemas.openxmlformats.org/drawingml/2006/picture">
                 <pic:pic xmlns:pic="http://schemas.openxmlformats.org/drawingml/2006/picture">
                   <pic:nvPicPr>
-                    <pic:cNvPr id="1209738980" name=""/>
+                    <pic:cNvPr id="1374767635" name=""/>
                     <pic:cNvPicPr/>
                   </pic:nvPicPr>
                   <pic:blipFill>
@@ -4031,7 +4558,7 @@
                   <pic:spPr>
                     <a:xfrm>
                       <a:off x="0" y="0"/>
-                      <a:ext cx="5940425" cy="4114800"/>
+                      <a:ext cx="5940425" cy="3956685"/>
                     </a:xfrm>
                     <a:prstGeom prst="rect">
                       <a:avLst/>
@@ -4046,6 +4573,7 @@
     </w:p>
     <w:p>
       <w:pPr>
+        <w:spacing w:after="80" w:line="240" w:lineRule="auto"/>
         <w:jc w:val="center"/>
         <w:rPr>
           <w:rFonts w:ascii="Times New Roman" w:hAnsi="Times New Roman" w:cs="Times New Roman"/>
@@ -4059,7 +4587,40 @@
           <w:sz w:val="28"/>
           <w:szCs w:val="28"/>
         </w:rPr>
-        <w:t>Рисунок 1 – Блок «Поддержание чистоты Байкала»</w:t>
+        <w:t>Рисунок 1 – Блок «</w:t>
+      </w:r>
+      <w:r>
+        <w:rPr>
+          <w:rFonts w:ascii="Times New Roman" w:hAnsi="Times New Roman" w:cs="Times New Roman"/>
+          <w:sz w:val="28"/>
+          <w:szCs w:val="28"/>
+        </w:rPr>
+        <w:t>Сбор данных о загрязнении</w:t>
+      </w:r>
+      <w:r>
+        <w:rPr>
+          <w:rFonts w:ascii="Times New Roman" w:hAnsi="Times New Roman" w:cs="Times New Roman"/>
+          <w:sz w:val="28"/>
+          <w:szCs w:val="28"/>
+        </w:rPr>
+        <w:t>»</w:t>
+      </w:r>
+      <w:r>
+        <w:rPr>
+          <w:rFonts w:ascii="Times New Roman" w:hAnsi="Times New Roman" w:cs="Times New Roman"/>
+          <w:sz w:val="28"/>
+          <w:szCs w:val="28"/>
+        </w:rPr>
+        <w:t xml:space="preserve"> (</w:t>
+      </w:r>
+      <w:r>
+        <w:rPr>
+          <w:rFonts w:ascii="Times New Roman" w:hAnsi="Times New Roman" w:cs="Times New Roman"/>
+          <w:sz w:val="28"/>
+          <w:szCs w:val="28"/>
+          <w:lang w:val="en-US"/>
+        </w:rPr>
+        <w:t>AS</w:t>
       </w:r>
       <w:r>
         <w:rPr>
@@ -4074,53 +4635,29 @@
           <w:rFonts w:ascii="Times New Roman" w:hAnsi="Times New Roman" w:cs="Times New Roman"/>
           <w:sz w:val="28"/>
           <w:szCs w:val="28"/>
-        </w:rPr>
-        <w:t>(</w:t>
-      </w:r>
-      <w:r>
-        <w:rPr>
-          <w:rFonts w:ascii="Times New Roman" w:hAnsi="Times New Roman" w:cs="Times New Roman"/>
-          <w:sz w:val="28"/>
-          <w:szCs w:val="28"/>
           <w:lang w:val="en-US"/>
         </w:rPr>
-        <w:t>AS</w:t>
-      </w:r>
-      <w:r>
-        <w:rPr>
-          <w:rFonts w:ascii="Times New Roman" w:hAnsi="Times New Roman" w:cs="Times New Roman"/>
-          <w:sz w:val="28"/>
-          <w:szCs w:val="28"/>
-        </w:rPr>
-        <w:t xml:space="preserve"> </w:t>
-      </w:r>
-      <w:r>
+        <w:t>IS</w:t>
+      </w:r>
+      <w:r>
+        <w:rPr>
+          <w:rFonts w:ascii="Times New Roman" w:hAnsi="Times New Roman" w:cs="Times New Roman"/>
+          <w:sz w:val="28"/>
+          <w:szCs w:val="28"/>
+        </w:rPr>
+        <w:t>)</w:t>
+      </w:r>
+    </w:p>
+    <w:p>
+      <w:pPr>
+        <w:spacing w:after="0" w:line="240" w:lineRule="auto"/>
+        <w:jc w:val="center"/>
         <w:rPr>
           <w:rFonts w:ascii="Times New Roman" w:hAnsi="Times New Roman" w:cs="Times New Roman"/>
           <w:sz w:val="28"/>
           <w:szCs w:val="28"/>
           <w:lang w:val="en-US"/>
         </w:rPr>
-        <w:t>IS</w:t>
-      </w:r>
-      <w:r>
-        <w:rPr>
-          <w:rFonts w:ascii="Times New Roman" w:hAnsi="Times New Roman" w:cs="Times New Roman"/>
-          <w:sz w:val="28"/>
-          <w:szCs w:val="28"/>
-        </w:rPr>
-        <w:t>)</w:t>
-      </w:r>
-    </w:p>
-    <w:p>
-      <w:pPr>
-        <w:spacing w:after="0"/>
-        <w:jc w:val="center"/>
-        <w:rPr>
-          <w:rFonts w:ascii="Times New Roman" w:hAnsi="Times New Roman" w:cs="Times New Roman"/>
-          <w:sz w:val="28"/>
-          <w:szCs w:val="28"/>
-        </w:rPr>
       </w:pPr>
       <w:r>
         <w:rPr>
@@ -4128,12 +4665,13 @@
           <w:noProof/>
           <w:sz w:val="28"/>
           <w:szCs w:val="28"/>
+          <w:lang w:val="en-US"/>
         </w:rPr>
         <w:drawing>
-          <wp:inline distT="0" distB="0" distL="0" distR="0" wp14:anchorId="10BCC199" wp14:editId="6E700BCA">
-            <wp:extent cx="5940425" cy="4126865"/>
-            <wp:effectExtent l="0" t="0" r="3175" b="6985"/>
-            <wp:docPr id="778160615" name="Рисунок 1"/>
+          <wp:inline distT="0" distB="0" distL="0" distR="0" wp14:anchorId="5275E138" wp14:editId="71AFF7CE">
+            <wp:extent cx="5940425" cy="3942080"/>
+            <wp:effectExtent l="0" t="0" r="3175" b="1270"/>
+            <wp:docPr id="222281216" name="Рисунок 1"/>
             <wp:cNvGraphicFramePr>
               <a:graphicFrameLocks xmlns:a="http://schemas.openxmlformats.org/drawingml/2006/main" noChangeAspect="1"/>
             </wp:cNvGraphicFramePr>
@@ -4141,7 +4679,7 @@
               <a:graphicData uri="http://schemas.openxmlformats.org/drawingml/2006/picture">
                 <pic:pic xmlns:pic="http://schemas.openxmlformats.org/drawingml/2006/picture">
                   <pic:nvPicPr>
-                    <pic:cNvPr id="778160615" name=""/>
+                    <pic:cNvPr id="222281216" name=""/>
                     <pic:cNvPicPr/>
                   </pic:nvPicPr>
                   <pic:blipFill>
@@ -4153,7 +4691,7 @@
                   <pic:spPr>
                     <a:xfrm>
                       <a:off x="0" y="0"/>
-                      <a:ext cx="5940425" cy="4126865"/>
+                      <a:ext cx="5940425" cy="3942080"/>
                     </a:xfrm>
                     <a:prstGeom prst="rect">
                       <a:avLst/>
@@ -4168,6 +4706,7 @@
     </w:p>
     <w:p>
       <w:pPr>
+        <w:spacing w:after="80" w:line="240" w:lineRule="auto"/>
         <w:jc w:val="center"/>
         <w:rPr>
           <w:rFonts w:ascii="Times New Roman" w:hAnsi="Times New Roman" w:cs="Times New Roman"/>
@@ -4181,73 +4720,66 @@
           <w:sz w:val="28"/>
           <w:szCs w:val="28"/>
         </w:rPr>
+        <w:t>Рисунок 2 – Декомпозиция блока «Сбор данных о загрязнении» (</w:t>
+      </w:r>
+      <w:r>
+        <w:rPr>
+          <w:rFonts w:ascii="Times New Roman" w:hAnsi="Times New Roman" w:cs="Times New Roman"/>
+          <w:sz w:val="28"/>
+          <w:szCs w:val="28"/>
+          <w:lang w:val="en-US"/>
+        </w:rPr>
+        <w:t>AS</w:t>
+      </w:r>
+      <w:r>
+        <w:rPr>
+          <w:rFonts w:ascii="Times New Roman" w:hAnsi="Times New Roman" w:cs="Times New Roman"/>
+          <w:sz w:val="28"/>
+          <w:szCs w:val="28"/>
+        </w:rPr>
+        <w:t xml:space="preserve"> </w:t>
+      </w:r>
+      <w:r>
+        <w:rPr>
+          <w:rFonts w:ascii="Times New Roman" w:hAnsi="Times New Roman" w:cs="Times New Roman"/>
+          <w:sz w:val="28"/>
+          <w:szCs w:val="28"/>
+          <w:lang w:val="en-US"/>
+        </w:rPr>
+        <w:t>IS</w:t>
+      </w:r>
+      <w:r>
+        <w:rPr>
+          <w:rFonts w:ascii="Times New Roman" w:hAnsi="Times New Roman" w:cs="Times New Roman"/>
+          <w:sz w:val="28"/>
+          <w:szCs w:val="28"/>
+        </w:rPr>
+        <w:t>)</w:t>
+      </w:r>
+    </w:p>
+    <w:p>
+      <w:pPr>
+        <w:spacing w:after="0" w:line="240" w:lineRule="auto"/>
+        <w:jc w:val="center"/>
+        <w:rPr>
+          <w:rFonts w:ascii="Times New Roman" w:hAnsi="Times New Roman" w:cs="Times New Roman"/>
+          <w:sz w:val="28"/>
+          <w:szCs w:val="28"/>
+        </w:rPr>
+      </w:pPr>
+      <w:r>
+        <w:rPr>
+          <w:rFonts w:ascii="Times New Roman" w:hAnsi="Times New Roman" w:cs="Times New Roman"/>
+          <w:noProof/>
+          <w:sz w:val="28"/>
+          <w:szCs w:val="28"/>
+        </w:rPr>
         <w:lastRenderedPageBreak/>
-        <w:t>Рисунок 2 – Декомпозиция блока «Поддержание чистоты Байкала»</w:t>
-      </w:r>
-      <w:r>
-        <w:rPr>
-          <w:rFonts w:ascii="Times New Roman" w:hAnsi="Times New Roman" w:cs="Times New Roman"/>
-          <w:sz w:val="28"/>
-          <w:szCs w:val="28"/>
-        </w:rPr>
-        <w:t xml:space="preserve"> (</w:t>
-      </w:r>
-      <w:r>
-        <w:rPr>
-          <w:rFonts w:ascii="Times New Roman" w:hAnsi="Times New Roman" w:cs="Times New Roman"/>
-          <w:sz w:val="28"/>
-          <w:szCs w:val="28"/>
-          <w:lang w:val="en-US"/>
-        </w:rPr>
-        <w:t>AS</w:t>
-      </w:r>
-      <w:r>
-        <w:rPr>
-          <w:rFonts w:ascii="Times New Roman" w:hAnsi="Times New Roman" w:cs="Times New Roman"/>
-          <w:sz w:val="28"/>
-          <w:szCs w:val="28"/>
-        </w:rPr>
-        <w:t xml:space="preserve"> </w:t>
-      </w:r>
-      <w:r>
-        <w:rPr>
-          <w:rFonts w:ascii="Times New Roman" w:hAnsi="Times New Roman" w:cs="Times New Roman"/>
-          <w:sz w:val="28"/>
-          <w:szCs w:val="28"/>
-          <w:lang w:val="en-US"/>
-        </w:rPr>
-        <w:t>IS</w:t>
-      </w:r>
-      <w:r>
-        <w:rPr>
-          <w:rFonts w:ascii="Times New Roman" w:hAnsi="Times New Roman" w:cs="Times New Roman"/>
-          <w:sz w:val="28"/>
-          <w:szCs w:val="28"/>
-        </w:rPr>
-        <w:t>)</w:t>
-      </w:r>
-    </w:p>
-    <w:p>
-      <w:pPr>
-        <w:spacing w:after="0" w:line="240" w:lineRule="auto"/>
-        <w:rPr>
-          <w:rFonts w:ascii="Times New Roman" w:hAnsi="Times New Roman" w:cs="Times New Roman"/>
-          <w:sz w:val="28"/>
-          <w:szCs w:val="28"/>
-        </w:rPr>
-      </w:pPr>
-      <w:r>
-        <w:rPr>
-          <w:rFonts w:ascii="Times New Roman" w:hAnsi="Times New Roman" w:cs="Times New Roman"/>
-          <w:noProof/>
-          <w:sz w:val="28"/>
-          <w:szCs w:val="28"/>
-        </w:rPr>
         <w:drawing>
-          <wp:inline distT="0" distB="0" distL="0" distR="0" wp14:anchorId="7F9D806D" wp14:editId="798BBD62">
-            <wp:extent cx="5940425" cy="4110990"/>
-            <wp:effectExtent l="0" t="0" r="3175" b="3810"/>
-            <wp:docPr id="1067756709" name="Рисунок 1"/>
+          <wp:inline distT="0" distB="0" distL="0" distR="0" wp14:anchorId="79EC8DCF" wp14:editId="1027A9D7">
+            <wp:extent cx="5940425" cy="3956685"/>
+            <wp:effectExtent l="0" t="0" r="3175" b="5715"/>
+            <wp:docPr id="1098632870" name="Рисунок 1"/>
             <wp:cNvGraphicFramePr>
               <a:graphicFrameLocks xmlns:a="http://schemas.openxmlformats.org/drawingml/2006/main" noChangeAspect="1"/>
             </wp:cNvGraphicFramePr>
@@ -4255,7 +4787,7 @@
               <a:graphicData uri="http://schemas.openxmlformats.org/drawingml/2006/picture">
                 <pic:pic xmlns:pic="http://schemas.openxmlformats.org/drawingml/2006/picture">
                   <pic:nvPicPr>
-                    <pic:cNvPr id="1067756709" name=""/>
+                    <pic:cNvPr id="1098632870" name=""/>
                     <pic:cNvPicPr/>
                   </pic:nvPicPr>
                   <pic:blipFill>
@@ -4267,7 +4799,7 @@
                   <pic:spPr>
                     <a:xfrm>
                       <a:off x="0" y="0"/>
-                      <a:ext cx="5940425" cy="4110990"/>
+                      <a:ext cx="5940425" cy="3956685"/>
                     </a:xfrm>
                     <a:prstGeom prst="rect">
                       <a:avLst/>
@@ -4282,6 +4814,7 @@
     </w:p>
     <w:p>
       <w:pPr>
+        <w:spacing w:after="80" w:line="240" w:lineRule="auto"/>
         <w:jc w:val="center"/>
         <w:rPr>
           <w:rFonts w:ascii="Times New Roman" w:hAnsi="Times New Roman" w:cs="Times New Roman"/>
@@ -4295,7 +4828,56 @@
           <w:sz w:val="28"/>
           <w:szCs w:val="28"/>
         </w:rPr>
-        <w:t>Рисунок 3 –</w:t>
+        <w:t xml:space="preserve">Рисунок </w:t>
+      </w:r>
+      <w:r>
+        <w:rPr>
+          <w:rFonts w:ascii="Times New Roman" w:hAnsi="Times New Roman" w:cs="Times New Roman"/>
+          <w:sz w:val="28"/>
+          <w:szCs w:val="28"/>
+        </w:rPr>
+        <w:t>3</w:t>
+      </w:r>
+      <w:r>
+        <w:rPr>
+          <w:rFonts w:ascii="Times New Roman" w:hAnsi="Times New Roman" w:cs="Times New Roman"/>
+          <w:sz w:val="28"/>
+          <w:szCs w:val="28"/>
+        </w:rPr>
+        <w:t xml:space="preserve"> – Декомпозиция блока «</w:t>
+      </w:r>
+      <w:r>
+        <w:rPr>
+          <w:rFonts w:ascii="Times New Roman" w:hAnsi="Times New Roman" w:cs="Times New Roman"/>
+          <w:sz w:val="28"/>
+          <w:szCs w:val="28"/>
+        </w:rPr>
+        <w:t>Определение координат места</w:t>
+      </w:r>
+      <w:r>
+        <w:rPr>
+          <w:rFonts w:ascii="Times New Roman" w:hAnsi="Times New Roman" w:cs="Times New Roman"/>
+          <w:sz w:val="28"/>
+          <w:szCs w:val="28"/>
+        </w:rPr>
+        <w:t>»</w:t>
+      </w:r>
+      <w:r>
+        <w:rPr>
+          <w:rFonts w:ascii="Times New Roman" w:hAnsi="Times New Roman" w:cs="Times New Roman"/>
+          <w:sz w:val="28"/>
+          <w:szCs w:val="28"/>
+        </w:rPr>
+        <w:t xml:space="preserve"> (</w:t>
+      </w:r>
+      <w:r>
+        <w:rPr>
+          <w:rFonts w:ascii="Times New Roman" w:hAnsi="Times New Roman" w:cs="Times New Roman"/>
+          <w:sz w:val="28"/>
+          <w:szCs w:val="28"/>
+          <w:lang w:val="en-US"/>
+        </w:rPr>
+        <w:t>AS</w:t>
       </w:r>
       <w:r>
         <w:rPr>
@@ -4310,41 +4892,8 @@
           <w:rFonts w:ascii="Times New Roman" w:hAnsi="Times New Roman" w:cs="Times New Roman"/>
           <w:sz w:val="28"/>
           <w:szCs w:val="28"/>
-        </w:rPr>
-        <w:t>Декомпозиция блока «Собрать данные о местах загрязнения»</w:t>
-      </w:r>
-      <w:r>
-        <w:rPr>
-          <w:rFonts w:ascii="Times New Roman" w:hAnsi="Times New Roman" w:cs="Times New Roman"/>
-          <w:sz w:val="28"/>
-          <w:szCs w:val="28"/>
-        </w:rPr>
-        <w:t xml:space="preserve"> (</w:t>
-      </w:r>
-      <w:r>
-        <w:rPr>
-          <w:rFonts w:ascii="Times New Roman" w:hAnsi="Times New Roman" w:cs="Times New Roman"/>
-          <w:sz w:val="28"/>
-          <w:szCs w:val="28"/>
           <w:lang w:val="en-US"/>
         </w:rPr>
-        <w:t>AS</w:t>
-      </w:r>
-      <w:r>
-        <w:rPr>
-          <w:rFonts w:ascii="Times New Roman" w:hAnsi="Times New Roman" w:cs="Times New Roman"/>
-          <w:sz w:val="28"/>
-          <w:szCs w:val="28"/>
-        </w:rPr>
-        <w:t xml:space="preserve"> </w:t>
-      </w:r>
-      <w:r>
-        <w:rPr>
-          <w:rFonts w:ascii="Times New Roman" w:hAnsi="Times New Roman" w:cs="Times New Roman"/>
-          <w:sz w:val="28"/>
-          <w:szCs w:val="28"/>
-          <w:lang w:val="en-US"/>
-        </w:rPr>
         <w:t>IS</w:t>
       </w:r>
       <w:r>
@@ -4365,16 +4914,6 @@
           <w:szCs w:val="28"/>
         </w:rPr>
       </w:pPr>
-    </w:p>
-    <w:p>
-      <w:pPr>
-        <w:spacing w:after="0" w:line="240" w:lineRule="auto"/>
-        <w:rPr>
-          <w:rFonts w:ascii="Times New Roman" w:hAnsi="Times New Roman" w:cs="Times New Roman"/>
-          <w:sz w:val="28"/>
-          <w:szCs w:val="28"/>
-        </w:rPr>
-      </w:pPr>
       <w:r>
         <w:rPr>
           <w:rFonts w:ascii="Times New Roman" w:hAnsi="Times New Roman" w:cs="Times New Roman"/>
@@ -4382,12 +4921,11 @@
           <w:sz w:val="28"/>
           <w:szCs w:val="28"/>
         </w:rPr>
-        <w:lastRenderedPageBreak/>
         <w:drawing>
-          <wp:inline distT="0" distB="0" distL="0" distR="0" wp14:anchorId="343B0A30" wp14:editId="7B18E87D">
-            <wp:extent cx="5940425" cy="4114165"/>
-            <wp:effectExtent l="0" t="0" r="3175" b="635"/>
-            <wp:docPr id="91430697" name="Рисунок 1"/>
+          <wp:inline distT="0" distB="0" distL="0" distR="0" wp14:anchorId="40C9C2CA" wp14:editId="705C0D36">
+            <wp:extent cx="5940425" cy="3956685"/>
+            <wp:effectExtent l="0" t="0" r="3175" b="5715"/>
+            <wp:docPr id="807646093" name="Рисунок 1"/>
             <wp:cNvGraphicFramePr>
               <a:graphicFrameLocks xmlns:a="http://schemas.openxmlformats.org/drawingml/2006/main" noChangeAspect="1"/>
             </wp:cNvGraphicFramePr>
@@ -4395,7 +4933,7 @@
               <a:graphicData uri="http://schemas.openxmlformats.org/drawingml/2006/picture">
                 <pic:pic xmlns:pic="http://schemas.openxmlformats.org/drawingml/2006/picture">
                   <pic:nvPicPr>
-                    <pic:cNvPr id="91430697" name=""/>
+                    <pic:cNvPr id="807646093" name=""/>
                     <pic:cNvPicPr/>
                   </pic:nvPicPr>
                   <pic:blipFill>
@@ -4407,7 +4945,7 @@
                   <pic:spPr>
                     <a:xfrm>
                       <a:off x="0" y="0"/>
-                      <a:ext cx="5940425" cy="4114165"/>
+                      <a:ext cx="5940425" cy="3956685"/>
                     </a:xfrm>
                     <a:prstGeom prst="rect">
                       <a:avLst/>
@@ -4422,6 +4960,7 @@
     </w:p>
     <w:p>
       <w:pPr>
+        <w:spacing w:after="80" w:line="240" w:lineRule="auto"/>
         <w:jc w:val="center"/>
         <w:rPr>
           <w:rFonts w:ascii="Times New Roman" w:hAnsi="Times New Roman" w:cs="Times New Roman"/>
@@ -4435,7 +4974,56 @@
           <w:sz w:val="28"/>
           <w:szCs w:val="28"/>
         </w:rPr>
-        <w:t>Рисунок 4 –</w:t>
+        <w:t xml:space="preserve">Рисунок </w:t>
+      </w:r>
+      <w:r>
+        <w:rPr>
+          <w:rFonts w:ascii="Times New Roman" w:hAnsi="Times New Roman" w:cs="Times New Roman"/>
+          <w:sz w:val="28"/>
+          <w:szCs w:val="28"/>
+        </w:rPr>
+        <w:t>4</w:t>
+      </w:r>
+      <w:r>
+        <w:rPr>
+          <w:rFonts w:ascii="Times New Roman" w:hAnsi="Times New Roman" w:cs="Times New Roman"/>
+          <w:sz w:val="28"/>
+          <w:szCs w:val="28"/>
+        </w:rPr>
+        <w:t xml:space="preserve"> – Декомпозиция блока «</w:t>
+      </w:r>
+      <w:r>
+        <w:rPr>
+          <w:rFonts w:ascii="Times New Roman" w:hAnsi="Times New Roman" w:cs="Times New Roman"/>
+          <w:sz w:val="28"/>
+          <w:szCs w:val="28"/>
+        </w:rPr>
+        <w:t>Ручной подсчёт каждого пластика</w:t>
+      </w:r>
+      <w:r>
+        <w:rPr>
+          <w:rFonts w:ascii="Times New Roman" w:hAnsi="Times New Roman" w:cs="Times New Roman"/>
+          <w:sz w:val="28"/>
+          <w:szCs w:val="28"/>
+        </w:rPr>
+        <w:t>»</w:t>
+      </w:r>
+      <w:r>
+        <w:rPr>
+          <w:rFonts w:ascii="Times New Roman" w:hAnsi="Times New Roman" w:cs="Times New Roman"/>
+          <w:sz w:val="28"/>
+          <w:szCs w:val="28"/>
+        </w:rPr>
+        <w:t xml:space="preserve"> (</w:t>
+      </w:r>
+      <w:r>
+        <w:rPr>
+          <w:rFonts w:ascii="Times New Roman" w:hAnsi="Times New Roman" w:cs="Times New Roman"/>
+          <w:sz w:val="28"/>
+          <w:szCs w:val="28"/>
+          <w:lang w:val="en-US"/>
+        </w:rPr>
+        <w:t>AS</w:t>
       </w:r>
       <w:r>
         <w:rPr>
@@ -4450,73 +5038,8 @@
           <w:rFonts w:ascii="Times New Roman" w:hAnsi="Times New Roman" w:cs="Times New Roman"/>
           <w:sz w:val="28"/>
           <w:szCs w:val="28"/>
-        </w:rPr>
-        <w:t>Декомпозиция блока «</w:t>
-      </w:r>
-      <w:r>
-        <w:rPr>
-          <w:rFonts w:ascii="Times New Roman" w:hAnsi="Times New Roman" w:cs="Times New Roman"/>
-          <w:sz w:val="28"/>
-          <w:szCs w:val="28"/>
-        </w:rPr>
-        <w:t>Определить</w:t>
-      </w:r>
-      <w:r>
-        <w:rPr>
-          <w:rFonts w:ascii="Times New Roman" w:hAnsi="Times New Roman" w:cs="Times New Roman"/>
-          <w:sz w:val="28"/>
-          <w:szCs w:val="28"/>
-        </w:rPr>
-        <w:t xml:space="preserve"> </w:t>
-      </w:r>
-      <w:r>
-        <w:rPr>
-          <w:rFonts w:ascii="Times New Roman" w:hAnsi="Times New Roman" w:cs="Times New Roman"/>
-          <w:sz w:val="28"/>
-          <w:szCs w:val="28"/>
-        </w:rPr>
-        <w:t>координаты места</w:t>
-      </w:r>
-      <w:r>
-        <w:rPr>
-          <w:rFonts w:ascii="Times New Roman" w:hAnsi="Times New Roman" w:cs="Times New Roman"/>
-          <w:sz w:val="28"/>
-          <w:szCs w:val="28"/>
-        </w:rPr>
-        <w:t xml:space="preserve"> загрязнения»</w:t>
-      </w:r>
-      <w:r>
-        <w:rPr>
-          <w:rFonts w:ascii="Times New Roman" w:hAnsi="Times New Roman" w:cs="Times New Roman"/>
-          <w:sz w:val="28"/>
-          <w:szCs w:val="28"/>
-        </w:rPr>
-        <w:t xml:space="preserve"> (</w:t>
-      </w:r>
-      <w:r>
-        <w:rPr>
-          <w:rFonts w:ascii="Times New Roman" w:hAnsi="Times New Roman" w:cs="Times New Roman"/>
-          <w:sz w:val="28"/>
-          <w:szCs w:val="28"/>
           <w:lang w:val="en-US"/>
         </w:rPr>
-        <w:t>AS</w:t>
-      </w:r>
-      <w:r>
-        <w:rPr>
-          <w:rFonts w:ascii="Times New Roman" w:hAnsi="Times New Roman" w:cs="Times New Roman"/>
-          <w:sz w:val="28"/>
-          <w:szCs w:val="28"/>
-        </w:rPr>
-        <w:t xml:space="preserve"> </w:t>
-      </w:r>
-      <w:r>
-        <w:rPr>
-          <w:rFonts w:ascii="Times New Roman" w:hAnsi="Times New Roman" w:cs="Times New Roman"/>
-          <w:sz w:val="28"/>
-          <w:szCs w:val="28"/>
-          <w:lang w:val="en-US"/>
-        </w:rPr>
         <w:t>IS</w:t>
       </w:r>
       <w:r>
@@ -4530,63 +5053,11 @@
     </w:p>
     <w:p>
       <w:pPr>
-        <w:pStyle w:val="a7"/>
-        <w:numPr>
-          <w:ilvl w:val="2"/>
-          <w:numId w:val="13"/>
-        </w:numPr>
-        <w:spacing w:after="80" w:line="240" w:lineRule="auto"/>
-        <w:ind w:left="0" w:firstLine="709"/>
-        <w:contextualSpacing w:val="0"/>
-        <w:rPr>
-          <w:rFonts w:ascii="Times New Roman" w:hAnsi="Times New Roman" w:cs="Times New Roman"/>
-          <w:b/>
-          <w:bCs/>
-          <w:sz w:val="28"/>
-          <w:szCs w:val="28"/>
-          <w:lang w:val="en-US"/>
-        </w:rPr>
-      </w:pPr>
-      <w:r>
-        <w:rPr>
-          <w:rFonts w:ascii="Times New Roman" w:hAnsi="Times New Roman" w:cs="Times New Roman"/>
-          <w:b/>
-          <w:bCs/>
-          <w:sz w:val="28"/>
-          <w:szCs w:val="28"/>
-        </w:rPr>
-        <w:t xml:space="preserve">Процесс </w:t>
-      </w:r>
-      <w:r>
-        <w:rPr>
-          <w:rFonts w:ascii="Times New Roman" w:hAnsi="Times New Roman" w:cs="Times New Roman"/>
-          <w:b/>
-          <w:bCs/>
-          <w:sz w:val="28"/>
-          <w:szCs w:val="28"/>
-          <w:lang w:val="en-US"/>
-        </w:rPr>
-        <w:t>TO B</w:t>
-      </w:r>
-      <w:r>
-        <w:rPr>
-          <w:rFonts w:ascii="Times New Roman" w:hAnsi="Times New Roman" w:cs="Times New Roman"/>
-          <w:b/>
-          <w:bCs/>
-          <w:sz w:val="28"/>
-          <w:szCs w:val="28"/>
-          <w:lang w:val="en-US"/>
-        </w:rPr>
-        <w:t>E</w:t>
-      </w:r>
-    </w:p>
-    <w:p>
-      <w:pPr>
-        <w:rPr>
-          <w:rFonts w:ascii="Times New Roman" w:hAnsi="Times New Roman" w:cs="Times New Roman"/>
-          <w:sz w:val="28"/>
-          <w:szCs w:val="28"/>
-          <w:lang w:val="en-US"/>
+        <w:spacing w:after="0" w:line="240" w:lineRule="auto"/>
+        <w:rPr>
+          <w:rFonts w:ascii="Times New Roman" w:hAnsi="Times New Roman" w:cs="Times New Roman"/>
+          <w:sz w:val="28"/>
+          <w:szCs w:val="28"/>
         </w:rPr>
       </w:pPr>
       <w:r>
@@ -4596,11 +5067,12 @@
           <w:sz w:val="28"/>
           <w:szCs w:val="28"/>
         </w:rPr>
+        <w:lastRenderedPageBreak/>
         <w:drawing>
-          <wp:inline distT="0" distB="0" distL="0" distR="0" wp14:anchorId="35EABFAD" wp14:editId="3021C131">
-            <wp:extent cx="5940425" cy="3965575"/>
+          <wp:inline distT="0" distB="0" distL="0" distR="0" wp14:anchorId="0492578E" wp14:editId="3CE84ABA">
+            <wp:extent cx="5940425" cy="3950335"/>
             <wp:effectExtent l="0" t="0" r="3175" b="0"/>
-            <wp:docPr id="1320935974" name="Рисунок 1"/>
+            <wp:docPr id="1002889038" name="Рисунок 1"/>
             <wp:cNvGraphicFramePr>
               <a:graphicFrameLocks xmlns:a="http://schemas.openxmlformats.org/drawingml/2006/main" noChangeAspect="1"/>
             </wp:cNvGraphicFramePr>
@@ -4608,7 +5080,7 @@
               <a:graphicData uri="http://schemas.openxmlformats.org/drawingml/2006/picture">
                 <pic:pic xmlns:pic="http://schemas.openxmlformats.org/drawingml/2006/picture">
                   <pic:nvPicPr>
-                    <pic:cNvPr id="1320935974" name=""/>
+                    <pic:cNvPr id="1002889038" name=""/>
                     <pic:cNvPicPr/>
                   </pic:nvPicPr>
                   <pic:blipFill>
@@ -4620,7 +5092,7 @@
                   <pic:spPr>
                     <a:xfrm>
                       <a:off x="0" y="0"/>
-                      <a:ext cx="5940425" cy="3965575"/>
+                      <a:ext cx="5940425" cy="3950335"/>
                     </a:xfrm>
                     <a:prstGeom prst="rect">
                       <a:avLst/>
@@ -4635,6 +5107,7 @@
     </w:p>
     <w:p>
       <w:pPr>
+        <w:spacing w:after="80" w:line="240" w:lineRule="auto"/>
         <w:jc w:val="center"/>
         <w:rPr>
           <w:rFonts w:ascii="Times New Roman" w:hAnsi="Times New Roman" w:cs="Times New Roman"/>
@@ -4664,15 +5137,31 @@
           <w:sz w:val="28"/>
           <w:szCs w:val="28"/>
         </w:rPr>
-        <w:t xml:space="preserve"> – Блок «Поддержание чистоты Байкала» </w:t>
-      </w:r>
-      <w:r>
-        <w:rPr>
-          <w:rFonts w:ascii="Times New Roman" w:hAnsi="Times New Roman" w:cs="Times New Roman"/>
-          <w:sz w:val="28"/>
-          <w:szCs w:val="28"/>
-        </w:rPr>
-        <w:t>(</w:t>
+        <w:t xml:space="preserve"> – Декомпозиция блока «</w:t>
+      </w:r>
+      <w:r>
+        <w:rPr>
+          <w:rFonts w:ascii="Times New Roman" w:hAnsi="Times New Roman" w:cs="Times New Roman"/>
+          <w:sz w:val="28"/>
+          <w:szCs w:val="28"/>
+        </w:rPr>
+        <w:t>Определение типа каждого пластика</w:t>
+      </w:r>
+      <w:r>
+        <w:rPr>
+          <w:rFonts w:ascii="Times New Roman" w:hAnsi="Times New Roman" w:cs="Times New Roman"/>
+          <w:sz w:val="28"/>
+          <w:szCs w:val="28"/>
+        </w:rPr>
+        <w:t>»</w:t>
+      </w:r>
+      <w:r>
+        <w:rPr>
+          <w:rFonts w:ascii="Times New Roman" w:hAnsi="Times New Roman" w:cs="Times New Roman"/>
+          <w:sz w:val="28"/>
+          <w:szCs w:val="28"/>
+        </w:rPr>
+        <w:t xml:space="preserve"> (</w:t>
       </w:r>
       <w:r>
         <w:rPr>
@@ -4681,6 +5170,132 @@
           <w:szCs w:val="28"/>
           <w:lang w:val="en-US"/>
         </w:rPr>
+        <w:t>AS</w:t>
+      </w:r>
+      <w:r>
+        <w:rPr>
+          <w:rFonts w:ascii="Times New Roman" w:hAnsi="Times New Roman" w:cs="Times New Roman"/>
+          <w:sz w:val="28"/>
+          <w:szCs w:val="28"/>
+        </w:rPr>
+        <w:t xml:space="preserve"> </w:t>
+      </w:r>
+      <w:r>
+        <w:rPr>
+          <w:rFonts w:ascii="Times New Roman" w:hAnsi="Times New Roman" w:cs="Times New Roman"/>
+          <w:sz w:val="28"/>
+          <w:szCs w:val="28"/>
+          <w:lang w:val="en-US"/>
+        </w:rPr>
+        <w:t>IS</w:t>
+      </w:r>
+      <w:r>
+        <w:rPr>
+          <w:rFonts w:ascii="Times New Roman" w:hAnsi="Times New Roman" w:cs="Times New Roman"/>
+          <w:sz w:val="28"/>
+          <w:szCs w:val="28"/>
+        </w:rPr>
+        <w:t>)</w:t>
+      </w:r>
+    </w:p>
+    <w:p>
+      <w:pPr>
+        <w:spacing w:after="80" w:line="240" w:lineRule="auto"/>
+        <w:rPr>
+          <w:rFonts w:ascii="Times New Roman" w:hAnsi="Times New Roman" w:cs="Times New Roman"/>
+          <w:sz w:val="28"/>
+          <w:szCs w:val="28"/>
+        </w:rPr>
+      </w:pPr>
+      <w:r>
+        <w:rPr>
+          <w:rFonts w:ascii="Times New Roman" w:hAnsi="Times New Roman" w:cs="Times New Roman"/>
+          <w:sz w:val="28"/>
+          <w:szCs w:val="28"/>
+        </w:rPr>
+        <w:br w:type="page"/>
+      </w:r>
+    </w:p>
+    <w:p>
+      <w:pPr>
+        <w:pStyle w:val="a7"/>
+        <w:numPr>
+          <w:ilvl w:val="2"/>
+          <w:numId w:val="13"/>
+        </w:numPr>
+        <w:spacing w:after="80" w:line="240" w:lineRule="auto"/>
+        <w:ind w:left="0" w:firstLine="709"/>
+        <w:contextualSpacing w:val="0"/>
+        <w:rPr>
+          <w:rFonts w:ascii="Times New Roman" w:hAnsi="Times New Roman" w:cs="Times New Roman"/>
+          <w:b/>
+          <w:bCs/>
+          <w:sz w:val="28"/>
+          <w:szCs w:val="28"/>
+          <w:lang w:val="en-US"/>
+        </w:rPr>
+      </w:pPr>
+      <w:r>
+        <w:rPr>
+          <w:rFonts w:ascii="Times New Roman" w:hAnsi="Times New Roman" w:cs="Times New Roman"/>
+          <w:b/>
+          <w:bCs/>
+          <w:sz w:val="28"/>
+          <w:szCs w:val="28"/>
+        </w:rPr>
+        <w:lastRenderedPageBreak/>
+        <w:t xml:space="preserve">Процесс </w:t>
+      </w:r>
+      <w:r>
+        <w:rPr>
+          <w:rFonts w:ascii="Times New Roman" w:hAnsi="Times New Roman" w:cs="Times New Roman"/>
+          <w:b/>
+          <w:bCs/>
+          <w:sz w:val="28"/>
+          <w:szCs w:val="28"/>
+          <w:lang w:val="en-US"/>
+        </w:rPr>
+        <w:t>TO B</w:t>
+      </w:r>
+      <w:r>
+        <w:rPr>
+          <w:rFonts w:ascii="Times New Roman" w:hAnsi="Times New Roman" w:cs="Times New Roman"/>
+          <w:b/>
+          <w:bCs/>
+          <w:sz w:val="28"/>
+          <w:szCs w:val="28"/>
+          <w:lang w:val="en-US"/>
+        </w:rPr>
+        <w:t>E</w:t>
+      </w:r>
+    </w:p>
+    <w:p>
+      <w:pPr>
+        <w:pStyle w:val="a7"/>
+        <w:spacing w:after="80" w:line="240" w:lineRule="auto"/>
+        <w:ind w:left="709"/>
+        <w:contextualSpacing w:val="0"/>
+        <w:rPr>
+          <w:rFonts w:ascii="Times New Roman" w:hAnsi="Times New Roman" w:cs="Times New Roman"/>
+          <w:sz w:val="28"/>
+          <w:szCs w:val="28"/>
+        </w:rPr>
+      </w:pPr>
+      <w:r>
+        <w:rPr>
+          <w:rFonts w:ascii="Times New Roman" w:hAnsi="Times New Roman" w:cs="Times New Roman"/>
+          <w:sz w:val="28"/>
+          <w:szCs w:val="28"/>
+        </w:rPr>
+        <w:t xml:space="preserve">Процесс </w:t>
+      </w:r>
+      <w:r>
+        <w:rPr>
+          <w:rFonts w:ascii="Times New Roman" w:hAnsi="Times New Roman" w:cs="Times New Roman"/>
+          <w:sz w:val="28"/>
+          <w:szCs w:val="28"/>
+          <w:lang w:val="en-US"/>
+        </w:rPr>
         <w:t>TO</w:t>
       </w:r>
       <w:r>
@@ -4706,11 +5321,20 @@
           <w:sz w:val="28"/>
           <w:szCs w:val="28"/>
         </w:rPr>
-        <w:t>)</w:t>
-      </w:r>
-    </w:p>
-    <w:p>
-      <w:pPr>
+        <w:t xml:space="preserve"> </w:t>
+      </w:r>
+      <w:r>
+        <w:rPr>
+          <w:rFonts w:ascii="Times New Roman" w:hAnsi="Times New Roman" w:cs="Times New Roman"/>
+          <w:sz w:val="28"/>
+          <w:szCs w:val="28"/>
+        </w:rPr>
+        <w:t>представлен на рисунках 6 – 9</w:t>
+      </w:r>
+    </w:p>
+    <w:p>
+      <w:pPr>
+        <w:spacing w:after="0" w:line="240" w:lineRule="auto"/>
         <w:rPr>
           <w:rFonts w:ascii="Times New Roman" w:hAnsi="Times New Roman" w:cs="Times New Roman"/>
           <w:sz w:val="28"/>
@@ -4721,16 +5345,15 @@
       <w:r>
         <w:rPr>
           <w:rFonts w:ascii="Times New Roman" w:hAnsi="Times New Roman" w:cs="Times New Roman"/>
-          <w:noProof/>
-          <w:sz w:val="28"/>
-          <w:szCs w:val="28"/>
-        </w:rPr>
-        <w:lastRenderedPageBreak/>
+          <w:sz w:val="28"/>
+          <w:szCs w:val="28"/>
+          <w:lang w:val="en-US"/>
+        </w:rPr>
         <w:drawing>
-          <wp:inline distT="0" distB="0" distL="0" distR="0" wp14:anchorId="6E47ED6A" wp14:editId="08BB27B6">
-            <wp:extent cx="5940425" cy="4137660"/>
-            <wp:effectExtent l="0" t="0" r="3175" b="0"/>
-            <wp:docPr id="405662036" name="Рисунок 1"/>
+          <wp:inline distT="0" distB="0" distL="0" distR="0" wp14:anchorId="7DDAE1FF" wp14:editId="55D541E4">
+            <wp:extent cx="5940425" cy="3975100"/>
+            <wp:effectExtent l="0" t="0" r="3175" b="6350"/>
+            <wp:docPr id="860590788" name="Рисунок 1"/>
             <wp:cNvGraphicFramePr>
               <a:graphicFrameLocks xmlns:a="http://schemas.openxmlformats.org/drawingml/2006/main" noChangeAspect="1"/>
             </wp:cNvGraphicFramePr>
@@ -4738,7 +5361,7 @@
               <a:graphicData uri="http://schemas.openxmlformats.org/drawingml/2006/picture">
                 <pic:pic xmlns:pic="http://schemas.openxmlformats.org/drawingml/2006/picture">
                   <pic:nvPicPr>
-                    <pic:cNvPr id="405662036" name=""/>
+                    <pic:cNvPr id="860590788" name=""/>
                     <pic:cNvPicPr/>
                   </pic:nvPicPr>
                   <pic:blipFill>
@@ -4750,7 +5373,7 @@
                   <pic:spPr>
                     <a:xfrm>
                       <a:off x="0" y="0"/>
-                      <a:ext cx="5940425" cy="4137660"/>
+                      <a:ext cx="5940425" cy="3975100"/>
                     </a:xfrm>
                     <a:prstGeom prst="rect">
                       <a:avLst/>
@@ -4765,6 +5388,7 @@
     </w:p>
     <w:p>
       <w:pPr>
+        <w:spacing w:after="80" w:line="240" w:lineRule="auto"/>
         <w:jc w:val="center"/>
         <w:rPr>
           <w:rFonts w:ascii="Times New Roman" w:hAnsi="Times New Roman" w:cs="Times New Roman"/>
@@ -4794,15 +5418,23 @@
           <w:sz w:val="28"/>
           <w:szCs w:val="28"/>
         </w:rPr>
-        <w:t xml:space="preserve"> – Декомпозиция блока «Поддержание частоты Байкала» </w:t>
-      </w:r>
-      <w:r>
-        <w:rPr>
-          <w:rFonts w:ascii="Times New Roman" w:hAnsi="Times New Roman" w:cs="Times New Roman"/>
-          <w:sz w:val="28"/>
-          <w:szCs w:val="28"/>
-        </w:rPr>
-        <w:t>(</w:t>
+        <w:t xml:space="preserve"> – Блок «</w:t>
+      </w:r>
+      <w:r>
+        <w:rPr>
+          <w:rFonts w:ascii="Times New Roman" w:hAnsi="Times New Roman" w:cs="Times New Roman"/>
+          <w:sz w:val="28"/>
+          <w:szCs w:val="28"/>
+        </w:rPr>
+        <w:t>Сбор данных о загрязнении</w:t>
+      </w:r>
+      <w:r>
+        <w:rPr>
+          <w:rFonts w:ascii="Times New Roman" w:hAnsi="Times New Roman" w:cs="Times New Roman"/>
+          <w:sz w:val="28"/>
+          <w:szCs w:val="28"/>
+        </w:rPr>
+        <w:t>» (</w:t>
       </w:r>
       <w:r>
         <w:rPr>
@@ -4841,24 +5473,25 @@
     </w:p>
     <w:p>
       <w:pPr>
-        <w:rPr>
-          <w:rFonts w:ascii="Times New Roman" w:hAnsi="Times New Roman" w:cs="Times New Roman"/>
-          <w:sz w:val="28"/>
-          <w:szCs w:val="28"/>
-        </w:rPr>
-      </w:pPr>
-      <w:r>
-        <w:rPr>
-          <w:rFonts w:ascii="Times New Roman" w:hAnsi="Times New Roman" w:cs="Times New Roman"/>
-          <w:noProof/>
+        <w:spacing w:after="0" w:line="240" w:lineRule="auto"/>
+        <w:jc w:val="center"/>
+        <w:rPr>
+          <w:rFonts w:ascii="Times New Roman" w:hAnsi="Times New Roman" w:cs="Times New Roman"/>
+          <w:sz w:val="28"/>
+          <w:szCs w:val="28"/>
+        </w:rPr>
+      </w:pPr>
+      <w:r>
+        <w:rPr>
+          <w:rFonts w:ascii="Times New Roman" w:hAnsi="Times New Roman" w:cs="Times New Roman"/>
           <w:sz w:val="28"/>
           <w:szCs w:val="28"/>
         </w:rPr>
         <w:drawing>
-          <wp:inline distT="0" distB="0" distL="0" distR="0" wp14:anchorId="083093C5" wp14:editId="39508197">
-            <wp:extent cx="5940425" cy="4107815"/>
-            <wp:effectExtent l="0" t="0" r="3175" b="6985"/>
-            <wp:docPr id="251765559" name="Рисунок 1"/>
+          <wp:inline distT="0" distB="0" distL="0" distR="0" wp14:anchorId="2D95D276" wp14:editId="4EB53A2E">
+            <wp:extent cx="5940425" cy="3938905"/>
+            <wp:effectExtent l="0" t="0" r="3175" b="4445"/>
+            <wp:docPr id="523051670" name="Рисунок 1"/>
             <wp:cNvGraphicFramePr>
               <a:graphicFrameLocks xmlns:a="http://schemas.openxmlformats.org/drawingml/2006/main" noChangeAspect="1"/>
             </wp:cNvGraphicFramePr>
@@ -4866,7 +5499,7 @@
               <a:graphicData uri="http://schemas.openxmlformats.org/drawingml/2006/picture">
                 <pic:pic xmlns:pic="http://schemas.openxmlformats.org/drawingml/2006/picture">
                   <pic:nvPicPr>
-                    <pic:cNvPr id="251765559" name=""/>
+                    <pic:cNvPr id="523051670" name=""/>
                     <pic:cNvPicPr/>
                   </pic:nvPicPr>
                   <pic:blipFill>
@@ -4878,7 +5511,7 @@
                   <pic:spPr>
                     <a:xfrm>
                       <a:off x="0" y="0"/>
-                      <a:ext cx="5940425" cy="4107815"/>
+                      <a:ext cx="5940425" cy="3938905"/>
                     </a:xfrm>
                     <a:prstGeom prst="rect">
                       <a:avLst/>
@@ -4893,6 +5526,7 @@
     </w:p>
     <w:p>
       <w:pPr>
+        <w:spacing w:after="80" w:line="240" w:lineRule="auto"/>
         <w:jc w:val="center"/>
         <w:rPr>
           <w:rFonts w:ascii="Times New Roman" w:hAnsi="Times New Roman" w:cs="Times New Roman"/>
@@ -4906,47 +5540,7 @@
           <w:sz w:val="28"/>
           <w:szCs w:val="28"/>
         </w:rPr>
-        <w:t xml:space="preserve">Рисунок 7 – Декомпозиция блока «Воспользоваться приложением </w:t>
-      </w:r>
-      <w:r>
-        <w:rPr>
-          <w:rFonts w:ascii="Times New Roman" w:hAnsi="Times New Roman" w:cs="Times New Roman"/>
-          <w:sz w:val="28"/>
-          <w:szCs w:val="28"/>
-        </w:rPr>
-        <w:t>“</w:t>
-      </w:r>
-      <w:r>
-        <w:rPr>
-          <w:rFonts w:ascii="Times New Roman" w:hAnsi="Times New Roman" w:cs="Times New Roman"/>
-          <w:sz w:val="28"/>
-          <w:szCs w:val="28"/>
-        </w:rPr>
-        <w:t>Байкал без пластика</w:t>
-      </w:r>
-      <w:r>
-        <w:rPr>
-          <w:rFonts w:ascii="Times New Roman" w:hAnsi="Times New Roman" w:cs="Times New Roman"/>
-          <w:sz w:val="28"/>
-          <w:szCs w:val="28"/>
-        </w:rPr>
-        <w:t>”</w:t>
-      </w:r>
-      <w:r>
-        <w:rPr>
-          <w:rFonts w:ascii="Times New Roman" w:hAnsi="Times New Roman" w:cs="Times New Roman"/>
-          <w:sz w:val="28"/>
-          <w:szCs w:val="28"/>
-        </w:rPr>
-        <w:t xml:space="preserve">» </w:t>
-      </w:r>
-      <w:r>
-        <w:rPr>
-          <w:rFonts w:ascii="Times New Roman" w:hAnsi="Times New Roman" w:cs="Times New Roman"/>
-          <w:sz w:val="28"/>
-          <w:szCs w:val="28"/>
-        </w:rPr>
-        <w:t>(</w:t>
+        <w:t>Рисунок 7 – Декомпозиция блока «Сбор данных о загрязнении» (</w:t>
       </w:r>
       <w:r>
         <w:rPr>
@@ -4985,7 +5579,286 @@
     </w:p>
     <w:p>
       <w:pPr>
-        <w:spacing w:line="240" w:lineRule="auto"/>
+        <w:spacing w:after="0" w:line="240" w:lineRule="auto"/>
+        <w:rPr>
+          <w:rFonts w:ascii="Times New Roman" w:hAnsi="Times New Roman" w:cs="Times New Roman"/>
+          <w:sz w:val="28"/>
+          <w:szCs w:val="28"/>
+          <w:lang w:val="en-US"/>
+        </w:rPr>
+      </w:pPr>
+      <w:r>
+        <w:rPr>
+          <w:rFonts w:ascii="Times New Roman" w:hAnsi="Times New Roman" w:cs="Times New Roman"/>
+          <w:noProof/>
+          <w:sz w:val="28"/>
+          <w:szCs w:val="28"/>
+          <w:lang w:val="en-US"/>
+        </w:rPr>
+        <w:lastRenderedPageBreak/>
+        <w:drawing>
+          <wp:inline distT="0" distB="0" distL="0" distR="0" wp14:anchorId="5D05050F" wp14:editId="6E9F704A">
+            <wp:extent cx="5940425" cy="3952240"/>
+            <wp:effectExtent l="0" t="0" r="3175" b="0"/>
+            <wp:docPr id="718080439" name="Рисунок 1"/>
+            <wp:cNvGraphicFramePr>
+              <a:graphicFrameLocks xmlns:a="http://schemas.openxmlformats.org/drawingml/2006/main" noChangeAspect="1"/>
+            </wp:cNvGraphicFramePr>
+            <a:graphic xmlns:a="http://schemas.openxmlformats.org/drawingml/2006/main">
+              <a:graphicData uri="http://schemas.openxmlformats.org/drawingml/2006/picture">
+                <pic:pic xmlns:pic="http://schemas.openxmlformats.org/drawingml/2006/picture">
+                  <pic:nvPicPr>
+                    <pic:cNvPr id="718080439" name=""/>
+                    <pic:cNvPicPr/>
+                  </pic:nvPicPr>
+                  <pic:blipFill>
+                    <a:blip r:embed="rId13"/>
+                    <a:stretch>
+                      <a:fillRect/>
+                    </a:stretch>
+                  </pic:blipFill>
+                  <pic:spPr>
+                    <a:xfrm>
+                      <a:off x="0" y="0"/>
+                      <a:ext cx="5940425" cy="3952240"/>
+                    </a:xfrm>
+                    <a:prstGeom prst="rect">
+                      <a:avLst/>
+                    </a:prstGeom>
+                  </pic:spPr>
+                </pic:pic>
+              </a:graphicData>
+            </a:graphic>
+          </wp:inline>
+        </w:drawing>
+      </w:r>
+    </w:p>
+    <w:p>
+      <w:pPr>
+        <w:spacing w:after="80" w:line="240" w:lineRule="auto"/>
+        <w:jc w:val="center"/>
+        <w:rPr>
+          <w:rFonts w:ascii="Times New Roman" w:hAnsi="Times New Roman" w:cs="Times New Roman"/>
+          <w:sz w:val="28"/>
+          <w:szCs w:val="28"/>
+        </w:rPr>
+      </w:pPr>
+      <w:r>
+        <w:rPr>
+          <w:rFonts w:ascii="Times New Roman" w:hAnsi="Times New Roman" w:cs="Times New Roman"/>
+          <w:sz w:val="28"/>
+          <w:szCs w:val="28"/>
+        </w:rPr>
+        <w:t xml:space="preserve">Рисунок </w:t>
+      </w:r>
+      <w:r>
+        <w:rPr>
+          <w:rFonts w:ascii="Times New Roman" w:hAnsi="Times New Roman" w:cs="Times New Roman"/>
+          <w:sz w:val="28"/>
+          <w:szCs w:val="28"/>
+        </w:rPr>
+        <w:t>8</w:t>
+      </w:r>
+      <w:r>
+        <w:rPr>
+          <w:rFonts w:ascii="Times New Roman" w:hAnsi="Times New Roman" w:cs="Times New Roman"/>
+          <w:sz w:val="28"/>
+          <w:szCs w:val="28"/>
+        </w:rPr>
+        <w:t xml:space="preserve"> – Декомпозиция блока «</w:t>
+      </w:r>
+      <w:r>
+        <w:rPr>
+          <w:rFonts w:ascii="Times New Roman" w:hAnsi="Times New Roman" w:cs="Times New Roman"/>
+          <w:sz w:val="28"/>
+          <w:szCs w:val="28"/>
+        </w:rPr>
+        <w:t>Проверка фотографии</w:t>
+      </w:r>
+      <w:r>
+        <w:rPr>
+          <w:rFonts w:ascii="Times New Roman" w:hAnsi="Times New Roman" w:cs="Times New Roman"/>
+          <w:sz w:val="28"/>
+          <w:szCs w:val="28"/>
+        </w:rPr>
+        <w:t>» (</w:t>
+      </w:r>
+      <w:r>
+        <w:rPr>
+          <w:rFonts w:ascii="Times New Roman" w:hAnsi="Times New Roman" w:cs="Times New Roman"/>
+          <w:sz w:val="28"/>
+          <w:szCs w:val="28"/>
+          <w:lang w:val="en-US"/>
+        </w:rPr>
+        <w:t>TO</w:t>
+      </w:r>
+      <w:r>
+        <w:rPr>
+          <w:rFonts w:ascii="Times New Roman" w:hAnsi="Times New Roman" w:cs="Times New Roman"/>
+          <w:sz w:val="28"/>
+          <w:szCs w:val="28"/>
+        </w:rPr>
+        <w:t xml:space="preserve"> </w:t>
+      </w:r>
+      <w:r>
+        <w:rPr>
+          <w:rFonts w:ascii="Times New Roman" w:hAnsi="Times New Roman" w:cs="Times New Roman"/>
+          <w:sz w:val="28"/>
+          <w:szCs w:val="28"/>
+          <w:lang w:val="en-US"/>
+        </w:rPr>
+        <w:t>BE</w:t>
+      </w:r>
+      <w:r>
+        <w:rPr>
+          <w:rFonts w:ascii="Times New Roman" w:hAnsi="Times New Roman" w:cs="Times New Roman"/>
+          <w:sz w:val="28"/>
+          <w:szCs w:val="28"/>
+        </w:rPr>
+        <w:t>)</w:t>
+      </w:r>
+    </w:p>
+    <w:p>
+      <w:pPr>
+        <w:spacing w:after="0" w:line="240" w:lineRule="auto"/>
+        <w:rPr>
+          <w:rFonts w:ascii="Times New Roman" w:hAnsi="Times New Roman" w:cs="Times New Roman"/>
+          <w:sz w:val="28"/>
+          <w:szCs w:val="28"/>
+        </w:rPr>
+      </w:pPr>
+      <w:r>
+        <w:rPr>
+          <w:rFonts w:ascii="Times New Roman" w:hAnsi="Times New Roman" w:cs="Times New Roman"/>
+          <w:noProof/>
+          <w:sz w:val="28"/>
+          <w:szCs w:val="28"/>
+        </w:rPr>
+        <w:drawing>
+          <wp:inline distT="0" distB="0" distL="0" distR="0" wp14:anchorId="228F66FF" wp14:editId="48F84641">
+            <wp:extent cx="5940425" cy="3952240"/>
+            <wp:effectExtent l="0" t="0" r="3175" b="0"/>
+            <wp:docPr id="284775916" name="Рисунок 1"/>
+            <wp:cNvGraphicFramePr>
+              <a:graphicFrameLocks xmlns:a="http://schemas.openxmlformats.org/drawingml/2006/main" noChangeAspect="1"/>
+            </wp:cNvGraphicFramePr>
+            <a:graphic xmlns:a="http://schemas.openxmlformats.org/drawingml/2006/main">
+              <a:graphicData uri="http://schemas.openxmlformats.org/drawingml/2006/picture">
+                <pic:pic xmlns:pic="http://schemas.openxmlformats.org/drawingml/2006/picture">
+                  <pic:nvPicPr>
+                    <pic:cNvPr id="284775916" name=""/>
+                    <pic:cNvPicPr/>
+                  </pic:nvPicPr>
+                  <pic:blipFill>
+                    <a:blip r:embed="rId14"/>
+                    <a:stretch>
+                      <a:fillRect/>
+                    </a:stretch>
+                  </pic:blipFill>
+                  <pic:spPr>
+                    <a:xfrm>
+                      <a:off x="0" y="0"/>
+                      <a:ext cx="5940425" cy="3952240"/>
+                    </a:xfrm>
+                    <a:prstGeom prst="rect">
+                      <a:avLst/>
+                    </a:prstGeom>
+                  </pic:spPr>
+                </pic:pic>
+              </a:graphicData>
+            </a:graphic>
+          </wp:inline>
+        </w:drawing>
+      </w:r>
+    </w:p>
+    <w:p>
+      <w:pPr>
+        <w:spacing w:after="80" w:line="240" w:lineRule="auto"/>
+        <w:jc w:val="center"/>
+        <w:rPr>
+          <w:rFonts w:ascii="Times New Roman" w:hAnsi="Times New Roman" w:cs="Times New Roman"/>
+          <w:sz w:val="28"/>
+          <w:szCs w:val="28"/>
+        </w:rPr>
+      </w:pPr>
+      <w:r>
+        <w:rPr>
+          <w:rFonts w:ascii="Times New Roman" w:hAnsi="Times New Roman" w:cs="Times New Roman"/>
+          <w:sz w:val="28"/>
+          <w:szCs w:val="28"/>
+        </w:rPr>
+        <w:t xml:space="preserve">Рисунок </w:t>
+      </w:r>
+      <w:r>
+        <w:rPr>
+          <w:rFonts w:ascii="Times New Roman" w:hAnsi="Times New Roman" w:cs="Times New Roman"/>
+          <w:sz w:val="28"/>
+          <w:szCs w:val="28"/>
+        </w:rPr>
+        <w:t>9</w:t>
+      </w:r>
+      <w:r>
+        <w:rPr>
+          <w:rFonts w:ascii="Times New Roman" w:hAnsi="Times New Roman" w:cs="Times New Roman"/>
+          <w:sz w:val="28"/>
+          <w:szCs w:val="28"/>
+        </w:rPr>
+        <w:t xml:space="preserve"> – Декомпозиция блока «</w:t>
+      </w:r>
+      <w:r>
+        <w:rPr>
+          <w:rFonts w:ascii="Times New Roman" w:hAnsi="Times New Roman" w:cs="Times New Roman"/>
+          <w:sz w:val="28"/>
+          <w:szCs w:val="28"/>
+        </w:rPr>
+        <w:t>Обработка фотографии»</w:t>
+      </w:r>
+      <w:r>
+        <w:rPr>
+          <w:rFonts w:ascii="Times New Roman" w:hAnsi="Times New Roman" w:cs="Times New Roman"/>
+          <w:sz w:val="28"/>
+          <w:szCs w:val="28"/>
+        </w:rPr>
+        <w:t xml:space="preserve"> (</w:t>
+      </w:r>
+      <w:r>
+        <w:rPr>
+          <w:rFonts w:ascii="Times New Roman" w:hAnsi="Times New Roman" w:cs="Times New Roman"/>
+          <w:sz w:val="28"/>
+          <w:szCs w:val="28"/>
+          <w:lang w:val="en-US"/>
+        </w:rPr>
+        <w:t>TO</w:t>
+      </w:r>
+      <w:r>
+        <w:rPr>
+          <w:rFonts w:ascii="Times New Roman" w:hAnsi="Times New Roman" w:cs="Times New Roman"/>
+          <w:sz w:val="28"/>
+          <w:szCs w:val="28"/>
+        </w:rPr>
+        <w:t xml:space="preserve"> </w:t>
+      </w:r>
+      <w:r>
+        <w:rPr>
+          <w:rFonts w:ascii="Times New Roman" w:hAnsi="Times New Roman" w:cs="Times New Roman"/>
+          <w:sz w:val="28"/>
+          <w:szCs w:val="28"/>
+          <w:lang w:val="en-US"/>
+        </w:rPr>
+        <w:t>BE</w:t>
+      </w:r>
+      <w:r>
+        <w:rPr>
+          <w:rFonts w:ascii="Times New Roman" w:hAnsi="Times New Roman" w:cs="Times New Roman"/>
+          <w:sz w:val="28"/>
+          <w:szCs w:val="28"/>
+        </w:rPr>
+        <w:t>)</w:t>
+      </w:r>
+    </w:p>
+    <w:p>
+      <w:pPr>
+        <w:spacing w:after="80" w:line="240" w:lineRule="auto"/>
         <w:ind w:firstLine="709"/>
         <w:jc w:val="both"/>
         <w:rPr>
@@ -5000,58 +5873,124 @@
           <w:sz w:val="28"/>
           <w:szCs w:val="28"/>
         </w:rPr>
+        <w:t>Как видно н</w:t>
+      </w:r>
+      <w:r>
+        <w:rPr>
+          <w:rFonts w:ascii="Times New Roman" w:hAnsi="Times New Roman" w:cs="Times New Roman"/>
+          <w:sz w:val="28"/>
+          <w:szCs w:val="28"/>
+        </w:rPr>
+        <w:t xml:space="preserve">а диаграмме </w:t>
+      </w:r>
+      <w:r>
+        <w:rPr>
+          <w:rFonts w:ascii="Times New Roman" w:hAnsi="Times New Roman" w:cs="Times New Roman"/>
+          <w:sz w:val="28"/>
+          <w:szCs w:val="28"/>
+          <w:lang w:val="en-US"/>
+        </w:rPr>
+        <w:t>AS</w:t>
+      </w:r>
+      <w:r>
+        <w:rPr>
+          <w:rFonts w:ascii="Times New Roman" w:hAnsi="Times New Roman" w:cs="Times New Roman"/>
+          <w:sz w:val="28"/>
+          <w:szCs w:val="28"/>
+        </w:rPr>
+        <w:t xml:space="preserve"> </w:t>
+      </w:r>
+      <w:r>
+        <w:rPr>
+          <w:rFonts w:ascii="Times New Roman" w:hAnsi="Times New Roman" w:cs="Times New Roman"/>
+          <w:sz w:val="28"/>
+          <w:szCs w:val="28"/>
+          <w:lang w:val="en-US"/>
+        </w:rPr>
+        <w:t>IS</w:t>
+      </w:r>
+      <w:r>
+        <w:rPr>
+          <w:rFonts w:ascii="Times New Roman" w:hAnsi="Times New Roman" w:cs="Times New Roman"/>
+          <w:sz w:val="28"/>
+          <w:szCs w:val="28"/>
+        </w:rPr>
+        <w:t xml:space="preserve"> </w:t>
+      </w:r>
+      <w:r>
+        <w:rPr>
+          <w:rFonts w:ascii="Times New Roman" w:hAnsi="Times New Roman" w:cs="Times New Roman"/>
+          <w:sz w:val="28"/>
+          <w:szCs w:val="28"/>
+        </w:rPr>
+        <w:t xml:space="preserve">компании приходится выделять дополнительные ресурсы для сбора данных, при этом все эти данные заполняются вручную. В то время как на диаграмме </w:t>
+      </w:r>
+      <w:r>
+        <w:rPr>
+          <w:rFonts w:ascii="Times New Roman" w:hAnsi="Times New Roman" w:cs="Times New Roman"/>
+          <w:sz w:val="28"/>
+          <w:szCs w:val="28"/>
+          <w:lang w:val="en-US"/>
+        </w:rPr>
+        <w:t>TO</w:t>
+      </w:r>
+      <w:r>
+        <w:rPr>
+          <w:rFonts w:ascii="Times New Roman" w:hAnsi="Times New Roman" w:cs="Times New Roman"/>
+          <w:sz w:val="28"/>
+          <w:szCs w:val="28"/>
+        </w:rPr>
+        <w:t xml:space="preserve"> </w:t>
+      </w:r>
+      <w:r>
+        <w:rPr>
+          <w:rFonts w:ascii="Times New Roman" w:hAnsi="Times New Roman" w:cs="Times New Roman"/>
+          <w:sz w:val="28"/>
+          <w:szCs w:val="28"/>
+          <w:lang w:val="en-US"/>
+        </w:rPr>
+        <w:t>BE</w:t>
+      </w:r>
+      <w:r>
+        <w:rPr>
+          <w:rFonts w:ascii="Times New Roman" w:hAnsi="Times New Roman" w:cs="Times New Roman"/>
+          <w:sz w:val="28"/>
+          <w:szCs w:val="28"/>
+        </w:rPr>
+        <w:t xml:space="preserve"> сбором данных </w:t>
+      </w:r>
+      <w:r>
+        <w:rPr>
+          <w:rFonts w:ascii="Times New Roman" w:hAnsi="Times New Roman" w:cs="Times New Roman"/>
+          <w:sz w:val="28"/>
+          <w:szCs w:val="28"/>
+        </w:rPr>
         <w:lastRenderedPageBreak/>
-        <w:t>Как видно н</w:t>
-      </w:r>
-      <w:r>
-        <w:rPr>
-          <w:rFonts w:ascii="Times New Roman" w:hAnsi="Times New Roman" w:cs="Times New Roman"/>
-          <w:sz w:val="28"/>
-          <w:szCs w:val="28"/>
-        </w:rPr>
-        <w:t xml:space="preserve">а диаграмме </w:t>
-      </w:r>
-      <w:r>
-        <w:rPr>
-          <w:rFonts w:ascii="Times New Roman" w:hAnsi="Times New Roman" w:cs="Times New Roman"/>
-          <w:sz w:val="28"/>
-          <w:szCs w:val="28"/>
-          <w:lang w:val="en-US"/>
-        </w:rPr>
-        <w:t>AS</w:t>
-      </w:r>
-      <w:r>
-        <w:rPr>
-          <w:rFonts w:ascii="Times New Roman" w:hAnsi="Times New Roman" w:cs="Times New Roman"/>
-          <w:sz w:val="28"/>
-          <w:szCs w:val="28"/>
-        </w:rPr>
-        <w:t xml:space="preserve"> </w:t>
-      </w:r>
-      <w:r>
-        <w:rPr>
-          <w:rFonts w:ascii="Times New Roman" w:hAnsi="Times New Roman" w:cs="Times New Roman"/>
-          <w:sz w:val="28"/>
-          <w:szCs w:val="28"/>
-          <w:lang w:val="en-US"/>
-        </w:rPr>
-        <w:t>IS</w:t>
-      </w:r>
-      <w:r>
-        <w:rPr>
-          <w:rFonts w:ascii="Times New Roman" w:hAnsi="Times New Roman" w:cs="Times New Roman"/>
-          <w:sz w:val="28"/>
-          <w:szCs w:val="28"/>
-        </w:rPr>
-        <w:t xml:space="preserve"> </w:t>
-      </w:r>
-      <w:r>
-        <w:rPr>
-          <w:rFonts w:ascii="Times New Roman" w:hAnsi="Times New Roman" w:cs="Times New Roman"/>
-          <w:sz w:val="28"/>
-          <w:szCs w:val="28"/>
-        </w:rPr>
-        <w:t>(см</w:t>
+        <w:t>занимается пользователь, который отправляет все нужные данные для</w:t>
+      </w:r>
+      <w:r>
+        <w:rPr>
+          <w:rFonts w:ascii="Times New Roman" w:hAnsi="Times New Roman" w:cs="Times New Roman"/>
+          <w:sz w:val="28"/>
+          <w:szCs w:val="28"/>
+        </w:rPr>
+        <w:t xml:space="preserve"> автоматической</w:t>
+      </w:r>
+      <w:r>
+        <w:rPr>
+          <w:rFonts w:ascii="Times New Roman" w:hAnsi="Times New Roman" w:cs="Times New Roman"/>
+          <w:sz w:val="28"/>
+          <w:szCs w:val="28"/>
+        </w:rPr>
+        <w:t xml:space="preserve"> обработк</w:t>
+      </w:r>
+      <w:r>
+        <w:rPr>
+          <w:rFonts w:ascii="Times New Roman" w:hAnsi="Times New Roman" w:cs="Times New Roman"/>
+          <w:sz w:val="28"/>
+          <w:szCs w:val="28"/>
+        </w:rPr>
+        <w:t>и</w:t>
       </w:r>
       <w:r>
         <w:rPr>
@@ -5060,120 +5999,6 @@
           <w:szCs w:val="28"/>
         </w:rPr>
         <w:t>.</w:t>
-      </w:r>
-      <w:r>
-        <w:rPr>
-          <w:rFonts w:ascii="Times New Roman" w:hAnsi="Times New Roman" w:cs="Times New Roman"/>
-          <w:sz w:val="28"/>
-          <w:szCs w:val="28"/>
-        </w:rPr>
-        <w:t xml:space="preserve"> рисунки 1 – </w:t>
-      </w:r>
-      <w:r>
-        <w:rPr>
-          <w:rFonts w:ascii="Times New Roman" w:hAnsi="Times New Roman" w:cs="Times New Roman"/>
-          <w:sz w:val="28"/>
-          <w:szCs w:val="28"/>
-        </w:rPr>
-        <w:t>4</w:t>
-      </w:r>
-      <w:r>
-        <w:rPr>
-          <w:rFonts w:ascii="Times New Roman" w:hAnsi="Times New Roman" w:cs="Times New Roman"/>
-          <w:sz w:val="28"/>
-          <w:szCs w:val="28"/>
-        </w:rPr>
-        <w:t xml:space="preserve"> </w:t>
-      </w:r>
-      <w:r>
-        <w:rPr>
-          <w:rFonts w:ascii="Times New Roman" w:hAnsi="Times New Roman" w:cs="Times New Roman"/>
-          <w:sz w:val="28"/>
-          <w:szCs w:val="28"/>
-        </w:rPr>
-        <w:t>компании приходится выделять дополнительные ресурсы для сбора данных</w:t>
-      </w:r>
-      <w:r>
-        <w:rPr>
-          <w:rFonts w:ascii="Times New Roman" w:hAnsi="Times New Roman" w:cs="Times New Roman"/>
-          <w:sz w:val="28"/>
-          <w:szCs w:val="28"/>
-        </w:rPr>
-        <w:t xml:space="preserve">, </w:t>
-      </w:r>
-      <w:r>
-        <w:rPr>
-          <w:rFonts w:ascii="Times New Roman" w:hAnsi="Times New Roman" w:cs="Times New Roman"/>
-          <w:sz w:val="28"/>
-          <w:szCs w:val="28"/>
-        </w:rPr>
-        <w:t xml:space="preserve">при этом все эти данные заполняются вручную. В то время как на диаграмме </w:t>
-      </w:r>
-      <w:r>
-        <w:rPr>
-          <w:rFonts w:ascii="Times New Roman" w:hAnsi="Times New Roman" w:cs="Times New Roman"/>
-          <w:sz w:val="28"/>
-          <w:szCs w:val="28"/>
-          <w:lang w:val="en-US"/>
-        </w:rPr>
-        <w:t>TO</w:t>
-      </w:r>
-      <w:r>
-        <w:rPr>
-          <w:rFonts w:ascii="Times New Roman" w:hAnsi="Times New Roman" w:cs="Times New Roman"/>
-          <w:sz w:val="28"/>
-          <w:szCs w:val="28"/>
-        </w:rPr>
-        <w:t xml:space="preserve"> </w:t>
-      </w:r>
-      <w:r>
-        <w:rPr>
-          <w:rFonts w:ascii="Times New Roman" w:hAnsi="Times New Roman" w:cs="Times New Roman"/>
-          <w:sz w:val="28"/>
-          <w:szCs w:val="28"/>
-          <w:lang w:val="en-US"/>
-        </w:rPr>
-        <w:t>BE</w:t>
-      </w:r>
-      <w:r>
-        <w:rPr>
-          <w:rFonts w:ascii="Times New Roman" w:hAnsi="Times New Roman" w:cs="Times New Roman"/>
-          <w:sz w:val="28"/>
-          <w:szCs w:val="28"/>
-        </w:rPr>
-        <w:t xml:space="preserve"> (см. рисунки 5 – 7)</w:t>
-      </w:r>
-      <w:r>
-        <w:rPr>
-          <w:rFonts w:ascii="Times New Roman" w:hAnsi="Times New Roman" w:cs="Times New Roman"/>
-          <w:sz w:val="28"/>
-          <w:szCs w:val="28"/>
-        </w:rPr>
-        <w:t xml:space="preserve"> </w:t>
-      </w:r>
-      <w:r>
-        <w:rPr>
-          <w:rFonts w:ascii="Times New Roman" w:hAnsi="Times New Roman" w:cs="Times New Roman"/>
-          <w:sz w:val="28"/>
-          <w:szCs w:val="28"/>
-        </w:rPr>
-        <w:t>сбором данных занимается пользователь</w:t>
-      </w:r>
-      <w:r>
-        <w:rPr>
-          <w:rFonts w:ascii="Times New Roman" w:hAnsi="Times New Roman" w:cs="Times New Roman"/>
-          <w:sz w:val="28"/>
-          <w:szCs w:val="28"/>
-        </w:rPr>
-        <w:t xml:space="preserve">, </w:t>
-      </w:r>
-      <w:r>
-        <w:rPr>
-          <w:rFonts w:ascii="Times New Roman" w:hAnsi="Times New Roman" w:cs="Times New Roman"/>
-          <w:sz w:val="28"/>
-          <w:szCs w:val="28"/>
-        </w:rPr>
-        <w:t>который отправляет все нужные данные для обработки автоматически.</w:t>
       </w:r>
     </w:p>
     <w:p>
@@ -5183,22 +6008,30 @@
           <w:ilvl w:val="1"/>
           <w:numId w:val="8"/>
         </w:numPr>
-      </w:pPr>
-      <w:r>
-        <w:rPr>
-          <w:lang w:val="en-US"/>
+        <w:spacing w:before="0" w:after="0" w:line="240" w:lineRule="auto"/>
+        <w:ind w:left="1066" w:hanging="357"/>
+        <w:rPr>
+          <w:rFonts w:cs="Times New Roman"/>
+        </w:rPr>
+      </w:pPr>
+      <w:r>
+        <w:rPr>
+          <w:rFonts w:cs="Times New Roman"/>
         </w:rPr>
         <w:t xml:space="preserve"> </w:t>
       </w:r>
       <w:bookmarkStart w:id="5" w:name="_Toc215584720"/>
       <w:r>
+        <w:rPr>
+          <w:rFonts w:cs="Times New Roman"/>
+        </w:rPr>
         <w:t>Описание вариантов использования</w:t>
       </w:r>
       <w:bookmarkEnd w:id="5"/>
     </w:p>
     <w:p>
       <w:pPr>
-        <w:spacing w:line="240" w:lineRule="auto"/>
+        <w:spacing w:after="80" w:line="240" w:lineRule="auto"/>
         <w:ind w:left="709"/>
         <w:jc w:val="both"/>
         <w:rPr>
@@ -5242,7 +6075,7 @@
     </w:p>
     <w:p>
       <w:pPr>
-        <w:spacing w:line="240" w:lineRule="auto"/>
+        <w:spacing w:after="0" w:line="240" w:lineRule="auto"/>
         <w:jc w:val="both"/>
         <w:rPr>
           <w:rFonts w:ascii="Times New Roman" w:hAnsi="Times New Roman" w:cs="Times New Roman"/>
@@ -5273,7 +6106,7 @@
                     <pic:cNvPicPr/>
                   </pic:nvPicPr>
                   <pic:blipFill>
-                    <a:blip r:embed="rId13"/>
+                    <a:blip r:embed="rId15"/>
                     <a:stretch>
                       <a:fillRect/>
                     </a:stretch>
@@ -5296,7 +6129,7 @@
     </w:p>
     <w:p>
       <w:pPr>
-        <w:spacing w:line="240" w:lineRule="auto"/>
+        <w:spacing w:after="80" w:line="240" w:lineRule="auto"/>
         <w:jc w:val="center"/>
         <w:rPr>
           <w:rFonts w:ascii="Times New Roman" w:hAnsi="Times New Roman" w:cs="Times New Roman"/>
@@ -5320,19 +6153,30 @@
           <w:ilvl w:val="1"/>
           <w:numId w:val="8"/>
         </w:numPr>
-      </w:pPr>
-      <w:r>
+        <w:spacing w:before="0" w:after="0" w:line="240" w:lineRule="auto"/>
+        <w:ind w:left="1066" w:hanging="357"/>
+        <w:rPr>
+          <w:rFonts w:cs="Times New Roman"/>
+        </w:rPr>
+      </w:pPr>
+      <w:r>
+        <w:rPr>
+          <w:rFonts w:cs="Times New Roman"/>
+        </w:rPr>
         <w:t xml:space="preserve"> </w:t>
       </w:r>
       <w:bookmarkStart w:id="6" w:name="_Toc215584721"/>
       <w:r>
+        <w:rPr>
+          <w:rFonts w:cs="Times New Roman"/>
+        </w:rPr>
         <w:t>Выработка требований и постановка задачи</w:t>
       </w:r>
       <w:bookmarkEnd w:id="6"/>
     </w:p>
     <w:p>
       <w:pPr>
-        <w:spacing w:after="0" w:line="240" w:lineRule="auto"/>
+        <w:spacing w:after="80" w:line="240" w:lineRule="auto"/>
         <w:ind w:firstLine="709"/>
         <w:jc w:val="both"/>
         <w:rPr>
@@ -5363,15 +6207,7 @@
           <w:sz w:val="28"/>
           <w:szCs w:val="28"/>
         </w:rPr>
-        <w:t xml:space="preserve"> проект будет включать в себя следующие задачи</w:t>
-      </w:r>
-      <w:r>
-        <w:rPr>
-          <w:rFonts w:ascii="Times New Roman" w:hAnsi="Times New Roman" w:cs="Times New Roman"/>
-          <w:sz w:val="28"/>
-          <w:szCs w:val="28"/>
-        </w:rPr>
-        <w:t>:</w:t>
+        <w:t xml:space="preserve"> проект будет включать в себя следующие задачи:</w:t>
       </w:r>
     </w:p>
     <w:p>
@@ -5381,7 +6217,7 @@
           <w:ilvl w:val="1"/>
           <w:numId w:val="7"/>
         </w:numPr>
-        <w:spacing w:after="0" w:line="240" w:lineRule="auto"/>
+        <w:spacing w:after="80" w:line="240" w:lineRule="auto"/>
         <w:ind w:left="709" w:firstLine="709"/>
         <w:contextualSpacing w:val="0"/>
         <w:jc w:val="both"/>
@@ -5408,7 +6244,7 @@
           <w:ilvl w:val="1"/>
           <w:numId w:val="7"/>
         </w:numPr>
-        <w:spacing w:after="0" w:line="240" w:lineRule="auto"/>
+        <w:spacing w:after="80" w:line="240" w:lineRule="auto"/>
         <w:ind w:left="709" w:firstLine="709"/>
         <w:contextualSpacing w:val="0"/>
         <w:jc w:val="both"/>
@@ -5434,7 +6270,7 @@
           <w:ilvl w:val="1"/>
           <w:numId w:val="7"/>
         </w:numPr>
-        <w:spacing w:after="0" w:line="240" w:lineRule="auto"/>
+        <w:spacing w:after="80" w:line="240" w:lineRule="auto"/>
         <w:ind w:left="709" w:firstLine="709"/>
         <w:contextualSpacing w:val="0"/>
         <w:jc w:val="both"/>
@@ -5460,7 +6296,7 @@
           <w:ilvl w:val="1"/>
           <w:numId w:val="7"/>
         </w:numPr>
-        <w:spacing w:after="0" w:line="240" w:lineRule="auto"/>
+        <w:spacing w:after="80" w:line="240" w:lineRule="auto"/>
         <w:ind w:left="709" w:firstLine="709"/>
         <w:contextualSpacing w:val="0"/>
         <w:jc w:val="both"/>
@@ -5486,7 +6322,7 @@
           <w:ilvl w:val="1"/>
           <w:numId w:val="7"/>
         </w:numPr>
-        <w:spacing w:after="0" w:line="240" w:lineRule="auto"/>
+        <w:spacing w:after="80" w:line="240" w:lineRule="auto"/>
         <w:ind w:left="709" w:firstLine="709"/>
         <w:contextualSpacing w:val="0"/>
         <w:jc w:val="both"/>
@@ -5502,25 +6338,23 @@
           <w:sz w:val="28"/>
           <w:szCs w:val="28"/>
         </w:rPr>
-        <w:t xml:space="preserve">Учёт </w:t>
-      </w:r>
-      <w:proofErr w:type="spellStart"/>
-      <w:r>
-        <w:rPr>
-          <w:rFonts w:ascii="Times New Roman" w:hAnsi="Times New Roman" w:cs="Times New Roman"/>
-          <w:sz w:val="28"/>
-          <w:szCs w:val="28"/>
-        </w:rPr>
-        <w:t>внутреигровых</w:t>
-      </w:r>
-      <w:proofErr w:type="spellEnd"/>
-      <w:r>
-        <w:rPr>
-          <w:rFonts w:ascii="Times New Roman" w:hAnsi="Times New Roman" w:cs="Times New Roman"/>
-          <w:sz w:val="28"/>
-          <w:szCs w:val="28"/>
-        </w:rPr>
-        <w:t xml:space="preserve"> предметов</w:t>
+        <w:t>Учёт внутр</w:t>
+      </w:r>
+      <w:r>
+        <w:rPr>
+          <w:rFonts w:ascii="Times New Roman" w:hAnsi="Times New Roman" w:cs="Times New Roman"/>
+          <w:sz w:val="28"/>
+          <w:szCs w:val="28"/>
+        </w:rPr>
+        <w:t>и</w:t>
+      </w:r>
+      <w:r>
+        <w:rPr>
+          <w:rFonts w:ascii="Times New Roman" w:hAnsi="Times New Roman" w:cs="Times New Roman"/>
+          <w:sz w:val="28"/>
+          <w:szCs w:val="28"/>
+        </w:rPr>
+        <w:t>игровых предметов</w:t>
       </w:r>
     </w:p>
     <w:p>
@@ -5530,7 +6364,7 @@
           <w:ilvl w:val="1"/>
           <w:numId w:val="7"/>
         </w:numPr>
-        <w:spacing w:after="0" w:line="240" w:lineRule="auto"/>
+        <w:spacing w:after="80" w:line="240" w:lineRule="auto"/>
         <w:ind w:left="709" w:firstLine="709"/>
         <w:contextualSpacing w:val="0"/>
         <w:jc w:val="both"/>
@@ -5546,25 +6380,23 @@
           <w:sz w:val="28"/>
           <w:szCs w:val="28"/>
         </w:rPr>
-        <w:t xml:space="preserve">Учёт купленных </w:t>
-      </w:r>
-      <w:proofErr w:type="spellStart"/>
-      <w:r>
-        <w:rPr>
-          <w:rFonts w:ascii="Times New Roman" w:hAnsi="Times New Roman" w:cs="Times New Roman"/>
-          <w:sz w:val="28"/>
-          <w:szCs w:val="28"/>
-        </w:rPr>
-        <w:t>внутреигровых</w:t>
-      </w:r>
-      <w:proofErr w:type="spellEnd"/>
-      <w:r>
-        <w:rPr>
-          <w:rFonts w:ascii="Times New Roman" w:hAnsi="Times New Roman" w:cs="Times New Roman"/>
-          <w:sz w:val="28"/>
-          <w:szCs w:val="28"/>
-        </w:rPr>
-        <w:t xml:space="preserve"> предметов</w:t>
+        <w:t>Учёт купленных внутр</w:t>
+      </w:r>
+      <w:r>
+        <w:rPr>
+          <w:rFonts w:ascii="Times New Roman" w:hAnsi="Times New Roman" w:cs="Times New Roman"/>
+          <w:sz w:val="28"/>
+          <w:szCs w:val="28"/>
+        </w:rPr>
+        <w:t>и</w:t>
+      </w:r>
+      <w:r>
+        <w:rPr>
+          <w:rFonts w:ascii="Times New Roman" w:hAnsi="Times New Roman" w:cs="Times New Roman"/>
+          <w:sz w:val="28"/>
+          <w:szCs w:val="28"/>
+        </w:rPr>
+        <w:t>игровых предметов</w:t>
       </w:r>
     </w:p>
     <w:p>
@@ -5574,7 +6406,7 @@
           <w:ilvl w:val="1"/>
           <w:numId w:val="7"/>
         </w:numPr>
-        <w:spacing w:after="0" w:line="240" w:lineRule="auto"/>
+        <w:spacing w:after="80" w:line="240" w:lineRule="auto"/>
         <w:ind w:left="709" w:firstLine="709"/>
         <w:contextualSpacing w:val="0"/>
         <w:jc w:val="both"/>
@@ -5600,7 +6432,7 @@
           <w:ilvl w:val="1"/>
           <w:numId w:val="7"/>
         </w:numPr>
-        <w:spacing w:after="0" w:line="240" w:lineRule="auto"/>
+        <w:spacing w:after="80" w:line="240" w:lineRule="auto"/>
         <w:ind w:left="709" w:firstLine="709"/>
         <w:contextualSpacing w:val="0"/>
         <w:jc w:val="both"/>
@@ -5624,18 +6456,24 @@
           <w:sz w:val="28"/>
           <w:szCs w:val="28"/>
         </w:rPr>
-        <w:t xml:space="preserve"> и </w:t>
-      </w:r>
-      <w:proofErr w:type="spellStart"/>
-      <w:r>
-        <w:rPr>
-          <w:rFonts w:ascii="Times New Roman" w:hAnsi="Times New Roman" w:cs="Times New Roman"/>
-          <w:sz w:val="28"/>
-          <w:szCs w:val="28"/>
-        </w:rPr>
-        <w:t>количесва</w:t>
-      </w:r>
-      <w:proofErr w:type="spellEnd"/>
+        <w:t xml:space="preserve"> и количес</w:t>
+      </w:r>
+      <w:r>
+        <w:rPr>
+          <w:rFonts w:ascii="Times New Roman" w:hAnsi="Times New Roman" w:cs="Times New Roman"/>
+          <w:sz w:val="28"/>
+          <w:szCs w:val="28"/>
+        </w:rPr>
+        <w:t>т</w:t>
+      </w:r>
+      <w:r>
+        <w:rPr>
+          <w:rFonts w:ascii="Times New Roman" w:hAnsi="Times New Roman" w:cs="Times New Roman"/>
+          <w:sz w:val="28"/>
+          <w:szCs w:val="28"/>
+        </w:rPr>
+        <w:t>ва</w:t>
+      </w:r>
       <w:r>
         <w:rPr>
           <w:rFonts w:ascii="Times New Roman" w:hAnsi="Times New Roman" w:cs="Times New Roman"/>
@@ -5647,7 +6485,7 @@
     </w:p>
     <w:p>
       <w:pPr>
-        <w:spacing w:line="240" w:lineRule="auto"/>
+        <w:spacing w:after="80" w:line="240" w:lineRule="auto"/>
         <w:jc w:val="both"/>
         <w:rPr>
           <w:rFonts w:ascii="Times New Roman" w:hAnsi="Times New Roman" w:cs="Times New Roman"/>
@@ -5658,6 +6496,7 @@
     </w:p>
     <w:p>
       <w:pPr>
+        <w:spacing w:after="80" w:line="240" w:lineRule="auto"/>
         <w:rPr>
           <w:rFonts w:ascii="Times New Roman" w:hAnsi="Times New Roman" w:cs="Times New Roman"/>
           <w:sz w:val="28"/>
